--- a/Acc_Datos/RA1_A1_AcesoDatos.docx
+++ b/Acc_Datos/RA1_A1_AcesoDatos.docx
@@ -7,14 +7,12 @@
         <w:pStyle w:val="Title"/>
         <w:jc w:val="center"/>
         <w:rPr>
-          <w:rFonts w:ascii="Calibri" w:hAnsi="Calibri" w:cs="Calibri"/>
-          <w:sz w:val="48"/>
-          <w:szCs w:val="48"/>
-        </w:rPr>
-      </w:pPr>
-      <w:r>
-        <w:rPr>
-          <w:rFonts w:cs="Calibri" w:ascii="Calibri" w:hAnsi="Calibri"/>
+          <w:rFonts w:ascii="Times New Roman" w:hAnsi="Times New Roman"/>
+        </w:rPr>
+      </w:pPr>
+      <w:r>
+        <w:rPr>
+          <w:rFonts w:cs="Calibri" w:ascii="Times New Roman" w:hAnsi="Times New Roman"/>
           <w:sz w:val="48"/>
           <w:szCs w:val="48"/>
         </w:rPr>
@@ -27,14 +25,12 @@
         <w:spacing w:lineRule="auto" w:line="240"/>
         <w:jc w:val="center"/>
         <w:rPr>
-          <w:rFonts w:ascii="Calibri" w:hAnsi="Calibri" w:cs="Calibri"/>
-          <w:sz w:val="36"/>
-          <w:szCs w:val="36"/>
-        </w:rPr>
-      </w:pPr>
-      <w:r>
-        <w:rPr>
-          <w:rFonts w:cs="Calibri" w:ascii="Calibri" w:hAnsi="Calibri"/>
+          <w:rFonts w:ascii="Times New Roman" w:hAnsi="Times New Roman"/>
+        </w:rPr>
+      </w:pPr>
+      <w:r>
+        <w:rPr>
+          <w:rFonts w:cs="Calibri" w:ascii="Times New Roman" w:hAnsi="Times New Roman"/>
           <w:sz w:val="36"/>
           <w:szCs w:val="36"/>
         </w:rPr>
@@ -47,17 +43,15 @@
         <w:spacing w:lineRule="auto" w:line="240"/>
         <w:jc w:val="center"/>
         <w:rPr>
-          <w:rFonts w:ascii="Calibri" w:hAnsi="Calibri" w:cs="Calibri"/>
+          <w:rFonts w:ascii="Times New Roman" w:hAnsi="Times New Roman"/>
+        </w:rPr>
+      </w:pPr>
+      <w:r>
+        <w:rPr>
+          <w:rFonts w:cs="Calibri" w:ascii="Times New Roman" w:hAnsi="Times New Roman"/>
           <w:sz w:val="36"/>
           <w:szCs w:val="36"/>
         </w:rPr>
-      </w:pPr>
-      <w:r>
-        <w:rPr>
-          <w:rFonts w:cs="Calibri" w:ascii="Calibri" w:hAnsi="Calibri"/>
-          <w:sz w:val="36"/>
-          <w:szCs w:val="36"/>
-        </w:rPr>
         <w:t xml:space="preserve">¡De ficheros a bases de datos! La evolución en el Acceso a Datos. </w:t>
       </w:r>
     </w:p>
@@ -66,14 +60,12 @@
         <w:pStyle w:val="Normal"/>
         <w:jc w:val="both"/>
         <w:rPr>
-          <w:rFonts w:ascii="Calibri" w:hAnsi="Calibri" w:cs="Calibri"/>
-          <w:sz w:val="24"/>
-          <w:szCs w:val="24"/>
-        </w:rPr>
-      </w:pPr>
-      <w:r>
-        <w:rPr>
-          <w:rFonts w:cs="Calibri" w:ascii="Calibri" w:hAnsi="Calibri"/>
+          <w:rFonts w:ascii="Times New Roman" w:hAnsi="Times New Roman"/>
+        </w:rPr>
+      </w:pPr>
+      <w:r>
+        <w:rPr>
+          <w:rFonts w:cs="Calibri" w:ascii="Times New Roman" w:hAnsi="Times New Roman"/>
           <w:b/>
           <w:bCs/>
           <w:sz w:val="28"/>
@@ -83,7 +75,7 @@
       </w:r>
       <w:r>
         <w:rPr>
-          <w:rFonts w:cs="Calibri" w:ascii="Calibri" w:hAnsi="Calibri"/>
+          <w:rFonts w:cs="Calibri" w:ascii="Times New Roman" w:hAnsi="Times New Roman"/>
           <w:sz w:val="24"/>
           <w:szCs w:val="24"/>
         </w:rPr>
@@ -96,14 +88,12 @@
         <w:spacing w:lineRule="auto" w:line="240"/>
         <w:jc w:val="both"/>
         <w:rPr>
-          <w:rFonts w:ascii="Calibri" w:hAnsi="Calibri" w:cs="Calibri"/>
-          <w:sz w:val="24"/>
-          <w:szCs w:val="24"/>
-        </w:rPr>
-      </w:pPr>
-      <w:r>
-        <w:rPr>
-          <w:rFonts w:cs="Calibri" w:ascii="Calibri" w:hAnsi="Calibri"/>
+          <w:rFonts w:ascii="Times New Roman" w:hAnsi="Times New Roman"/>
+        </w:rPr>
+      </w:pPr>
+      <w:r>
+        <w:rPr>
+          <w:rFonts w:cs="Calibri" w:ascii="Times New Roman" w:hAnsi="Times New Roman"/>
           <w:sz w:val="24"/>
           <w:szCs w:val="24"/>
         </w:rPr>
@@ -111,7 +101,7 @@
       </w:r>
       <w:r>
         <w:rPr>
-          <w:rFonts w:cs="Calibri" w:ascii="Calibri" w:hAnsi="Calibri"/>
+          <w:rFonts w:cs="Calibri" w:ascii="Times New Roman" w:hAnsi="Times New Roman"/>
           <w:b/>
           <w:bCs/>
           <w:sz w:val="24"/>
@@ -121,7 +111,7 @@
       </w:r>
       <w:r>
         <w:rPr>
-          <w:rFonts w:cs="Calibri" w:ascii="Calibri" w:hAnsi="Calibri"/>
+          <w:rFonts w:cs="Calibri" w:ascii="Times New Roman" w:hAnsi="Times New Roman"/>
           <w:sz w:val="24"/>
           <w:szCs w:val="24"/>
         </w:rPr>
@@ -129,7 +119,7 @@
       </w:r>
       <w:r>
         <w:rPr>
-          <w:rFonts w:cs="Calibri" w:ascii="Calibri" w:hAnsi="Calibri"/>
+          <w:rFonts w:cs="Calibri" w:ascii="Times New Roman" w:hAnsi="Times New Roman"/>
           <w:b/>
           <w:bCs/>
           <w:sz w:val="24"/>
@@ -139,7 +129,7 @@
       </w:r>
       <w:r>
         <w:rPr>
-          <w:rFonts w:cs="Calibri" w:ascii="Calibri" w:hAnsi="Calibri"/>
+          <w:rFonts w:cs="Calibri" w:ascii="Times New Roman" w:hAnsi="Times New Roman"/>
           <w:sz w:val="24"/>
           <w:szCs w:val="24"/>
         </w:rPr>
@@ -147,7 +137,7 @@
       </w:r>
       <w:r>
         <w:rPr>
-          <w:rFonts w:cs="Calibri" w:ascii="Calibri" w:hAnsi="Calibri"/>
+          <w:rFonts w:cs="Calibri" w:ascii="Times New Roman" w:hAnsi="Times New Roman"/>
           <w:b/>
           <w:bCs/>
           <w:sz w:val="24"/>
@@ -157,7 +147,7 @@
       </w:r>
       <w:r>
         <w:rPr>
-          <w:rFonts w:cs="Calibri" w:ascii="Calibri" w:hAnsi="Calibri"/>
+          <w:rFonts w:cs="Calibri" w:ascii="Times New Roman" w:hAnsi="Times New Roman"/>
           <w:sz w:val="24"/>
           <w:szCs w:val="24"/>
         </w:rPr>
@@ -165,7 +155,7 @@
       </w:r>
       <w:r>
         <w:rPr>
-          <w:rFonts w:cs="Calibri" w:ascii="Calibri" w:hAnsi="Calibri"/>
+          <w:rFonts w:cs="Calibri" w:ascii="Times New Roman" w:hAnsi="Times New Roman"/>
           <w:b/>
           <w:bCs/>
           <w:sz w:val="24"/>
@@ -175,7 +165,7 @@
       </w:r>
       <w:r>
         <w:rPr>
-          <w:rFonts w:cs="Calibri" w:ascii="Calibri" w:hAnsi="Calibri"/>
+          <w:rFonts w:cs="Calibri" w:ascii="Times New Roman" w:hAnsi="Times New Roman"/>
           <w:sz w:val="24"/>
           <w:szCs w:val="24"/>
         </w:rPr>
@@ -188,14 +178,12 @@
         <w:spacing w:lineRule="auto" w:line="240"/>
         <w:jc w:val="both"/>
         <w:rPr>
-          <w:rFonts w:ascii="Calibri" w:hAnsi="Calibri" w:cs="Calibri"/>
-          <w:sz w:val="24"/>
-          <w:szCs w:val="24"/>
-        </w:rPr>
-      </w:pPr>
-      <w:r>
-        <w:rPr>
-          <w:rFonts w:cs="Calibri" w:ascii="Calibri" w:hAnsi="Calibri"/>
+          <w:rFonts w:ascii="Times New Roman" w:hAnsi="Times New Roman"/>
+        </w:rPr>
+      </w:pPr>
+      <w:r>
+        <w:rPr>
+          <w:rFonts w:cs="Calibri" w:ascii="Times New Roman" w:hAnsi="Times New Roman"/>
           <w:sz w:val="24"/>
           <w:szCs w:val="24"/>
         </w:rPr>
@@ -203,7 +191,7 @@
       </w:r>
       <w:r>
         <w:rPr>
-          <w:rFonts w:cs="Calibri" w:ascii="Calibri" w:hAnsi="Calibri"/>
+          <w:rFonts w:cs="Calibri" w:ascii="Times New Roman" w:hAnsi="Times New Roman"/>
           <w:b/>
           <w:bCs/>
           <w:sz w:val="24"/>
@@ -213,7 +201,7 @@
       </w:r>
       <w:r>
         <w:rPr>
-          <w:rFonts w:cs="Calibri" w:ascii="Calibri" w:hAnsi="Calibri"/>
+          <w:rFonts w:cs="Calibri" w:ascii="Times New Roman" w:hAnsi="Times New Roman"/>
           <w:sz w:val="24"/>
           <w:szCs w:val="24"/>
         </w:rPr>
@@ -226,14 +214,12 @@
         <w:spacing w:lineRule="auto" w:line="240" w:before="0" w:after="60"/>
         <w:jc w:val="both"/>
         <w:rPr>
-          <w:rFonts w:ascii="Calibri" w:hAnsi="Calibri" w:cs="Calibri"/>
-          <w:sz w:val="24"/>
-          <w:szCs w:val="24"/>
-        </w:rPr>
-      </w:pPr>
-      <w:r>
-        <w:rPr>
-          <w:rFonts w:cs="Calibri" w:ascii="Calibri" w:hAnsi="Calibri"/>
+          <w:rFonts w:ascii="Times New Roman" w:hAnsi="Times New Roman"/>
+        </w:rPr>
+      </w:pPr>
+      <w:r>
+        <w:rPr>
+          <w:rFonts w:cs="Calibri" w:ascii="Times New Roman" w:hAnsi="Times New Roman"/>
           <w:b/>
           <w:bCs/>
           <w:sz w:val="28"/>
@@ -243,7 +229,7 @@
       </w:r>
       <w:r>
         <w:rPr>
-          <w:rFonts w:cs="Calibri" w:ascii="Calibri" w:hAnsi="Calibri"/>
+          <w:rFonts w:cs="Calibri" w:ascii="Times New Roman" w:hAnsi="Times New Roman"/>
           <w:sz w:val="24"/>
           <w:szCs w:val="24"/>
         </w:rPr>
@@ -261,14 +247,12 @@
         <w:ind w:hanging="357" w:start="714"/>
         <w:jc w:val="both"/>
         <w:rPr>
-          <w:rFonts w:ascii="Calibri" w:hAnsi="Calibri" w:cs="Calibri"/>
-          <w:sz w:val="24"/>
-          <w:szCs w:val="24"/>
-        </w:rPr>
-      </w:pPr>
-      <w:r>
-        <w:rPr>
-          <w:rFonts w:cs="Calibri" w:ascii="Calibri" w:hAnsi="Calibri"/>
+          <w:rFonts w:ascii="Times New Roman" w:hAnsi="Times New Roman"/>
+        </w:rPr>
+      </w:pPr>
+      <w:r>
+        <w:rPr>
+          <w:rFonts w:cs="Calibri" w:ascii="Times New Roman" w:hAnsi="Times New Roman"/>
           <w:sz w:val="24"/>
           <w:szCs w:val="24"/>
         </w:rPr>
@@ -276,7 +260,7 @@
       </w:r>
       <w:r>
         <w:rPr>
-          <w:rFonts w:cs="Calibri" w:ascii="Calibri" w:hAnsi="Calibri"/>
+          <w:rFonts w:cs="Calibri" w:ascii="Times New Roman" w:hAnsi="Times New Roman"/>
           <w:b/>
           <w:bCs/>
           <w:sz w:val="24"/>
@@ -286,7 +270,7 @@
       </w:r>
       <w:r>
         <w:rPr>
-          <w:rFonts w:cs="Calibri" w:ascii="Calibri" w:hAnsi="Calibri"/>
+          <w:rFonts w:cs="Calibri" w:ascii="Times New Roman" w:hAnsi="Times New Roman"/>
           <w:sz w:val="24"/>
           <w:szCs w:val="24"/>
         </w:rPr>
@@ -304,14 +288,12 @@
         <w:ind w:hanging="357" w:start="714"/>
         <w:jc w:val="both"/>
         <w:rPr>
-          <w:rFonts w:ascii="Calibri" w:hAnsi="Calibri" w:cs="Calibri"/>
-          <w:sz w:val="24"/>
-          <w:szCs w:val="24"/>
-        </w:rPr>
-      </w:pPr>
-      <w:r>
-        <w:rPr>
-          <w:rFonts w:cs="Calibri" w:ascii="Calibri" w:hAnsi="Calibri"/>
+          <w:rFonts w:ascii="Times New Roman" w:hAnsi="Times New Roman"/>
+        </w:rPr>
+      </w:pPr>
+      <w:r>
+        <w:rPr>
+          <w:rFonts w:cs="Calibri" w:ascii="Times New Roman" w:hAnsi="Times New Roman"/>
           <w:sz w:val="24"/>
           <w:szCs w:val="24"/>
         </w:rPr>
@@ -319,7 +301,7 @@
       </w:r>
       <w:r>
         <w:rPr>
-          <w:rFonts w:cs="Calibri" w:ascii="Calibri" w:hAnsi="Calibri"/>
+          <w:rFonts w:cs="Calibri" w:ascii="Times New Roman" w:hAnsi="Times New Roman"/>
           <w:b/>
           <w:bCs/>
           <w:sz w:val="24"/>
@@ -329,7 +311,7 @@
       </w:r>
       <w:r>
         <w:rPr>
-          <w:rFonts w:cs="Calibri" w:ascii="Calibri" w:hAnsi="Calibri"/>
+          <w:rFonts w:cs="Calibri" w:ascii="Times New Roman" w:hAnsi="Times New Roman"/>
           <w:sz w:val="24"/>
           <w:szCs w:val="24"/>
         </w:rPr>
@@ -347,14 +329,12 @@
         <w:ind w:hanging="357" w:start="714"/>
         <w:jc w:val="both"/>
         <w:rPr>
-          <w:rFonts w:ascii="Calibri" w:hAnsi="Calibri" w:cs="Calibri"/>
-          <w:sz w:val="24"/>
-          <w:szCs w:val="24"/>
-        </w:rPr>
-      </w:pPr>
-      <w:r>
-        <w:rPr>
-          <w:rFonts w:cs="Calibri" w:ascii="Calibri" w:hAnsi="Calibri"/>
+          <w:rFonts w:ascii="Times New Roman" w:hAnsi="Times New Roman"/>
+        </w:rPr>
+      </w:pPr>
+      <w:r>
+        <w:rPr>
+          <w:rFonts w:cs="Calibri" w:ascii="Times New Roman" w:hAnsi="Times New Roman"/>
           <w:sz w:val="24"/>
           <w:szCs w:val="24"/>
         </w:rPr>
@@ -362,7 +342,7 @@
       </w:r>
       <w:r>
         <w:rPr>
-          <w:rFonts w:cs="Calibri" w:ascii="Calibri" w:hAnsi="Calibri"/>
+          <w:rFonts w:cs="Calibri" w:ascii="Times New Roman" w:hAnsi="Times New Roman"/>
           <w:b/>
           <w:bCs/>
           <w:sz w:val="24"/>
@@ -372,7 +352,7 @@
       </w:r>
       <w:r>
         <w:rPr>
-          <w:rFonts w:cs="Calibri" w:ascii="Calibri" w:hAnsi="Calibri"/>
+          <w:rFonts w:cs="Calibri" w:ascii="Times New Roman" w:hAnsi="Times New Roman"/>
           <w:sz w:val="24"/>
           <w:szCs w:val="24"/>
         </w:rPr>
@@ -390,14 +370,12 @@
         <w:ind w:hanging="357" w:start="714"/>
         <w:jc w:val="both"/>
         <w:rPr>
-          <w:rFonts w:ascii="Calibri" w:hAnsi="Calibri" w:cs="Calibri"/>
-          <w:sz w:val="24"/>
-          <w:szCs w:val="24"/>
-        </w:rPr>
-      </w:pPr>
-      <w:r>
-        <w:rPr>
-          <w:rFonts w:cs="Calibri" w:ascii="Calibri" w:hAnsi="Calibri"/>
+          <w:rFonts w:ascii="Times New Roman" w:hAnsi="Times New Roman"/>
+        </w:rPr>
+      </w:pPr>
+      <w:r>
+        <w:rPr>
+          <w:rFonts w:cs="Calibri" w:ascii="Times New Roman" w:hAnsi="Times New Roman"/>
           <w:sz w:val="24"/>
           <w:szCs w:val="24"/>
         </w:rPr>
@@ -415,14 +393,12 @@
         <w:ind w:hanging="357" w:start="714"/>
         <w:jc w:val="both"/>
         <w:rPr>
-          <w:rFonts w:ascii="Calibri" w:hAnsi="Calibri" w:cs="Calibri"/>
-          <w:sz w:val="24"/>
-          <w:szCs w:val="24"/>
-        </w:rPr>
-      </w:pPr>
-      <w:r>
-        <w:rPr>
-          <w:rFonts w:cs="Calibri" w:ascii="Calibri" w:hAnsi="Calibri"/>
+          <w:rFonts w:ascii="Times New Roman" w:hAnsi="Times New Roman"/>
+        </w:rPr>
+      </w:pPr>
+      <w:r>
+        <w:rPr>
+          <w:rFonts w:cs="Calibri" w:ascii="Times New Roman" w:hAnsi="Times New Roman"/>
           <w:sz w:val="24"/>
           <w:szCs w:val="24"/>
         </w:rPr>
@@ -430,7 +406,7 @@
       </w:r>
       <w:r>
         <w:rPr>
-          <w:rFonts w:cs="Calibri" w:ascii="Calibri" w:hAnsi="Calibri"/>
+          <w:rFonts w:cs="Calibri" w:ascii="Times New Roman" w:hAnsi="Times New Roman"/>
           <w:b/>
           <w:bCs/>
           <w:sz w:val="24"/>
@@ -440,7 +416,7 @@
       </w:r>
       <w:r>
         <w:rPr>
-          <w:rFonts w:cs="Calibri" w:ascii="Calibri" w:hAnsi="Calibri"/>
+          <w:rFonts w:cs="Calibri" w:ascii="Times New Roman" w:hAnsi="Times New Roman"/>
           <w:sz w:val="24"/>
           <w:szCs w:val="24"/>
         </w:rPr>
@@ -453,21 +429,17 @@
         <w:spacing w:lineRule="auto" w:line="240" w:before="0" w:after="60"/>
         <w:jc w:val="both"/>
         <w:rPr>
-          <w:rFonts w:ascii="Calibri" w:hAnsi="Calibri" w:cs="Calibri"/>
+          <w:rFonts w:ascii="Times New Roman" w:hAnsi="Times New Roman"/>
+        </w:rPr>
+      </w:pPr>
+      <w:r>
+        <w:rPr>
+          <w:rFonts w:cs="Calibri" w:ascii="Times New Roman" w:hAnsi="Times New Roman"/>
           <w:b/>
           <w:bCs/>
           <w:sz w:val="28"/>
           <w:szCs w:val="28"/>
         </w:rPr>
-      </w:pPr>
-      <w:r>
-        <w:rPr>
-          <w:rFonts w:cs="Calibri" w:ascii="Calibri" w:hAnsi="Calibri"/>
-          <w:b/>
-          <w:bCs/>
-          <w:sz w:val="28"/>
-          <w:szCs w:val="28"/>
-        </w:rPr>
         <w:t>Instrucciones:</w:t>
       </w:r>
     </w:p>
@@ -477,14 +449,12 @@
         <w:spacing w:lineRule="auto" w:line="240" w:before="0" w:after="60"/>
         <w:jc w:val="both"/>
         <w:rPr>
-          <w:rFonts w:ascii="Calibri" w:hAnsi="Calibri" w:cs="Calibri"/>
-          <w:sz w:val="24"/>
-          <w:szCs w:val="24"/>
-        </w:rPr>
-      </w:pPr>
-      <w:r>
-        <w:rPr>
-          <w:rFonts w:cs="Calibri" w:ascii="Calibri" w:hAnsi="Calibri"/>
+          <w:rFonts w:ascii="Times New Roman" w:hAnsi="Times New Roman"/>
+        </w:rPr>
+      </w:pPr>
+      <w:r>
+        <w:rPr>
+          <w:rFonts w:cs="Calibri" w:ascii="Times New Roman" w:hAnsi="Times New Roman"/>
           <w:sz w:val="24"/>
           <w:szCs w:val="24"/>
         </w:rPr>
@@ -501,14 +471,12 @@
         <w:spacing w:lineRule="auto" w:line="240"/>
         <w:jc w:val="both"/>
         <w:rPr>
-          <w:rFonts w:ascii="Calibri" w:hAnsi="Calibri" w:cs="Calibri"/>
-          <w:sz w:val="24"/>
-          <w:szCs w:val="24"/>
-        </w:rPr>
-      </w:pPr>
-      <w:r>
-        <w:rPr>
-          <w:rFonts w:cs="Calibri" w:ascii="Calibri" w:hAnsi="Calibri"/>
+          <w:rFonts w:ascii="Times New Roman" w:hAnsi="Times New Roman"/>
+        </w:rPr>
+      </w:pPr>
+      <w:r>
+        <w:rPr>
+          <w:rFonts w:cs="Calibri" w:ascii="Times New Roman" w:hAnsi="Times New Roman"/>
           <w:sz w:val="24"/>
           <w:szCs w:val="24"/>
         </w:rPr>
@@ -516,7 +484,7 @@
       </w:r>
       <w:r>
         <w:rPr>
-          <w:rFonts w:cs="Calibri" w:ascii="Calibri" w:hAnsi="Calibri"/>
+          <w:rFonts w:cs="Calibri" w:ascii="Times New Roman" w:hAnsi="Times New Roman"/>
           <w:b/>
           <w:bCs/>
           <w:sz w:val="24"/>
@@ -526,7 +494,7 @@
       </w:r>
       <w:r>
         <w:rPr>
-          <w:rFonts w:cs="Calibri" w:ascii="Calibri" w:hAnsi="Calibri"/>
+          <w:rFonts w:cs="Calibri" w:ascii="Times New Roman" w:hAnsi="Times New Roman"/>
           <w:sz w:val="24"/>
           <w:szCs w:val="24"/>
         </w:rPr>
@@ -543,14 +511,12 @@
         <w:spacing w:lineRule="auto" w:line="240"/>
         <w:jc w:val="both"/>
         <w:rPr>
-          <w:rFonts w:ascii="Calibri" w:hAnsi="Calibri" w:cs="Calibri"/>
-          <w:sz w:val="24"/>
-          <w:szCs w:val="24"/>
-        </w:rPr>
-      </w:pPr>
-      <w:r>
-        <w:rPr>
-          <w:rFonts w:cs="Calibri" w:ascii="Calibri" w:hAnsi="Calibri"/>
+          <w:rFonts w:ascii="Times New Roman" w:hAnsi="Times New Roman"/>
+        </w:rPr>
+      </w:pPr>
+      <w:r>
+        <w:rPr>
+          <w:rFonts w:cs="Calibri" w:ascii="Times New Roman" w:hAnsi="Times New Roman"/>
           <w:sz w:val="24"/>
           <w:szCs w:val="24"/>
         </w:rPr>
@@ -558,7 +524,7 @@
       </w:r>
       <w:r>
         <w:rPr>
-          <w:rFonts w:cs="Calibri" w:ascii="Calibri" w:hAnsi="Calibri"/>
+          <w:rFonts w:cs="Calibri" w:ascii="Times New Roman" w:hAnsi="Times New Roman"/>
           <w:b/>
           <w:bCs/>
           <w:sz w:val="24"/>
@@ -568,7 +534,7 @@
       </w:r>
       <w:r>
         <w:rPr>
-          <w:rFonts w:cs="Calibri" w:ascii="Calibri" w:hAnsi="Calibri"/>
+          <w:rFonts w:cs="Calibri" w:ascii="Times New Roman" w:hAnsi="Times New Roman"/>
           <w:sz w:val="24"/>
           <w:szCs w:val="24"/>
         </w:rPr>
@@ -585,14 +551,12 @@
         <w:spacing w:lineRule="auto" w:line="240"/>
         <w:jc w:val="both"/>
         <w:rPr>
-          <w:rFonts w:ascii="Calibri" w:hAnsi="Calibri" w:cs="Calibri"/>
-          <w:sz w:val="24"/>
-          <w:szCs w:val="24"/>
-        </w:rPr>
-      </w:pPr>
-      <w:r>
-        <w:rPr>
-          <w:rFonts w:cs="Calibri" w:ascii="Calibri" w:hAnsi="Calibri"/>
+          <w:rFonts w:ascii="Times New Roman" w:hAnsi="Times New Roman"/>
+        </w:rPr>
+      </w:pPr>
+      <w:r>
+        <w:rPr>
+          <w:rFonts w:cs="Calibri" w:ascii="Times New Roman" w:hAnsi="Times New Roman"/>
           <w:sz w:val="24"/>
           <w:szCs w:val="24"/>
         </w:rPr>
@@ -600,7 +564,7 @@
       </w:r>
       <w:r>
         <w:rPr>
-          <w:rFonts w:cs="Calibri" w:ascii="Calibri" w:hAnsi="Calibri"/>
+          <w:rFonts w:cs="Calibri" w:ascii="Times New Roman" w:hAnsi="Times New Roman"/>
           <w:b/>
           <w:bCs/>
           <w:sz w:val="24"/>
@@ -610,7 +574,7 @@
       </w:r>
       <w:r>
         <w:rPr>
-          <w:rFonts w:cs="Calibri" w:ascii="Calibri" w:hAnsi="Calibri"/>
+          <w:rFonts w:cs="Calibri" w:ascii="Times New Roman" w:hAnsi="Times New Roman"/>
           <w:sz w:val="24"/>
           <w:szCs w:val="24"/>
         </w:rPr>
@@ -627,14 +591,12 @@
         <w:spacing w:lineRule="auto" w:line="240"/>
         <w:jc w:val="both"/>
         <w:rPr>
-          <w:rFonts w:ascii="Calibri" w:hAnsi="Calibri" w:cs="Calibri"/>
-          <w:sz w:val="24"/>
-          <w:szCs w:val="24"/>
-        </w:rPr>
-      </w:pPr>
-      <w:r>
-        <w:rPr>
-          <w:rFonts w:cs="Calibri" w:ascii="Calibri" w:hAnsi="Calibri"/>
+          <w:rFonts w:ascii="Times New Roman" w:hAnsi="Times New Roman"/>
+        </w:rPr>
+      </w:pPr>
+      <w:r>
+        <w:rPr>
+          <w:rFonts w:cs="Calibri" w:ascii="Times New Roman" w:hAnsi="Times New Roman"/>
           <w:sz w:val="24"/>
           <w:szCs w:val="24"/>
         </w:rPr>
@@ -642,7 +604,7 @@
       </w:r>
       <w:r>
         <w:rPr>
-          <w:rFonts w:cs="Calibri" w:ascii="Calibri" w:hAnsi="Calibri"/>
+          <w:rFonts w:cs="Calibri" w:ascii="Times New Roman" w:hAnsi="Times New Roman"/>
           <w:b/>
           <w:bCs/>
           <w:sz w:val="24"/>
@@ -652,7 +614,7 @@
       </w:r>
       <w:r>
         <w:rPr>
-          <w:rFonts w:cs="Calibri" w:ascii="Calibri" w:hAnsi="Calibri"/>
+          <w:rFonts w:cs="Calibri" w:ascii="Times New Roman" w:hAnsi="Times New Roman"/>
           <w:sz w:val="24"/>
           <w:szCs w:val="24"/>
         </w:rPr>
@@ -669,14 +631,12 @@
         <w:spacing w:lineRule="auto" w:line="240"/>
         <w:jc w:val="both"/>
         <w:rPr>
-          <w:rFonts w:ascii="Calibri" w:hAnsi="Calibri" w:cs="Calibri"/>
-          <w:sz w:val="24"/>
-          <w:szCs w:val="24"/>
-        </w:rPr>
-      </w:pPr>
-      <w:r>
-        <w:rPr>
-          <w:rFonts w:cs="Calibri" w:ascii="Calibri" w:hAnsi="Calibri"/>
+          <w:rFonts w:ascii="Times New Roman" w:hAnsi="Times New Roman"/>
+        </w:rPr>
+      </w:pPr>
+      <w:r>
+        <w:rPr>
+          <w:rFonts w:cs="Calibri" w:ascii="Times New Roman" w:hAnsi="Times New Roman"/>
           <w:sz w:val="24"/>
           <w:szCs w:val="24"/>
         </w:rPr>
@@ -684,7 +644,7 @@
       </w:r>
       <w:r>
         <w:rPr>
-          <w:rFonts w:cs="Calibri" w:ascii="Calibri" w:hAnsi="Calibri"/>
+          <w:rFonts w:cs="Calibri" w:ascii="Times New Roman" w:hAnsi="Times New Roman"/>
           <w:b/>
           <w:bCs/>
           <w:sz w:val="24"/>
@@ -694,7 +654,7 @@
       </w:r>
       <w:r>
         <w:rPr>
-          <w:rFonts w:cs="Calibri" w:ascii="Calibri" w:hAnsi="Calibri"/>
+          <w:rFonts w:cs="Calibri" w:ascii="Times New Roman" w:hAnsi="Times New Roman"/>
           <w:sz w:val="24"/>
           <w:szCs w:val="24"/>
         </w:rPr>
@@ -711,14 +671,12 @@
         <w:spacing w:lineRule="auto" w:line="240"/>
         <w:jc w:val="both"/>
         <w:rPr>
-          <w:rFonts w:ascii="Calibri" w:hAnsi="Calibri" w:cs="Calibri"/>
-          <w:sz w:val="24"/>
-          <w:szCs w:val="24"/>
-        </w:rPr>
-      </w:pPr>
-      <w:r>
-        <w:rPr>
-          <w:rFonts w:cs="Calibri" w:ascii="Calibri" w:hAnsi="Calibri"/>
+          <w:rFonts w:ascii="Times New Roman" w:hAnsi="Times New Roman"/>
+        </w:rPr>
+      </w:pPr>
+      <w:r>
+        <w:rPr>
+          <w:rFonts w:cs="Calibri" w:ascii="Times New Roman" w:hAnsi="Times New Roman"/>
           <w:sz w:val="24"/>
           <w:szCs w:val="24"/>
         </w:rPr>
@@ -726,7 +684,7 @@
       </w:r>
       <w:r>
         <w:rPr>
-          <w:rFonts w:cs="Calibri" w:ascii="Calibri" w:hAnsi="Calibri"/>
+          <w:rFonts w:cs="Calibri" w:ascii="Times New Roman" w:hAnsi="Times New Roman"/>
           <w:b/>
           <w:bCs/>
           <w:sz w:val="24"/>
@@ -736,7 +694,7 @@
       </w:r>
       <w:r>
         <w:rPr>
-          <w:rFonts w:cs="Calibri" w:ascii="Calibri" w:hAnsi="Calibri"/>
+          <w:rFonts w:cs="Calibri" w:ascii="Times New Roman" w:hAnsi="Times New Roman"/>
           <w:sz w:val="24"/>
           <w:szCs w:val="24"/>
         </w:rPr>
@@ -753,14 +711,12 @@
         <w:spacing w:lineRule="auto" w:line="240"/>
         <w:jc w:val="both"/>
         <w:rPr>
-          <w:rFonts w:ascii="Calibri" w:hAnsi="Calibri" w:cs="Calibri"/>
-          <w:sz w:val="24"/>
-          <w:szCs w:val="24"/>
-        </w:rPr>
-      </w:pPr>
-      <w:r>
-        <w:rPr>
-          <w:rFonts w:cs="Calibri" w:ascii="Calibri" w:hAnsi="Calibri"/>
+          <w:rFonts w:ascii="Times New Roman" w:hAnsi="Times New Roman"/>
+        </w:rPr>
+      </w:pPr>
+      <w:r>
+        <w:rPr>
+          <w:rFonts w:cs="Calibri" w:ascii="Times New Roman" w:hAnsi="Times New Roman"/>
           <w:sz w:val="24"/>
           <w:szCs w:val="24"/>
         </w:rPr>
@@ -768,7 +724,7 @@
       </w:r>
       <w:r>
         <w:rPr>
-          <w:rFonts w:cs="Calibri" w:ascii="Calibri" w:hAnsi="Calibri"/>
+          <w:rFonts w:cs="Calibri" w:ascii="Times New Roman" w:hAnsi="Times New Roman"/>
           <w:b/>
           <w:bCs/>
           <w:sz w:val="24"/>
@@ -778,7 +734,7 @@
       </w:r>
       <w:r>
         <w:rPr>
-          <w:rFonts w:cs="Calibri" w:ascii="Calibri" w:hAnsi="Calibri"/>
+          <w:rFonts w:cs="Calibri" w:ascii="Times New Roman" w:hAnsi="Times New Roman"/>
           <w:sz w:val="24"/>
           <w:szCs w:val="24"/>
         </w:rPr>
@@ -795,14 +751,12 @@
         <w:spacing w:lineRule="auto" w:line="240"/>
         <w:jc w:val="both"/>
         <w:rPr>
-          <w:rFonts w:ascii="Calibri" w:hAnsi="Calibri" w:cs="Calibri"/>
-          <w:sz w:val="24"/>
-          <w:szCs w:val="24"/>
-        </w:rPr>
-      </w:pPr>
-      <w:r>
-        <w:rPr>
-          <w:rFonts w:cs="Calibri" w:ascii="Calibri" w:hAnsi="Calibri"/>
+          <w:rFonts w:ascii="Times New Roman" w:hAnsi="Times New Roman"/>
+        </w:rPr>
+      </w:pPr>
+      <w:r>
+        <w:rPr>
+          <w:rFonts w:cs="Calibri" w:ascii="Times New Roman" w:hAnsi="Times New Roman"/>
           <w:sz w:val="24"/>
           <w:szCs w:val="24"/>
         </w:rPr>
@@ -810,7 +764,7 @@
       </w:r>
       <w:r>
         <w:rPr>
-          <w:rFonts w:cs="Calibri" w:ascii="Calibri" w:hAnsi="Calibri"/>
+          <w:rFonts w:cs="Calibri" w:ascii="Times New Roman" w:hAnsi="Times New Roman"/>
           <w:b/>
           <w:bCs/>
           <w:sz w:val="24"/>
@@ -820,7 +774,7 @@
       </w:r>
       <w:r>
         <w:rPr>
-          <w:rFonts w:cs="Calibri" w:ascii="Calibri" w:hAnsi="Calibri"/>
+          <w:rFonts w:cs="Calibri" w:ascii="Times New Roman" w:hAnsi="Times New Roman"/>
           <w:sz w:val="24"/>
           <w:szCs w:val="24"/>
         </w:rPr>
@@ -837,14 +791,12 @@
         <w:spacing w:lineRule="auto" w:line="240"/>
         <w:jc w:val="both"/>
         <w:rPr>
-          <w:rFonts w:ascii="Calibri" w:hAnsi="Calibri" w:cs="Calibri"/>
-          <w:sz w:val="24"/>
-          <w:szCs w:val="24"/>
-        </w:rPr>
-      </w:pPr>
-      <w:r>
-        <w:rPr>
-          <w:rFonts w:cs="Calibri" w:ascii="Calibri" w:hAnsi="Calibri"/>
+          <w:rFonts w:ascii="Times New Roman" w:hAnsi="Times New Roman"/>
+        </w:rPr>
+      </w:pPr>
+      <w:r>
+        <w:rPr>
+          <w:rFonts w:cs="Calibri" w:ascii="Times New Roman" w:hAnsi="Times New Roman"/>
           <w:sz w:val="24"/>
           <w:szCs w:val="24"/>
         </w:rPr>
@@ -852,7 +804,7 @@
       </w:r>
       <w:r>
         <w:rPr>
-          <w:rFonts w:cs="Calibri" w:ascii="Calibri" w:hAnsi="Calibri"/>
+          <w:rFonts w:cs="Calibri" w:ascii="Times New Roman" w:hAnsi="Times New Roman"/>
           <w:b/>
           <w:bCs/>
           <w:sz w:val="24"/>
@@ -862,7 +814,7 @@
       </w:r>
       <w:r>
         <w:rPr>
-          <w:rFonts w:cs="Calibri" w:ascii="Calibri" w:hAnsi="Calibri"/>
+          <w:rFonts w:cs="Calibri" w:ascii="Times New Roman" w:hAnsi="Times New Roman"/>
           <w:sz w:val="24"/>
           <w:szCs w:val="24"/>
         </w:rPr>
@@ -879,14 +831,12 @@
         <w:spacing w:lineRule="auto" w:line="240"/>
         <w:jc w:val="both"/>
         <w:rPr>
-          <w:rFonts w:ascii="Calibri" w:hAnsi="Calibri" w:cs="Calibri"/>
-          <w:sz w:val="24"/>
-          <w:szCs w:val="24"/>
-        </w:rPr>
-      </w:pPr>
-      <w:r>
-        <w:rPr>
-          <w:rFonts w:cs="Calibri" w:ascii="Calibri" w:hAnsi="Calibri"/>
+          <w:rFonts w:ascii="Times New Roman" w:hAnsi="Times New Roman"/>
+        </w:rPr>
+      </w:pPr>
+      <w:r>
+        <w:rPr>
+          <w:rFonts w:cs="Calibri" w:ascii="Times New Roman" w:hAnsi="Times New Roman"/>
           <w:sz w:val="24"/>
           <w:szCs w:val="24"/>
         </w:rPr>
@@ -894,7 +844,7 @@
       </w:r>
       <w:r>
         <w:rPr>
-          <w:rFonts w:cs="Calibri" w:ascii="Calibri" w:hAnsi="Calibri"/>
+          <w:rFonts w:cs="Calibri" w:ascii="Times New Roman" w:hAnsi="Times New Roman"/>
           <w:b/>
           <w:bCs/>
           <w:sz w:val="24"/>
@@ -904,7 +854,7 @@
       </w:r>
       <w:r>
         <w:rPr>
-          <w:rFonts w:cs="Calibri" w:ascii="Calibri" w:hAnsi="Calibri"/>
+          <w:rFonts w:cs="Calibri" w:ascii="Times New Roman" w:hAnsi="Times New Roman"/>
           <w:sz w:val="24"/>
           <w:szCs w:val="24"/>
         </w:rPr>
@@ -917,19 +867,12 @@
         <w:spacing w:lineRule="auto" w:line="240" w:beforeAutospacing="1" w:after="0"/>
         <w:jc w:val="both"/>
         <w:rPr>
-          <w:rFonts w:ascii="Calibri" w:hAnsi="Calibri" w:eastAsia="Times New Roman" w:cs="Calibri"/>
-          <w:b/>
-          <w:bCs/>
-          <w:kern w:val="0"/>
-          <w:sz w:val="36"/>
-          <w:szCs w:val="36"/>
-          <w:lang w:eastAsia="es-ES"/>
-          <w14:ligatures w14:val="none"/>
-        </w:rPr>
-      </w:pPr>
-      <w:r>
-        <w:rPr>
-          <w:rFonts w:eastAsia="Times New Roman" w:cs="Calibri" w:ascii="Calibri" w:hAnsi="Calibri"/>
+          <w:rFonts w:ascii="Times New Roman" w:hAnsi="Times New Roman"/>
+        </w:rPr>
+      </w:pPr>
+      <w:r>
+        <w:rPr>
+          <w:rFonts w:eastAsia="Times New Roman" w:cs="Calibri" w:ascii="Times New Roman" w:hAnsi="Times New Roman"/>
           <w:b/>
           <w:bCs/>
           <w:kern w:val="0"/>
@@ -953,6 +896,1398 @@
         <w:contextualSpacing/>
         <w:jc w:val="both"/>
         <w:rPr>
+          <w:rFonts w:ascii="Times New Roman" w:hAnsi="Times New Roman" w:eastAsia="Times New Roman" w:cs="Calibri"/>
+          <w:b/>
+          <w:bCs/>
+          <w:kern w:val="0"/>
+          <w:sz w:val="24"/>
+          <w:szCs w:val="24"/>
+          <w:lang w:eastAsia="es-ES"/>
+          <w14:ligatures w14:val="none"/>
+        </w:rPr>
+      </w:pPr>
+      <w:r>
+        <w:rPr>
+          <w:rFonts w:eastAsia="Times New Roman" w:cs="Calibri" w:ascii="Times New Roman" w:hAnsi="Times New Roman"/>
+          <w:b/>
+          <w:bCs/>
+          <w:kern w:val="0"/>
+          <w:sz w:val="24"/>
+          <w:szCs w:val="24"/>
+          <w:lang w:eastAsia="es-ES"/>
+          <w14:ligatures w14:val="none"/>
+        </w:rPr>
+        <w:t>Entrega un único documento pdf con tus respuestas.</w:t>
+      </w:r>
+    </w:p>
+    <w:p>
+      <w:pPr>
+        <w:pStyle w:val="ListParagraph"/>
+        <w:spacing w:lineRule="auto" w:line="240" w:before="0" w:after="0"/>
+        <w:ind w:hanging="0" w:start="0"/>
+        <w:contextualSpacing/>
+        <w:jc w:val="both"/>
+        <w:rPr>
+          <w:rFonts w:ascii="Times New Roman" w:hAnsi="Times New Roman" w:eastAsia="Times New Roman" w:cs="Calibri"/>
+          <w:b/>
+          <w:bCs/>
+          <w:kern w:val="0"/>
+          <w:sz w:val="24"/>
+          <w:szCs w:val="24"/>
+          <w:lang w:eastAsia="es-ES"/>
+          <w14:ligatures w14:val="none"/>
+        </w:rPr>
+      </w:pPr>
+      <w:r>
+        <w:rPr>
+          <w:rFonts w:eastAsia="Times New Roman" w:cs="Calibri" w:ascii="Times New Roman" w:hAnsi="Times New Roman"/>
+          <w:b/>
+          <w:bCs/>
+          <w:kern w:val="0"/>
+          <w:sz w:val="24"/>
+          <w:szCs w:val="24"/>
+          <w:lang w:eastAsia="es-ES"/>
+          <w14:ligatures w14:val="none"/>
+        </w:rPr>
+      </w:r>
+    </w:p>
+    <w:p>
+      <w:pPr>
+        <w:pStyle w:val="ListParagraph"/>
+        <w:spacing w:lineRule="auto" w:line="240" w:before="0" w:after="0"/>
+        <w:ind w:hanging="0" w:start="0"/>
+        <w:contextualSpacing/>
+        <w:jc w:val="both"/>
+        <w:rPr>
+          <w:rFonts w:ascii="Times New Roman" w:hAnsi="Times New Roman" w:eastAsia="Times New Roman" w:cs="Calibri"/>
+          <w:b/>
+          <w:bCs/>
+          <w:kern w:val="0"/>
+          <w:sz w:val="24"/>
+          <w:szCs w:val="24"/>
+          <w:lang w:eastAsia="es-ES"/>
+          <w14:ligatures w14:val="none"/>
+        </w:rPr>
+      </w:pPr>
+      <w:r>
+        <w:rPr>
+          <w:rFonts w:eastAsia="Times New Roman" w:cs="Calibri" w:ascii="Times New Roman" w:hAnsi="Times New Roman"/>
+          <w:b/>
+          <w:bCs/>
+          <w:kern w:val="0"/>
+          <w:sz w:val="24"/>
+          <w:szCs w:val="24"/>
+          <w:lang w:eastAsia="es-ES"/>
+          <w14:ligatures w14:val="none"/>
+        </w:rPr>
+      </w:r>
+    </w:p>
+    <w:p>
+      <w:pPr>
+        <w:pStyle w:val="ListParagraph"/>
+        <w:spacing w:lineRule="auto" w:line="240" w:before="0" w:after="0"/>
+        <w:ind w:hanging="0" w:start="0"/>
+        <w:contextualSpacing/>
+        <w:jc w:val="both"/>
+        <w:rPr>
+          <w:rFonts w:ascii="Times New Roman" w:hAnsi="Times New Roman" w:eastAsia="Times New Roman" w:cs="Calibri"/>
+          <w:b/>
+          <w:bCs/>
+          <w:kern w:val="0"/>
+          <w:sz w:val="24"/>
+          <w:szCs w:val="24"/>
+          <w:lang w:eastAsia="es-ES"/>
+          <w14:ligatures w14:val="none"/>
+        </w:rPr>
+      </w:pPr>
+      <w:r>
+        <w:rPr>
+          <w:rFonts w:eastAsia="Times New Roman" w:cs="Calibri" w:ascii="Times New Roman" w:hAnsi="Times New Roman"/>
+          <w:b/>
+          <w:bCs/>
+          <w:kern w:val="0"/>
+          <w:sz w:val="24"/>
+          <w:szCs w:val="24"/>
+          <w:lang w:eastAsia="es-ES"/>
+          <w14:ligatures w14:val="none"/>
+        </w:rPr>
+      </w:r>
+    </w:p>
+    <w:p>
+      <w:pPr>
+        <w:pStyle w:val="ListParagraph"/>
+        <w:numPr>
+          <w:ilvl w:val="0"/>
+          <w:numId w:val="0"/>
+        </w:numPr>
+        <w:spacing w:lineRule="auto" w:line="240" w:before="0" w:after="0"/>
+        <w:ind w:hanging="0" w:start="0"/>
+        <w:contextualSpacing/>
+        <w:jc w:val="both"/>
+        <w:rPr>
+          <w:rFonts w:ascii="Times New Roman" w:hAnsi="Times New Roman" w:eastAsia="Times New Roman" w:cs="Calibri"/>
+          <w:b/>
+          <w:bCs/>
+          <w:kern w:val="0"/>
+          <w:sz w:val="24"/>
+          <w:szCs w:val="24"/>
+          <w:lang w:eastAsia="es-ES"/>
+          <w14:ligatures w14:val="none"/>
+        </w:rPr>
+      </w:pPr>
+      <w:r>
+        <w:rPr>
+          <w:rFonts w:eastAsia="Times New Roman" w:cs="Calibri" w:ascii="Times New Roman" w:hAnsi="Times New Roman"/>
+          <w:b/>
+          <w:bCs/>
+          <w:kern w:val="0"/>
+          <w:sz w:val="24"/>
+          <w:szCs w:val="24"/>
+          <w:lang w:eastAsia="es-ES"/>
+          <w14:ligatures w14:val="none"/>
+        </w:rPr>
+        <w:t>RESPUESTAS…</w:t>
+      </w:r>
+    </w:p>
+    <w:p>
+      <w:pPr>
+        <w:pStyle w:val="ListParagraph"/>
+        <w:spacing w:lineRule="auto" w:line="240" w:before="0" w:after="0"/>
+        <w:ind w:hanging="0" w:start="0"/>
+        <w:contextualSpacing/>
+        <w:jc w:val="both"/>
+        <w:rPr>
+          <w:rFonts w:ascii="Times New Roman" w:hAnsi="Times New Roman" w:eastAsia="Times New Roman" w:cs="Calibri"/>
+          <w:b/>
+          <w:bCs/>
+          <w:kern w:val="0"/>
+          <w:sz w:val="24"/>
+          <w:szCs w:val="24"/>
+          <w:lang w:eastAsia="es-ES"/>
+          <w14:ligatures w14:val="none"/>
+        </w:rPr>
+      </w:pPr>
+      <w:r>
+        <w:rPr>
+          <w:rFonts w:eastAsia="Times New Roman" w:cs="Calibri" w:ascii="Times New Roman" w:hAnsi="Times New Roman"/>
+          <w:b/>
+          <w:bCs/>
+          <w:kern w:val="0"/>
+          <w:sz w:val="24"/>
+          <w:szCs w:val="24"/>
+          <w:lang w:eastAsia="es-ES"/>
+          <w14:ligatures w14:val="none"/>
+        </w:rPr>
+      </w:r>
+    </w:p>
+    <w:p>
+      <w:pPr>
+        <w:pStyle w:val="BodyText"/>
+        <w:spacing w:lineRule="auto" w:line="240" w:before="0" w:after="0"/>
+        <w:ind w:hanging="0" w:start="0"/>
+        <w:contextualSpacing/>
+        <w:jc w:val="both"/>
+        <w:rPr>
+          <w:rFonts w:ascii="Times New Roman" w:hAnsi="Times New Roman" w:eastAsia="Times New Roman" w:cs="Calibri"/>
+          <w:b/>
+          <w:bCs/>
+          <w:kern w:val="0"/>
+          <w:sz w:val="24"/>
+          <w:szCs w:val="24"/>
+          <w:lang w:eastAsia="es-ES"/>
+          <w14:ligatures w14:val="none"/>
+        </w:rPr>
+      </w:pPr>
+      <w:r>
+        <w:rPr>
+          <w:rFonts w:eastAsia="Times New Roman" w:cs="Calibri" w:ascii="Times New Roman" w:hAnsi="Times New Roman"/>
+          <w:b/>
+          <w:bCs/>
+          <w:kern w:val="0"/>
+          <w:sz w:val="24"/>
+          <w:szCs w:val="24"/>
+          <w:lang w:eastAsia="es-ES"/>
+          <w14:ligatures w14:val="none"/>
+        </w:rPr>
+        <w:t xml:space="preserve">1. </w:t>
+      </w:r>
+      <w:r>
+        <w:rPr>
+          <w:rFonts w:eastAsia="Times New Roman" w:cs="Calibri" w:ascii="Times New Roman" w:hAnsi="Times New Roman"/>
+          <w:b/>
+          <w:bCs/>
+          <w:kern w:val="0"/>
+          <w:sz w:val="24"/>
+          <w:szCs w:val="24"/>
+          <w:lang w:eastAsia="es-ES"/>
+          <w14:ligatures w14:val="none"/>
+        </w:rPr>
+        <w:t>Estrategias de acceso a datos</w:t>
+      </w:r>
+    </w:p>
+    <w:p>
+      <w:pPr>
+        <w:pStyle w:val="BodyText"/>
+        <w:numPr>
+          <w:ilvl w:val="0"/>
+          <w:numId w:val="5"/>
+        </w:numPr>
+        <w:tabs>
+          <w:tab w:val="clear" w:pos="708"/>
+          <w:tab w:val="left" w:pos="0" w:leader="none"/>
+        </w:tabs>
+        <w:spacing w:lineRule="auto" w:line="240"/>
+        <w:ind w:hanging="283" w:start="709"/>
+        <w:jc w:val="both"/>
+        <w:rPr>
+          <w:rFonts w:ascii="Times New Roman" w:hAnsi="Times New Roman" w:eastAsia="Times New Roman" w:cs="Calibri"/>
+          <w:b w:val="false"/>
+          <w:bCs w:val="false"/>
+          <w:kern w:val="0"/>
+          <w:sz w:val="20"/>
+          <w:szCs w:val="20"/>
+          <w:lang w:eastAsia="es-ES"/>
+          <w14:ligatures w14:val="none"/>
+        </w:rPr>
+      </w:pPr>
+      <w:r>
+        <w:rPr>
+          <w:rFonts w:eastAsia="Times New Roman" w:cs="Calibri" w:ascii="Times New Roman" w:hAnsi="Times New Roman"/>
+          <w:b w:val="false"/>
+          <w:bCs w:val="false"/>
+          <w:kern w:val="0"/>
+          <w:sz w:val="20"/>
+          <w:szCs w:val="20"/>
+          <w:lang w:eastAsia="es-ES"/>
+          <w14:ligatures w14:val="none"/>
+        </w:rPr>
+        <w:t>Acceso secuencial: Lee o escribe registros de principio a fin, uno tras otro. Es eficiente para procesar lotes enteros, pero lento para búsquedas puntuales.</w:t>
+      </w:r>
+    </w:p>
+    <w:p>
+      <w:pPr>
+        <w:pStyle w:val="BodyText"/>
+        <w:numPr>
+          <w:ilvl w:val="0"/>
+          <w:numId w:val="5"/>
+        </w:numPr>
+        <w:tabs>
+          <w:tab w:val="clear" w:pos="708"/>
+          <w:tab w:val="left" w:pos="0" w:leader="none"/>
+        </w:tabs>
+        <w:spacing w:lineRule="auto" w:line="240"/>
+        <w:ind w:hanging="283" w:start="709"/>
+        <w:jc w:val="both"/>
+        <w:rPr>
+          <w:rFonts w:ascii="Times New Roman" w:hAnsi="Times New Roman" w:eastAsia="Times New Roman" w:cs="Calibri"/>
+          <w:b w:val="false"/>
+          <w:bCs w:val="false"/>
+          <w:kern w:val="0"/>
+          <w:sz w:val="20"/>
+          <w:szCs w:val="20"/>
+          <w:lang w:eastAsia="es-ES"/>
+          <w14:ligatures w14:val="none"/>
+        </w:rPr>
+      </w:pPr>
+      <w:r>
+        <w:rPr>
+          <w:rFonts w:eastAsia="Times New Roman" w:cs="Calibri" w:ascii="Times New Roman" w:hAnsi="Times New Roman"/>
+          <w:b w:val="false"/>
+          <w:bCs w:val="false"/>
+          <w:kern w:val="0"/>
+          <w:sz w:val="20"/>
+          <w:szCs w:val="20"/>
+          <w:lang w:eastAsia="es-ES"/>
+          <w14:ligatures w14:val="none"/>
+        </w:rPr>
+        <w:t>Acceso directo o aleatorio: Permite situarse inmediatamente en un registro específico mediante una clave, desplazamiento (offset) o cálculo hash sin recorrer los anteriores.</w:t>
+      </w:r>
+    </w:p>
+    <w:p>
+      <w:pPr>
+        <w:pStyle w:val="BodyText"/>
+        <w:numPr>
+          <w:ilvl w:val="0"/>
+          <w:numId w:val="5"/>
+        </w:numPr>
+        <w:tabs>
+          <w:tab w:val="clear" w:pos="708"/>
+          <w:tab w:val="left" w:pos="0" w:leader="none"/>
+        </w:tabs>
+        <w:spacing w:lineRule="auto" w:line="240"/>
+        <w:ind w:hanging="283" w:start="709"/>
+        <w:jc w:val="both"/>
+        <w:rPr>
+          <w:rFonts w:ascii="Times New Roman" w:hAnsi="Times New Roman" w:eastAsia="Times New Roman" w:cs="Calibri"/>
+          <w:b w:val="false"/>
+          <w:bCs w:val="false"/>
+          <w:kern w:val="0"/>
+          <w:sz w:val="20"/>
+          <w:szCs w:val="20"/>
+          <w:lang w:eastAsia="es-ES"/>
+          <w14:ligatures w14:val="none"/>
+        </w:rPr>
+      </w:pPr>
+      <w:r>
+        <w:rPr>
+          <w:rFonts w:eastAsia="Times New Roman" w:cs="Calibri" w:ascii="Times New Roman" w:hAnsi="Times New Roman"/>
+          <w:b w:val="false"/>
+          <w:bCs w:val="false"/>
+          <w:kern w:val="0"/>
+          <w:sz w:val="20"/>
+          <w:szCs w:val="20"/>
+          <w:lang w:eastAsia="es-ES"/>
+          <w14:ligatures w14:val="none"/>
+        </w:rPr>
+        <w:t>Acceso indexado: Combina una estructura de índices (árboles B/B+, tablas hash) con los datos subyacentes, permitiendo búsquedas rápidas tanto exactas como por rangos.</w:t>
+      </w:r>
+    </w:p>
+    <w:p>
+      <w:pPr>
+        <w:pStyle w:val="BodyText"/>
+        <w:numPr>
+          <w:ilvl w:val="0"/>
+          <w:numId w:val="5"/>
+        </w:numPr>
+        <w:tabs>
+          <w:tab w:val="clear" w:pos="708"/>
+          <w:tab w:val="left" w:pos="0" w:leader="none"/>
+        </w:tabs>
+        <w:spacing w:lineRule="auto" w:line="240"/>
+        <w:ind w:hanging="283" w:start="709"/>
+        <w:jc w:val="both"/>
+        <w:rPr>
+          <w:rFonts w:ascii="Times New Roman" w:hAnsi="Times New Roman" w:eastAsia="Times New Roman" w:cs="Calibri"/>
+          <w:b w:val="false"/>
+          <w:bCs w:val="false"/>
+          <w:kern w:val="0"/>
+          <w:sz w:val="20"/>
+          <w:szCs w:val="20"/>
+          <w:lang w:eastAsia="es-ES"/>
+          <w14:ligatures w14:val="none"/>
+        </w:rPr>
+      </w:pPr>
+      <w:r>
+        <w:rPr>
+          <w:rFonts w:eastAsia="Times New Roman" w:cs="Calibri" w:ascii="Times New Roman" w:hAnsi="Times New Roman"/>
+          <w:b w:val="false"/>
+          <w:bCs w:val="false"/>
+          <w:kern w:val="0"/>
+          <w:sz w:val="20"/>
+          <w:szCs w:val="20"/>
+          <w:lang w:eastAsia="es-ES"/>
+          <w14:ligatures w14:val="none"/>
+        </w:rPr>
+        <w:t>Mapeo Objeto-Relacional (ORM): Capa de abstracción que traduce las entidades y relaciones de la base de datos a objetos en el código (ej. Hibernate, JPA).</w:t>
+      </w:r>
+    </w:p>
+    <w:p>
+      <w:pPr>
+        <w:pStyle w:val="BodyText"/>
+        <w:numPr>
+          <w:ilvl w:val="0"/>
+          <w:numId w:val="5"/>
+        </w:numPr>
+        <w:tabs>
+          <w:tab w:val="clear" w:pos="708"/>
+          <w:tab w:val="left" w:pos="0" w:leader="none"/>
+        </w:tabs>
+        <w:spacing w:lineRule="auto" w:line="240"/>
+        <w:ind w:hanging="283" w:start="709"/>
+        <w:jc w:val="both"/>
+        <w:rPr>
+          <w:rFonts w:ascii="Times New Roman" w:hAnsi="Times New Roman" w:eastAsia="Times New Roman" w:cs="Calibri"/>
+          <w:b w:val="false"/>
+          <w:bCs w:val="false"/>
+          <w:kern w:val="0"/>
+          <w:sz w:val="20"/>
+          <w:szCs w:val="20"/>
+          <w:lang w:eastAsia="es-ES"/>
+          <w14:ligatures w14:val="none"/>
+        </w:rPr>
+      </w:pPr>
+      <w:r>
+        <w:rPr>
+          <w:rFonts w:eastAsia="Times New Roman" w:cs="Calibri" w:ascii="Times New Roman" w:hAnsi="Times New Roman"/>
+          <w:b w:val="false"/>
+          <w:bCs w:val="false"/>
+          <w:kern w:val="0"/>
+          <w:sz w:val="20"/>
+          <w:szCs w:val="20"/>
+          <w:lang w:eastAsia="es-ES"/>
+          <w14:ligatures w14:val="none"/>
+        </w:rPr>
+        <w:t>APIs / Servicios (REST, GraphQL): Acceso desacoplado donde las aplicaciones consumen datos mediante llamadas HTTP serializadas en formatos como JSON o XML.</w:t>
+      </w:r>
+    </w:p>
+    <w:p>
+      <w:pPr>
+        <w:pStyle w:val="BodyText"/>
+        <w:spacing w:lineRule="auto" w:line="240"/>
+        <w:jc w:val="both"/>
+        <w:rPr>
+          <w:rFonts w:ascii="Times New Roman" w:hAnsi="Times New Roman" w:eastAsia="Times New Roman" w:cs="Calibri"/>
+          <w:b/>
+          <w:bCs/>
+          <w:kern w:val="0"/>
+          <w:sz w:val="24"/>
+          <w:szCs w:val="24"/>
+          <w:lang w:eastAsia="es-ES"/>
+          <w14:ligatures w14:val="none"/>
+        </w:rPr>
+      </w:pPr>
+      <w:r>
+        <w:rPr>
+          <w:rFonts w:eastAsia="Times New Roman" w:cs="Calibri" w:ascii="Times New Roman" w:hAnsi="Times New Roman"/>
+          <w:b/>
+          <w:bCs/>
+          <w:kern w:val="0"/>
+          <w:sz w:val="24"/>
+          <w:szCs w:val="24"/>
+          <w:lang w:eastAsia="es-ES"/>
+          <w14:ligatures w14:val="none"/>
+        </w:rPr>
+        <w:t xml:space="preserve">2. </w:t>
+      </w:r>
+      <w:r>
+        <w:rPr>
+          <w:rFonts w:eastAsia="Times New Roman" w:cs="Calibri" w:ascii="Times New Roman" w:hAnsi="Times New Roman"/>
+          <w:b/>
+          <w:bCs/>
+          <w:kern w:val="0"/>
+          <w:sz w:val="24"/>
+          <w:szCs w:val="24"/>
+          <w:lang w:eastAsia="es-ES"/>
+          <w14:ligatures w14:val="none"/>
+        </w:rPr>
+        <w:t>Ventajas de las Bases de Datos frente a los ficheros</w:t>
+      </w:r>
+    </w:p>
+    <w:p>
+      <w:pPr>
+        <w:pStyle w:val="BodyText"/>
+        <w:numPr>
+          <w:ilvl w:val="0"/>
+          <w:numId w:val="6"/>
+        </w:numPr>
+        <w:tabs>
+          <w:tab w:val="clear" w:pos="708"/>
+          <w:tab w:val="left" w:pos="0" w:leader="none"/>
+        </w:tabs>
+        <w:spacing w:lineRule="auto" w:line="240"/>
+        <w:ind w:hanging="283" w:start="709"/>
+        <w:jc w:val="both"/>
+        <w:rPr>
+          <w:rFonts w:ascii="Times New Roman" w:hAnsi="Times New Roman" w:eastAsia="Times New Roman" w:cs="Calibri"/>
+          <w:b w:val="false"/>
+          <w:bCs w:val="false"/>
+          <w:kern w:val="0"/>
+          <w:sz w:val="20"/>
+          <w:szCs w:val="20"/>
+          <w:lang w:eastAsia="es-ES"/>
+          <w14:ligatures w14:val="none"/>
+        </w:rPr>
+      </w:pPr>
+      <w:r>
+        <w:rPr>
+          <w:rFonts w:eastAsia="Times New Roman" w:cs="Calibri" w:ascii="Times New Roman" w:hAnsi="Times New Roman"/>
+          <w:b w:val="false"/>
+          <w:bCs w:val="false"/>
+          <w:kern w:val="0"/>
+          <w:sz w:val="20"/>
+          <w:szCs w:val="20"/>
+          <w:lang w:eastAsia="es-ES"/>
+          <w14:ligatures w14:val="none"/>
+        </w:rPr>
+        <w:t>Independencia física y lógica: El programa no necesita conocer la estructura física en disco ni la codificación interna de los datos para operar con ellos.</w:t>
+      </w:r>
+    </w:p>
+    <w:p>
+      <w:pPr>
+        <w:pStyle w:val="BodyText"/>
+        <w:numPr>
+          <w:ilvl w:val="0"/>
+          <w:numId w:val="6"/>
+        </w:numPr>
+        <w:tabs>
+          <w:tab w:val="clear" w:pos="708"/>
+          <w:tab w:val="left" w:pos="0" w:leader="none"/>
+        </w:tabs>
+        <w:spacing w:lineRule="auto" w:line="240"/>
+        <w:ind w:hanging="283" w:start="709"/>
+        <w:jc w:val="both"/>
+        <w:rPr>
+          <w:rFonts w:ascii="Times New Roman" w:hAnsi="Times New Roman" w:eastAsia="Times New Roman" w:cs="Calibri"/>
+          <w:b w:val="false"/>
+          <w:bCs w:val="false"/>
+          <w:kern w:val="0"/>
+          <w:sz w:val="20"/>
+          <w:szCs w:val="20"/>
+          <w:lang w:eastAsia="es-ES"/>
+          <w14:ligatures w14:val="none"/>
+        </w:rPr>
+      </w:pPr>
+      <w:r>
+        <w:rPr>
+          <w:rFonts w:eastAsia="Times New Roman" w:cs="Calibri" w:ascii="Times New Roman" w:hAnsi="Times New Roman"/>
+          <w:b w:val="false"/>
+          <w:bCs w:val="false"/>
+          <w:kern w:val="0"/>
+          <w:sz w:val="20"/>
+          <w:szCs w:val="20"/>
+          <w:lang w:eastAsia="es-ES"/>
+          <w14:ligatures w14:val="none"/>
+        </w:rPr>
+        <w:t>Control de concurrencia: Múltiples usuarios pueden leer y escribir simultáneamente sin sobreescribir datos ajenos ni bloquear el sistema completo.</w:t>
+      </w:r>
+    </w:p>
+    <w:p>
+      <w:pPr>
+        <w:pStyle w:val="BodyText"/>
+        <w:numPr>
+          <w:ilvl w:val="0"/>
+          <w:numId w:val="6"/>
+        </w:numPr>
+        <w:tabs>
+          <w:tab w:val="clear" w:pos="708"/>
+          <w:tab w:val="left" w:pos="0" w:leader="none"/>
+        </w:tabs>
+        <w:spacing w:lineRule="auto" w:line="240"/>
+        <w:ind w:hanging="283" w:start="709"/>
+        <w:jc w:val="both"/>
+        <w:rPr>
+          <w:rFonts w:ascii="Times New Roman" w:hAnsi="Times New Roman" w:eastAsia="Times New Roman" w:cs="Calibri"/>
+          <w:b w:val="false"/>
+          <w:bCs w:val="false"/>
+          <w:kern w:val="0"/>
+          <w:sz w:val="20"/>
+          <w:szCs w:val="20"/>
+          <w:lang w:eastAsia="es-ES"/>
+          <w14:ligatures w14:val="none"/>
+        </w:rPr>
+      </w:pPr>
+      <w:r>
+        <w:rPr>
+          <w:rFonts w:eastAsia="Times New Roman" w:cs="Calibri" w:ascii="Times New Roman" w:hAnsi="Times New Roman"/>
+          <w:b w:val="false"/>
+          <w:bCs w:val="false"/>
+          <w:kern w:val="0"/>
+          <w:sz w:val="20"/>
+          <w:szCs w:val="20"/>
+          <w:lang w:eastAsia="es-ES"/>
+          <w14:ligatures w14:val="none"/>
+        </w:rPr>
+        <w:t>Integridad y restricciones: El motor valida tipos, claves primarias, claves foráneas y reglas de negocio automáticamente.</w:t>
+      </w:r>
+    </w:p>
+    <w:p>
+      <w:pPr>
+        <w:pStyle w:val="BodyText"/>
+        <w:numPr>
+          <w:ilvl w:val="0"/>
+          <w:numId w:val="6"/>
+        </w:numPr>
+        <w:tabs>
+          <w:tab w:val="clear" w:pos="708"/>
+          <w:tab w:val="left" w:pos="0" w:leader="none"/>
+        </w:tabs>
+        <w:spacing w:lineRule="auto" w:line="240"/>
+        <w:ind w:hanging="283" w:start="709"/>
+        <w:jc w:val="both"/>
+        <w:rPr>
+          <w:rFonts w:ascii="Times New Roman" w:hAnsi="Times New Roman" w:eastAsia="Times New Roman" w:cs="Calibri"/>
+          <w:b w:val="false"/>
+          <w:bCs w:val="false"/>
+          <w:kern w:val="0"/>
+          <w:sz w:val="20"/>
+          <w:szCs w:val="20"/>
+          <w:lang w:eastAsia="es-ES"/>
+          <w14:ligatures w14:val="none"/>
+        </w:rPr>
+      </w:pPr>
+      <w:r>
+        <w:rPr>
+          <w:rFonts w:eastAsia="Times New Roman" w:cs="Calibri" w:ascii="Times New Roman" w:hAnsi="Times New Roman"/>
+          <w:b w:val="false"/>
+          <w:bCs w:val="false"/>
+          <w:kern w:val="0"/>
+          <w:sz w:val="20"/>
+          <w:szCs w:val="20"/>
+          <w:lang w:eastAsia="es-ES"/>
+          <w14:ligatures w14:val="none"/>
+        </w:rPr>
+        <w:t>Seguridad y permisos: Permite definir privilegios detallados por usuario, tabla, columna o vista.</w:t>
+      </w:r>
+    </w:p>
+    <w:p>
+      <w:pPr>
+        <w:pStyle w:val="BodyText"/>
+        <w:numPr>
+          <w:ilvl w:val="0"/>
+          <w:numId w:val="6"/>
+        </w:numPr>
+        <w:tabs>
+          <w:tab w:val="clear" w:pos="708"/>
+          <w:tab w:val="left" w:pos="0" w:leader="none"/>
+        </w:tabs>
+        <w:spacing w:lineRule="auto" w:line="240"/>
+        <w:ind w:hanging="283" w:start="709"/>
+        <w:jc w:val="both"/>
+        <w:rPr>
+          <w:rFonts w:ascii="Times New Roman" w:hAnsi="Times New Roman" w:eastAsia="Times New Roman" w:cs="Calibri"/>
+          <w:b w:val="false"/>
+          <w:bCs w:val="false"/>
+          <w:kern w:val="0"/>
+          <w:sz w:val="20"/>
+          <w:szCs w:val="20"/>
+          <w:lang w:eastAsia="es-ES"/>
+          <w14:ligatures w14:val="none"/>
+        </w:rPr>
+      </w:pPr>
+      <w:r>
+        <w:rPr>
+          <w:rFonts w:eastAsia="Times New Roman" w:cs="Calibri" w:ascii="Times New Roman" w:hAnsi="Times New Roman"/>
+          <w:b w:val="false"/>
+          <w:bCs w:val="false"/>
+          <w:kern w:val="0"/>
+          <w:sz w:val="20"/>
+          <w:szCs w:val="20"/>
+          <w:lang w:eastAsia="es-ES"/>
+          <w14:ligatures w14:val="none"/>
+        </w:rPr>
+        <w:t>Transacciones ACID: Garantiza atomicidad, consistencia, aislamiento y durabilidad ante fallos del sistema.</w:t>
+      </w:r>
+    </w:p>
+    <w:p>
+      <w:pPr>
+        <w:pStyle w:val="BodyText"/>
+        <w:spacing w:lineRule="auto" w:line="240"/>
+        <w:jc w:val="both"/>
+        <w:rPr>
+          <w:rFonts w:ascii="Times New Roman" w:hAnsi="Times New Roman" w:eastAsia="Times New Roman" w:cs="Calibri"/>
+          <w:b/>
+          <w:bCs/>
+          <w:kern w:val="0"/>
+          <w:sz w:val="24"/>
+          <w:szCs w:val="24"/>
+          <w:lang w:eastAsia="es-ES"/>
+          <w14:ligatures w14:val="none"/>
+        </w:rPr>
+      </w:pPr>
+      <w:r>
+        <w:rPr>
+          <w:rFonts w:eastAsia="Times New Roman" w:cs="Calibri" w:ascii="Times New Roman" w:hAnsi="Times New Roman"/>
+          <w:b/>
+          <w:bCs/>
+          <w:kern w:val="0"/>
+          <w:sz w:val="24"/>
+          <w:szCs w:val="24"/>
+          <w:lang w:eastAsia="es-ES"/>
+          <w14:ligatures w14:val="none"/>
+        </w:rPr>
+        <w:t xml:space="preserve">3. </w:t>
+      </w:r>
+      <w:r>
+        <w:rPr>
+          <w:rFonts w:eastAsia="Times New Roman" w:cs="Calibri" w:ascii="Times New Roman" w:hAnsi="Times New Roman"/>
+          <w:b/>
+          <w:bCs/>
+          <w:kern w:val="0"/>
+          <w:sz w:val="24"/>
+          <w:szCs w:val="24"/>
+          <w:lang w:eastAsia="es-ES"/>
+          <w14:ligatures w14:val="none"/>
+        </w:rPr>
+        <w:t>¿Existe un método de acceso a datos categóricamente superior?</w:t>
+      </w:r>
+    </w:p>
+    <w:p>
+      <w:pPr>
+        <w:pStyle w:val="BodyText"/>
+        <w:spacing w:lineRule="auto" w:line="240"/>
+        <w:jc w:val="both"/>
+        <w:rPr>
+          <w:rFonts w:ascii="Times New Roman" w:hAnsi="Times New Roman" w:eastAsia="Times New Roman" w:cs="Calibri"/>
+          <w:b w:val="false"/>
+          <w:bCs w:val="false"/>
+          <w:kern w:val="0"/>
+          <w:sz w:val="20"/>
+          <w:szCs w:val="20"/>
+          <w:lang w:eastAsia="es-ES"/>
+          <w14:ligatures w14:val="none"/>
+        </w:rPr>
+      </w:pPr>
+      <w:r>
+        <w:rPr>
+          <w:rFonts w:eastAsia="Times New Roman" w:cs="Calibri" w:ascii="Times New Roman" w:hAnsi="Times New Roman"/>
+          <w:b w:val="false"/>
+          <w:bCs w:val="false"/>
+          <w:kern w:val="0"/>
+          <w:sz w:val="20"/>
+          <w:szCs w:val="20"/>
+          <w:lang w:eastAsia="es-ES"/>
+          <w14:ligatures w14:val="none"/>
+        </w:rPr>
+        <w:t>No. No existe un método absoluto; la elección depende estrictamente del caso de uso, el volumen de datos, la latencia requerida y la arquitectura:</w:t>
+      </w:r>
+    </w:p>
+    <w:p>
+      <w:pPr>
+        <w:pStyle w:val="BodyText"/>
+        <w:numPr>
+          <w:ilvl w:val="0"/>
+          <w:numId w:val="7"/>
+        </w:numPr>
+        <w:tabs>
+          <w:tab w:val="clear" w:pos="708"/>
+          <w:tab w:val="left" w:pos="0" w:leader="none"/>
+        </w:tabs>
+        <w:spacing w:lineRule="auto" w:line="240"/>
+        <w:ind w:hanging="283" w:start="709"/>
+        <w:jc w:val="both"/>
+        <w:rPr>
+          <w:rFonts w:ascii="Times New Roman" w:hAnsi="Times New Roman" w:eastAsia="Times New Roman" w:cs="Calibri"/>
+          <w:b w:val="false"/>
+          <w:bCs w:val="false"/>
+          <w:kern w:val="0"/>
+          <w:sz w:val="20"/>
+          <w:szCs w:val="20"/>
+          <w:lang w:eastAsia="es-ES"/>
+          <w14:ligatures w14:val="none"/>
+        </w:rPr>
+      </w:pPr>
+      <w:r>
+        <w:rPr>
+          <w:rFonts w:eastAsia="Times New Roman" w:cs="Calibri" w:ascii="Times New Roman" w:hAnsi="Times New Roman"/>
+          <w:b w:val="false"/>
+          <w:bCs w:val="false"/>
+          <w:kern w:val="0"/>
+          <w:sz w:val="20"/>
+          <w:szCs w:val="20"/>
+          <w:lang w:eastAsia="es-ES"/>
+          <w14:ligatures w14:val="none"/>
+        </w:rPr>
+        <w:t>Para registrar eventos continuos (</w:t>
+      </w:r>
+      <w:r>
+        <w:rPr>
+          <w:rFonts w:eastAsia="Times New Roman" w:cs="Calibri" w:ascii="Times New Roman" w:hAnsi="Times New Roman"/>
+          <w:b w:val="false"/>
+          <w:bCs w:val="false"/>
+          <w:i/>
+          <w:kern w:val="0"/>
+          <w:sz w:val="20"/>
+          <w:szCs w:val="20"/>
+          <w:lang w:eastAsia="es-ES"/>
+          <w14:ligatures w14:val="none"/>
+        </w:rPr>
+        <w:t>logs</w:t>
+      </w:r>
+      <w:r>
+        <w:rPr>
+          <w:rFonts w:eastAsia="Times New Roman" w:cs="Calibri" w:ascii="Times New Roman" w:hAnsi="Times New Roman"/>
+          <w:b w:val="false"/>
+          <w:bCs w:val="false"/>
+          <w:kern w:val="0"/>
+          <w:sz w:val="20"/>
+          <w:szCs w:val="20"/>
+          <w:lang w:eastAsia="es-ES"/>
+          <w14:ligatures w14:val="none"/>
+        </w:rPr>
+        <w:t>) o procesar flujos en tiempo real, el acceso secuencial o estructuras basadas en ficheros planos/append-only superan en velocidad a un motor relacional.</w:t>
+      </w:r>
+    </w:p>
+    <w:p>
+      <w:pPr>
+        <w:pStyle w:val="BodyText"/>
+        <w:numPr>
+          <w:ilvl w:val="0"/>
+          <w:numId w:val="7"/>
+        </w:numPr>
+        <w:tabs>
+          <w:tab w:val="clear" w:pos="708"/>
+          <w:tab w:val="left" w:pos="0" w:leader="none"/>
+        </w:tabs>
+        <w:spacing w:lineRule="auto" w:line="240"/>
+        <w:ind w:hanging="283" w:start="709"/>
+        <w:jc w:val="both"/>
+        <w:rPr>
+          <w:rFonts w:ascii="Times New Roman" w:hAnsi="Times New Roman" w:eastAsia="Times New Roman" w:cs="Calibri"/>
+          <w:b w:val="false"/>
+          <w:bCs w:val="false"/>
+          <w:kern w:val="0"/>
+          <w:sz w:val="20"/>
+          <w:szCs w:val="20"/>
+          <w:lang w:eastAsia="es-ES"/>
+          <w14:ligatures w14:val="none"/>
+        </w:rPr>
+      </w:pPr>
+      <w:r>
+        <w:rPr>
+          <w:rFonts w:eastAsia="Times New Roman" w:cs="Calibri" w:ascii="Times New Roman" w:hAnsi="Times New Roman"/>
+          <w:b w:val="false"/>
+          <w:bCs w:val="false"/>
+          <w:kern w:val="0"/>
+          <w:sz w:val="20"/>
+          <w:szCs w:val="20"/>
+          <w:lang w:eastAsia="es-ES"/>
+          <w14:ligatures w14:val="none"/>
+        </w:rPr>
+        <w:t>Para consultas complejas con múltiples relaciones y consistencia crítica (banca, facturación), una BDR con acceso indexado es la opción adecuada.</w:t>
+      </w:r>
+    </w:p>
+    <w:p>
+      <w:pPr>
+        <w:pStyle w:val="BodyText"/>
+        <w:numPr>
+          <w:ilvl w:val="0"/>
+          <w:numId w:val="7"/>
+        </w:numPr>
+        <w:tabs>
+          <w:tab w:val="clear" w:pos="708"/>
+          <w:tab w:val="left" w:pos="0" w:leader="none"/>
+        </w:tabs>
+        <w:spacing w:lineRule="auto" w:line="240"/>
+        <w:ind w:hanging="283" w:start="709"/>
+        <w:jc w:val="both"/>
+        <w:rPr>
+          <w:rFonts w:ascii="Times New Roman" w:hAnsi="Times New Roman" w:eastAsia="Times New Roman" w:cs="Calibri"/>
+          <w:b w:val="false"/>
+          <w:bCs w:val="false"/>
+          <w:kern w:val="0"/>
+          <w:sz w:val="20"/>
+          <w:szCs w:val="20"/>
+          <w:lang w:eastAsia="es-ES"/>
+          <w14:ligatures w14:val="none"/>
+        </w:rPr>
+      </w:pPr>
+      <w:r>
+        <w:rPr>
+          <w:rFonts w:eastAsia="Times New Roman" w:cs="Calibri" w:ascii="Times New Roman" w:hAnsi="Times New Roman"/>
+          <w:b w:val="false"/>
+          <w:bCs w:val="false"/>
+          <w:kern w:val="0"/>
+          <w:sz w:val="20"/>
+          <w:szCs w:val="20"/>
+          <w:lang w:eastAsia="es-ES"/>
+          <w14:ligatures w14:val="none"/>
+        </w:rPr>
+        <w:t>Para datos semiestructurados con esquemas dinámicos a escala masiva, bases de datos NoSQL o almacenes de documentos ofrecen mejor rendimiento y escalabilidad horizontal que un modelo relacional estricto.</w:t>
+      </w:r>
+    </w:p>
+    <w:p>
+      <w:pPr>
+        <w:pStyle w:val="BodyText"/>
+        <w:numPr>
+          <w:ilvl w:val="0"/>
+          <w:numId w:val="0"/>
+        </w:numPr>
+        <w:spacing w:lineRule="auto" w:line="240"/>
+        <w:ind w:hanging="0" w:start="0"/>
+        <w:jc w:val="both"/>
+        <w:rPr>
+          <w:rFonts w:ascii="Times New Roman" w:hAnsi="Times New Roman" w:eastAsia="Times New Roman" w:cs="Calibri"/>
+          <w:b w:val="false"/>
+          <w:bCs w:val="false"/>
+          <w:kern w:val="0"/>
+          <w:sz w:val="20"/>
+          <w:szCs w:val="20"/>
+          <w:lang w:eastAsia="es-ES"/>
+          <w14:ligatures w14:val="none"/>
+        </w:rPr>
+      </w:pPr>
+      <w:r>
+        <w:rPr>
+          <w:rFonts w:eastAsia="Times New Roman" w:cs="Calibri" w:ascii="Times New Roman" w:hAnsi="Times New Roman"/>
+          <w:b w:val="false"/>
+          <w:bCs w:val="false"/>
+          <w:kern w:val="0"/>
+          <w:sz w:val="20"/>
+          <w:szCs w:val="20"/>
+          <w:lang w:eastAsia="es-ES"/>
+          <w14:ligatures w14:val="none"/>
+        </w:rPr>
+      </w:r>
+    </w:p>
+    <w:p>
+      <w:pPr>
+        <w:pStyle w:val="BodyText"/>
+        <w:spacing w:lineRule="auto" w:line="240"/>
+        <w:jc w:val="both"/>
+        <w:rPr>
+          <w:rFonts w:ascii="Times New Roman" w:hAnsi="Times New Roman" w:eastAsia="Times New Roman" w:cs="Calibri"/>
+          <w:b/>
+          <w:bCs/>
+          <w:kern w:val="0"/>
+          <w:sz w:val="24"/>
+          <w:szCs w:val="24"/>
+          <w:lang w:eastAsia="es-ES"/>
+          <w14:ligatures w14:val="none"/>
+        </w:rPr>
+      </w:pPr>
+      <w:r>
+        <w:rPr>
+          <w:rFonts w:eastAsia="Times New Roman" w:cs="Calibri" w:ascii="Times New Roman" w:hAnsi="Times New Roman"/>
+          <w:b/>
+          <w:bCs/>
+          <w:kern w:val="0"/>
+          <w:sz w:val="24"/>
+          <w:szCs w:val="24"/>
+          <w:lang w:eastAsia="es-ES"/>
+          <w14:ligatures w14:val="none"/>
+        </w:rPr>
+        <w:t xml:space="preserve">4. </w:t>
+      </w:r>
+      <w:r>
+        <w:rPr>
+          <w:rFonts w:eastAsia="Times New Roman" w:cs="Calibri" w:ascii="Times New Roman" w:hAnsi="Times New Roman"/>
+          <w:b/>
+          <w:bCs/>
+          <w:kern w:val="0"/>
+          <w:sz w:val="24"/>
+          <w:szCs w:val="24"/>
+          <w:lang w:eastAsia="es-ES"/>
+          <w14:ligatures w14:val="none"/>
+        </w:rPr>
+        <w:t>Desventajas del uso de ficheros para almacenar información</w:t>
+      </w:r>
+    </w:p>
+    <w:p>
+      <w:pPr>
+        <w:pStyle w:val="BodyText"/>
+        <w:numPr>
+          <w:ilvl w:val="0"/>
+          <w:numId w:val="8"/>
+        </w:numPr>
+        <w:tabs>
+          <w:tab w:val="clear" w:pos="708"/>
+          <w:tab w:val="left" w:pos="0" w:leader="none"/>
+        </w:tabs>
+        <w:spacing w:lineRule="auto" w:line="240"/>
+        <w:ind w:hanging="283" w:start="709"/>
+        <w:jc w:val="both"/>
+        <w:rPr>
+          <w:rFonts w:ascii="Times New Roman" w:hAnsi="Times New Roman" w:eastAsia="Times New Roman" w:cs="Calibri"/>
+          <w:b w:val="false"/>
+          <w:bCs w:val="false"/>
+          <w:kern w:val="0"/>
+          <w:sz w:val="20"/>
+          <w:szCs w:val="20"/>
+          <w:lang w:eastAsia="es-ES"/>
+          <w14:ligatures w14:val="none"/>
+        </w:rPr>
+      </w:pPr>
+      <w:r>
+        <w:rPr>
+          <w:rFonts w:eastAsia="Times New Roman" w:cs="Calibri" w:ascii="Times New Roman" w:hAnsi="Times New Roman"/>
+          <w:b w:val="false"/>
+          <w:bCs w:val="false"/>
+          <w:kern w:val="0"/>
+          <w:sz w:val="20"/>
+          <w:szCs w:val="20"/>
+          <w:lang w:eastAsia="es-ES"/>
+          <w14:ligatures w14:val="none"/>
+        </w:rPr>
+        <w:t>Redundancia e inconsistencia: Los datos suelen duplicarse en distintos archivos; si se actualizan en uno y no en otro, la información queda desincronizada.</w:t>
+      </w:r>
+    </w:p>
+    <w:p>
+      <w:pPr>
+        <w:pStyle w:val="BodyText"/>
+        <w:numPr>
+          <w:ilvl w:val="0"/>
+          <w:numId w:val="8"/>
+        </w:numPr>
+        <w:tabs>
+          <w:tab w:val="clear" w:pos="708"/>
+          <w:tab w:val="left" w:pos="0" w:leader="none"/>
+        </w:tabs>
+        <w:spacing w:lineRule="auto" w:line="240"/>
+        <w:ind w:hanging="283" w:start="709"/>
+        <w:jc w:val="both"/>
+        <w:rPr>
+          <w:rFonts w:ascii="Times New Roman" w:hAnsi="Times New Roman" w:eastAsia="Times New Roman" w:cs="Calibri"/>
+          <w:b w:val="false"/>
+          <w:bCs w:val="false"/>
+          <w:kern w:val="0"/>
+          <w:sz w:val="20"/>
+          <w:szCs w:val="20"/>
+          <w:lang w:eastAsia="es-ES"/>
+          <w14:ligatures w14:val="none"/>
+        </w:rPr>
+      </w:pPr>
+      <w:r>
+        <w:rPr>
+          <w:rFonts w:eastAsia="Times New Roman" w:cs="Calibri" w:ascii="Times New Roman" w:hAnsi="Times New Roman"/>
+          <w:b w:val="false"/>
+          <w:bCs w:val="false"/>
+          <w:kern w:val="0"/>
+          <w:sz w:val="20"/>
+          <w:szCs w:val="20"/>
+          <w:lang w:eastAsia="es-ES"/>
+          <w14:ligatures w14:val="none"/>
+        </w:rPr>
+        <w:t>Dificultad de acceso y consultas: Requiere programar desde cero algoritmos de filtrado, ordenación y búsqueda para cada nueva necesidad de información.</w:t>
+      </w:r>
+    </w:p>
+    <w:p>
+      <w:pPr>
+        <w:pStyle w:val="BodyText"/>
+        <w:numPr>
+          <w:ilvl w:val="0"/>
+          <w:numId w:val="8"/>
+        </w:numPr>
+        <w:tabs>
+          <w:tab w:val="clear" w:pos="708"/>
+          <w:tab w:val="left" w:pos="0" w:leader="none"/>
+        </w:tabs>
+        <w:spacing w:lineRule="auto" w:line="240"/>
+        <w:ind w:hanging="283" w:start="709"/>
+        <w:jc w:val="both"/>
+        <w:rPr>
+          <w:rFonts w:ascii="Times New Roman" w:hAnsi="Times New Roman" w:eastAsia="Times New Roman" w:cs="Calibri"/>
+          <w:b w:val="false"/>
+          <w:bCs w:val="false"/>
+          <w:kern w:val="0"/>
+          <w:sz w:val="20"/>
+          <w:szCs w:val="20"/>
+          <w:lang w:eastAsia="es-ES"/>
+          <w14:ligatures w14:val="none"/>
+        </w:rPr>
+      </w:pPr>
+      <w:r>
+        <w:rPr>
+          <w:rFonts w:eastAsia="Times New Roman" w:cs="Calibri" w:ascii="Times New Roman" w:hAnsi="Times New Roman"/>
+          <w:b w:val="false"/>
+          <w:bCs w:val="false"/>
+          <w:kern w:val="0"/>
+          <w:sz w:val="20"/>
+          <w:szCs w:val="20"/>
+          <w:lang w:eastAsia="es-ES"/>
+          <w14:ligatures w14:val="none"/>
+        </w:rPr>
+        <w:t>Aislamiento de los datos: Los formatos suelen estar dispersos en estructuras incompatibles, complicando la combinación de datos de distintas fuentes.</w:t>
+      </w:r>
+    </w:p>
+    <w:p>
+      <w:pPr>
+        <w:pStyle w:val="BodyText"/>
+        <w:numPr>
+          <w:ilvl w:val="0"/>
+          <w:numId w:val="8"/>
+        </w:numPr>
+        <w:tabs>
+          <w:tab w:val="clear" w:pos="708"/>
+          <w:tab w:val="left" w:pos="0" w:leader="none"/>
+        </w:tabs>
+        <w:spacing w:lineRule="auto" w:line="240"/>
+        <w:ind w:hanging="283" w:start="709"/>
+        <w:jc w:val="both"/>
+        <w:rPr>
+          <w:rFonts w:ascii="Times New Roman" w:hAnsi="Times New Roman" w:eastAsia="Times New Roman" w:cs="Calibri"/>
+          <w:b w:val="false"/>
+          <w:bCs w:val="false"/>
+          <w:kern w:val="0"/>
+          <w:sz w:val="20"/>
+          <w:szCs w:val="20"/>
+          <w:lang w:eastAsia="es-ES"/>
+          <w14:ligatures w14:val="none"/>
+        </w:rPr>
+      </w:pPr>
+      <w:r>
+        <w:rPr>
+          <w:rFonts w:eastAsia="Times New Roman" w:cs="Calibri" w:ascii="Times New Roman" w:hAnsi="Times New Roman"/>
+          <w:b w:val="false"/>
+          <w:bCs w:val="false"/>
+          <w:kern w:val="0"/>
+          <w:sz w:val="20"/>
+          <w:szCs w:val="20"/>
+          <w:lang w:eastAsia="es-ES"/>
+          <w14:ligatures w14:val="none"/>
+        </w:rPr>
+        <w:t>Anomalías por concurrencia: Si dos procesos abren el mismo fichero en modo escritura, uno puede sobrescribir los cambios del otro o corromper el archivo.</w:t>
+      </w:r>
+    </w:p>
+    <w:p>
+      <w:pPr>
+        <w:pStyle w:val="BodyText"/>
+        <w:numPr>
+          <w:ilvl w:val="0"/>
+          <w:numId w:val="8"/>
+        </w:numPr>
+        <w:tabs>
+          <w:tab w:val="clear" w:pos="708"/>
+          <w:tab w:val="left" w:pos="0" w:leader="none"/>
+        </w:tabs>
+        <w:spacing w:lineRule="auto" w:line="240"/>
+        <w:ind w:hanging="283" w:start="709"/>
+        <w:jc w:val="both"/>
+        <w:rPr>
+          <w:rFonts w:ascii="Times New Roman" w:hAnsi="Times New Roman" w:eastAsia="Times New Roman" w:cs="Calibri"/>
+          <w:b w:val="false"/>
+          <w:bCs w:val="false"/>
+          <w:kern w:val="0"/>
+          <w:sz w:val="20"/>
+          <w:szCs w:val="20"/>
+          <w:lang w:eastAsia="es-ES"/>
+          <w14:ligatures w14:val="none"/>
+        </w:rPr>
+      </w:pPr>
+      <w:r>
+        <w:rPr>
+          <w:rFonts w:eastAsia="Times New Roman" w:cs="Calibri" w:ascii="Times New Roman" w:hAnsi="Times New Roman"/>
+          <w:b w:val="false"/>
+          <w:bCs w:val="false"/>
+          <w:kern w:val="0"/>
+          <w:sz w:val="20"/>
+          <w:szCs w:val="20"/>
+          <w:lang w:eastAsia="es-ES"/>
+          <w14:ligatures w14:val="none"/>
+        </w:rPr>
+        <w:t>Falta de atomicidad: Si el sistema falla a mitad de una escritura, el fichero queda en un estado inconsistente o dañado sin mecanismo nativo de marcha atrás (</w:t>
+      </w:r>
+      <w:r>
+        <w:rPr>
+          <w:rFonts w:eastAsia="Times New Roman" w:cs="Calibri" w:ascii="Times New Roman" w:hAnsi="Times New Roman"/>
+          <w:b w:val="false"/>
+          <w:bCs w:val="false"/>
+          <w:i/>
+          <w:kern w:val="0"/>
+          <w:sz w:val="20"/>
+          <w:szCs w:val="20"/>
+          <w:lang w:eastAsia="es-ES"/>
+          <w14:ligatures w14:val="none"/>
+        </w:rPr>
+        <w:t>rollback</w:t>
+      </w:r>
+      <w:r>
+        <w:rPr>
+          <w:rFonts w:eastAsia="Times New Roman" w:cs="Calibri" w:ascii="Times New Roman" w:hAnsi="Times New Roman"/>
+          <w:b w:val="false"/>
+          <w:bCs w:val="false"/>
+          <w:kern w:val="0"/>
+          <w:sz w:val="20"/>
+          <w:szCs w:val="20"/>
+          <w:lang w:eastAsia="es-ES"/>
+          <w14:ligatures w14:val="none"/>
+        </w:rPr>
+        <w:t>).</w:t>
+      </w:r>
+    </w:p>
+    <w:p>
+      <w:pPr>
+        <w:pStyle w:val="BodyText"/>
+        <w:numPr>
+          <w:ilvl w:val="0"/>
+          <w:numId w:val="8"/>
+        </w:numPr>
+        <w:tabs>
+          <w:tab w:val="clear" w:pos="708"/>
+          <w:tab w:val="left" w:pos="0" w:leader="none"/>
+        </w:tabs>
+        <w:spacing w:lineRule="auto" w:line="240"/>
+        <w:ind w:hanging="283" w:start="709"/>
+        <w:jc w:val="both"/>
+        <w:rPr>
+          <w:rFonts w:ascii="Times New Roman" w:hAnsi="Times New Roman" w:eastAsia="Times New Roman" w:cs="Calibri"/>
+          <w:b w:val="false"/>
+          <w:bCs w:val="false"/>
+          <w:kern w:val="0"/>
+          <w:sz w:val="20"/>
+          <w:szCs w:val="20"/>
+          <w:lang w:eastAsia="es-ES"/>
+          <w14:ligatures w14:val="none"/>
+        </w:rPr>
+      </w:pPr>
+      <w:r>
+        <w:rPr>
+          <w:rFonts w:eastAsia="Times New Roman" w:cs="Calibri" w:ascii="Times New Roman" w:hAnsi="Times New Roman"/>
+          <w:b w:val="false"/>
+          <w:bCs w:val="false"/>
+          <w:kern w:val="0"/>
+          <w:sz w:val="20"/>
+          <w:szCs w:val="20"/>
+          <w:lang w:eastAsia="es-ES"/>
+          <w14:ligatures w14:val="none"/>
+        </w:rPr>
+        <w:t>Seguridad precaria: La protección suele depender únicamente de los permisos básicos del sistema operativo, sin filtrado a nivel de campo o registro.</w:t>
+      </w:r>
+    </w:p>
+    <w:p>
+      <w:pPr>
+        <w:pStyle w:val="BodyText"/>
+        <w:spacing w:lineRule="auto" w:line="240"/>
+        <w:jc w:val="both"/>
+        <w:rPr>
+          <w:rFonts w:ascii="Times New Roman" w:hAnsi="Times New Roman" w:eastAsia="Times New Roman" w:cs="Calibri"/>
+          <w:b/>
+          <w:bCs/>
+          <w:kern w:val="0"/>
+          <w:sz w:val="24"/>
+          <w:szCs w:val="24"/>
+          <w:lang w:eastAsia="es-ES"/>
+          <w14:ligatures w14:val="none"/>
+        </w:rPr>
+      </w:pPr>
+      <w:r>
+        <w:rPr>
+          <w:rFonts w:eastAsia="Times New Roman" w:cs="Calibri" w:ascii="Times New Roman" w:hAnsi="Times New Roman"/>
+          <w:b/>
+          <w:bCs/>
+          <w:kern w:val="0"/>
+          <w:sz w:val="24"/>
+          <w:szCs w:val="24"/>
+          <w:lang w:eastAsia="es-ES"/>
+          <w14:ligatures w14:val="none"/>
+        </w:rPr>
+        <w:t xml:space="preserve">5. </w:t>
+      </w:r>
+      <w:r>
+        <w:rPr>
+          <w:rFonts w:eastAsia="Times New Roman" w:cs="Calibri" w:ascii="Times New Roman" w:hAnsi="Times New Roman"/>
+          <w:b/>
+          <w:bCs/>
+          <w:kern w:val="0"/>
+          <w:sz w:val="24"/>
+          <w:szCs w:val="24"/>
+          <w:lang w:eastAsia="es-ES"/>
+          <w14:ligatures w14:val="none"/>
+        </w:rPr>
+        <w:t>Ficheros XML: definición y usos</w:t>
+      </w:r>
+    </w:p>
+    <w:p>
+      <w:pPr>
+        <w:pStyle w:val="BodyText"/>
+        <w:numPr>
+          <w:ilvl w:val="0"/>
+          <w:numId w:val="9"/>
+        </w:numPr>
+        <w:tabs>
+          <w:tab w:val="clear" w:pos="708"/>
+          <w:tab w:val="left" w:pos="0" w:leader="none"/>
+        </w:tabs>
+        <w:spacing w:lineRule="auto" w:line="240"/>
+        <w:ind w:hanging="283" w:start="709"/>
+        <w:jc w:val="both"/>
+        <w:rPr>
+          <w:rFonts w:ascii="Times New Roman" w:hAnsi="Times New Roman" w:eastAsia="Times New Roman" w:cs="Calibri"/>
+          <w:b w:val="false"/>
+          <w:bCs w:val="false"/>
+          <w:kern w:val="0"/>
+          <w:sz w:val="20"/>
+          <w:szCs w:val="20"/>
+          <w:lang w:eastAsia="es-ES"/>
+          <w14:ligatures w14:val="none"/>
+        </w:rPr>
+      </w:pPr>
+      <w:r>
+        <w:rPr>
+          <w:rFonts w:eastAsia="Times New Roman" w:cs="Calibri" w:ascii="Times New Roman" w:hAnsi="Times New Roman"/>
+          <w:b w:val="false"/>
+          <w:bCs w:val="false"/>
+          <w:kern w:val="0"/>
+          <w:sz w:val="20"/>
+          <w:szCs w:val="20"/>
+          <w:lang w:eastAsia="es-ES"/>
+          <w14:ligatures w14:val="none"/>
+        </w:rPr>
+        <w:t>Qué son: Archivos de texto plano estructurados mediante etiquetas jerárquicas personalizables bajo el estándar eXtensible Markup Language. Son legibles tanto por humanos como por máquinas y autodescriptivos.</w:t>
+      </w:r>
+    </w:p>
+    <w:p>
+      <w:pPr>
+        <w:pStyle w:val="BodyText"/>
+        <w:numPr>
+          <w:ilvl w:val="0"/>
+          <w:numId w:val="9"/>
+        </w:numPr>
+        <w:tabs>
+          <w:tab w:val="clear" w:pos="708"/>
+          <w:tab w:val="left" w:pos="0" w:leader="none"/>
+        </w:tabs>
+        <w:spacing w:lineRule="auto" w:line="240"/>
+        <w:ind w:hanging="283" w:start="709"/>
+        <w:jc w:val="both"/>
+        <w:rPr>
+          <w:rFonts w:ascii="Times New Roman" w:hAnsi="Times New Roman" w:eastAsia="Times New Roman" w:cs="Calibri"/>
+          <w:b w:val="false"/>
+          <w:bCs w:val="false"/>
+          <w:kern w:val="0"/>
+          <w:sz w:val="20"/>
+          <w:szCs w:val="20"/>
+          <w:lang w:eastAsia="es-ES"/>
+          <w14:ligatures w14:val="none"/>
+        </w:rPr>
+      </w:pPr>
+      <w:r>
+        <w:rPr>
+          <w:rFonts w:eastAsia="Times New Roman" w:cs="Calibri" w:ascii="Times New Roman" w:hAnsi="Times New Roman"/>
+          <w:b w:val="false"/>
+          <w:bCs w:val="false"/>
+          <w:kern w:val="0"/>
+          <w:sz w:val="20"/>
+          <w:szCs w:val="20"/>
+          <w:lang w:eastAsia="es-ES"/>
+          <w14:ligatures w14:val="none"/>
+        </w:rPr>
+        <w:t>Para qué se utilizan:</w:t>
+      </w:r>
+    </w:p>
+    <w:p>
+      <w:pPr>
+        <w:pStyle w:val="BodyText"/>
+        <w:numPr>
+          <w:ilvl w:val="1"/>
+          <w:numId w:val="9"/>
+        </w:numPr>
+        <w:tabs>
+          <w:tab w:val="clear" w:pos="708"/>
+          <w:tab w:val="left" w:pos="0" w:leader="none"/>
+        </w:tabs>
+        <w:spacing w:lineRule="auto" w:line="240"/>
+        <w:ind w:hanging="283" w:start="1418"/>
+        <w:jc w:val="both"/>
+        <w:rPr>
+          <w:rFonts w:ascii="Times New Roman" w:hAnsi="Times New Roman" w:eastAsia="Times New Roman" w:cs="Calibri"/>
+          <w:b w:val="false"/>
+          <w:bCs w:val="false"/>
+          <w:kern w:val="0"/>
+          <w:sz w:val="20"/>
+          <w:szCs w:val="20"/>
+          <w:lang w:eastAsia="es-ES"/>
+          <w14:ligatures w14:val="none"/>
+        </w:rPr>
+      </w:pPr>
+      <w:r>
+        <w:rPr>
+          <w:rFonts w:eastAsia="Times New Roman" w:cs="Calibri" w:ascii="Times New Roman" w:hAnsi="Times New Roman"/>
+          <w:b w:val="false"/>
+          <w:bCs w:val="false"/>
+          <w:kern w:val="0"/>
+          <w:sz w:val="20"/>
+          <w:szCs w:val="20"/>
+          <w:lang w:eastAsia="es-ES"/>
+          <w14:ligatures w14:val="none"/>
+        </w:rPr>
+        <w:t>Intercambio de datos entre plataformas heterogéneas.</w:t>
+      </w:r>
+    </w:p>
+    <w:p>
+      <w:pPr>
+        <w:pStyle w:val="BodyText"/>
+        <w:numPr>
+          <w:ilvl w:val="1"/>
+          <w:numId w:val="9"/>
+        </w:numPr>
+        <w:tabs>
+          <w:tab w:val="clear" w:pos="708"/>
+          <w:tab w:val="left" w:pos="0" w:leader="none"/>
+        </w:tabs>
+        <w:spacing w:lineRule="auto" w:line="240"/>
+        <w:ind w:hanging="283" w:start="1418"/>
+        <w:jc w:val="both"/>
+        <w:rPr>
           <w:rFonts w:ascii="Calibri" w:hAnsi="Calibri" w:eastAsia="Times New Roman" w:cs="Calibri"/>
           <w:b/>
           <w:bCs/>
@@ -965,6 +2300,717 @@
       </w:pPr>
       <w:r>
         <w:rPr>
+          <w:rFonts w:eastAsia="Times New Roman" w:cs="Calibri" w:ascii="Times New Roman" w:hAnsi="Times New Roman"/>
+          <w:b w:val="false"/>
+          <w:bCs w:val="false"/>
+          <w:kern w:val="0"/>
+          <w:sz w:val="20"/>
+          <w:szCs w:val="20"/>
+          <w:lang w:eastAsia="es-ES"/>
+          <w14:ligatures w14:val="none"/>
+        </w:rPr>
+        <w:t xml:space="preserve">Archivos de configuración de aplicaciones y entornos (ej. </w:t>
+      </w:r>
+      <w:r>
+        <w:rPr>
+          <w:rStyle w:val="Textooriginal"/>
+          <w:rFonts w:ascii="Times New Roman" w:hAnsi="Times New Roman"/>
+          <w:b w:val="false"/>
+          <w:bCs w:val="false"/>
+          <w:kern w:val="0"/>
+          <w:sz w:val="20"/>
+          <w:szCs w:val="20"/>
+          <w:lang w:eastAsia="es-ES"/>
+          <w14:ligatures w14:val="none"/>
+        </w:rPr>
+        <w:t>pom.xml</w:t>
+      </w:r>
+      <w:r>
+        <w:rPr>
+          <w:rFonts w:eastAsia="Times New Roman" w:cs="Calibri" w:ascii="Times New Roman" w:hAnsi="Times New Roman"/>
+          <w:b w:val="false"/>
+          <w:bCs w:val="false"/>
+          <w:kern w:val="0"/>
+          <w:sz w:val="20"/>
+          <w:szCs w:val="20"/>
+          <w:lang w:eastAsia="es-ES"/>
+          <w14:ligatures w14:val="none"/>
+        </w:rPr>
+        <w:t xml:space="preserve">, </w:t>
+      </w:r>
+      <w:r>
+        <w:rPr>
+          <w:rStyle w:val="Textooriginal"/>
+          <w:rFonts w:ascii="Times New Roman" w:hAnsi="Times New Roman"/>
+          <w:b w:val="false"/>
+          <w:bCs w:val="false"/>
+          <w:kern w:val="0"/>
+          <w:sz w:val="20"/>
+          <w:szCs w:val="20"/>
+          <w:lang w:eastAsia="es-ES"/>
+          <w14:ligatures w14:val="none"/>
+        </w:rPr>
+        <w:t>web.xml</w:t>
+      </w:r>
+      <w:r>
+        <w:rPr>
+          <w:rFonts w:eastAsia="Times New Roman" w:cs="Calibri" w:ascii="Times New Roman" w:hAnsi="Times New Roman"/>
+          <w:b w:val="false"/>
+          <w:bCs w:val="false"/>
+          <w:kern w:val="0"/>
+          <w:sz w:val="20"/>
+          <w:szCs w:val="20"/>
+          <w:lang w:eastAsia="es-ES"/>
+          <w14:ligatures w14:val="none"/>
+        </w:rPr>
+        <w:t>).</w:t>
+      </w:r>
+    </w:p>
+    <w:p>
+      <w:pPr>
+        <w:pStyle w:val="BodyText"/>
+        <w:numPr>
+          <w:ilvl w:val="1"/>
+          <w:numId w:val="9"/>
+        </w:numPr>
+        <w:tabs>
+          <w:tab w:val="clear" w:pos="708"/>
+          <w:tab w:val="left" w:pos="0" w:leader="none"/>
+        </w:tabs>
+        <w:spacing w:lineRule="auto" w:line="240"/>
+        <w:ind w:hanging="283" w:start="1418"/>
+        <w:jc w:val="both"/>
+        <w:rPr>
+          <w:rFonts w:ascii="Times New Roman" w:hAnsi="Times New Roman" w:eastAsia="Times New Roman" w:cs="Calibri"/>
+          <w:b w:val="false"/>
+          <w:bCs w:val="false"/>
+          <w:kern w:val="0"/>
+          <w:sz w:val="20"/>
+          <w:szCs w:val="20"/>
+          <w:lang w:eastAsia="es-ES"/>
+          <w14:ligatures w14:val="none"/>
+        </w:rPr>
+      </w:pPr>
+      <w:r>
+        <w:rPr>
+          <w:rFonts w:eastAsia="Times New Roman" w:cs="Calibri" w:ascii="Times New Roman" w:hAnsi="Times New Roman"/>
+          <w:b w:val="false"/>
+          <w:bCs w:val="false"/>
+          <w:kern w:val="0"/>
+          <w:sz w:val="20"/>
+          <w:szCs w:val="20"/>
+          <w:lang w:eastAsia="es-ES"/>
+          <w14:ligatures w14:val="none"/>
+        </w:rPr>
+        <w:t>Estructuras de mensajería para servicios web tradicionales (protocolo SOAP).</w:t>
+      </w:r>
+    </w:p>
+    <w:p>
+      <w:pPr>
+        <w:pStyle w:val="BodyText"/>
+        <w:numPr>
+          <w:ilvl w:val="1"/>
+          <w:numId w:val="9"/>
+        </w:numPr>
+        <w:tabs>
+          <w:tab w:val="clear" w:pos="708"/>
+          <w:tab w:val="left" w:pos="0" w:leader="none"/>
+        </w:tabs>
+        <w:spacing w:lineRule="auto" w:line="240"/>
+        <w:ind w:hanging="283" w:start="1418"/>
+        <w:jc w:val="both"/>
+        <w:rPr>
+          <w:rFonts w:ascii="Times New Roman" w:hAnsi="Times New Roman" w:eastAsia="Times New Roman" w:cs="Calibri"/>
+          <w:b w:val="false"/>
+          <w:bCs w:val="false"/>
+          <w:kern w:val="0"/>
+          <w:sz w:val="20"/>
+          <w:szCs w:val="20"/>
+          <w:lang w:eastAsia="es-ES"/>
+          <w14:ligatures w14:val="none"/>
+        </w:rPr>
+      </w:pPr>
+      <w:r>
+        <w:rPr>
+          <w:rFonts w:eastAsia="Times New Roman" w:cs="Calibri" w:ascii="Times New Roman" w:hAnsi="Times New Roman"/>
+          <w:b w:val="false"/>
+          <w:bCs w:val="false"/>
+          <w:kern w:val="0"/>
+          <w:sz w:val="20"/>
+          <w:szCs w:val="20"/>
+          <w:lang w:eastAsia="es-ES"/>
+          <w14:ligatures w14:val="none"/>
+        </w:rPr>
+        <w:t>Exportación e importación de copias de seguridad de datos estructurados.</w:t>
+      </w:r>
+    </w:p>
+    <w:p>
+      <w:pPr>
+        <w:pStyle w:val="BodyText"/>
+        <w:spacing w:lineRule="auto" w:line="240"/>
+        <w:jc w:val="both"/>
+        <w:rPr>
+          <w:rFonts w:ascii="Times New Roman" w:hAnsi="Times New Roman" w:eastAsia="Times New Roman" w:cs="Calibri"/>
+          <w:b/>
+          <w:bCs/>
+          <w:kern w:val="0"/>
+          <w:sz w:val="24"/>
+          <w:szCs w:val="24"/>
+          <w:lang w:eastAsia="es-ES"/>
+          <w14:ligatures w14:val="none"/>
+        </w:rPr>
+      </w:pPr>
+      <w:r>
+        <w:rPr>
+          <w:rFonts w:eastAsia="Times New Roman" w:cs="Calibri" w:ascii="Times New Roman" w:hAnsi="Times New Roman"/>
+          <w:b/>
+          <w:bCs/>
+          <w:kern w:val="0"/>
+          <w:sz w:val="24"/>
+          <w:szCs w:val="24"/>
+          <w:lang w:eastAsia="es-ES"/>
+          <w14:ligatures w14:val="none"/>
+        </w:rPr>
+        <w:t xml:space="preserve">6. </w:t>
+      </w:r>
+      <w:r>
+        <w:rPr>
+          <w:rFonts w:eastAsia="Times New Roman" w:cs="Calibri" w:ascii="Times New Roman" w:hAnsi="Times New Roman"/>
+          <w:b/>
+          <w:bCs/>
+          <w:kern w:val="0"/>
+          <w:sz w:val="24"/>
+          <w:szCs w:val="24"/>
+          <w:lang w:eastAsia="es-ES"/>
+          <w14:ligatures w14:val="none"/>
+        </w:rPr>
+        <w:t>Ventajas e inconvenientes de las Bases de Datos Relacionales (BDR)</w:t>
+      </w:r>
+    </w:p>
+    <w:p>
+      <w:pPr>
+        <w:pStyle w:val="BodyText"/>
+        <w:numPr>
+          <w:ilvl w:val="0"/>
+          <w:numId w:val="10"/>
+        </w:numPr>
+        <w:tabs>
+          <w:tab w:val="clear" w:pos="708"/>
+          <w:tab w:val="left" w:pos="0" w:leader="none"/>
+        </w:tabs>
+        <w:spacing w:lineRule="auto" w:line="240"/>
+        <w:ind w:hanging="283" w:start="709"/>
+        <w:jc w:val="both"/>
+        <w:rPr>
+          <w:rFonts w:ascii="Times New Roman" w:hAnsi="Times New Roman" w:eastAsia="Times New Roman" w:cs="Calibri"/>
+          <w:b w:val="false"/>
+          <w:bCs w:val="false"/>
+          <w:kern w:val="0"/>
+          <w:sz w:val="20"/>
+          <w:szCs w:val="20"/>
+          <w:lang w:eastAsia="es-ES"/>
+          <w14:ligatures w14:val="none"/>
+        </w:rPr>
+      </w:pPr>
+      <w:r>
+        <w:rPr>
+          <w:rFonts w:eastAsia="Times New Roman" w:cs="Calibri" w:ascii="Times New Roman" w:hAnsi="Times New Roman"/>
+          <w:b w:val="false"/>
+          <w:bCs w:val="false"/>
+          <w:kern w:val="0"/>
+          <w:sz w:val="20"/>
+          <w:szCs w:val="20"/>
+          <w:lang w:eastAsia="es-ES"/>
+          <w14:ligatures w14:val="none"/>
+        </w:rPr>
+        <w:t>Ventajas:</w:t>
+      </w:r>
+    </w:p>
+    <w:p>
+      <w:pPr>
+        <w:pStyle w:val="BodyText"/>
+        <w:numPr>
+          <w:ilvl w:val="1"/>
+          <w:numId w:val="10"/>
+        </w:numPr>
+        <w:tabs>
+          <w:tab w:val="clear" w:pos="708"/>
+          <w:tab w:val="left" w:pos="0" w:leader="none"/>
+        </w:tabs>
+        <w:spacing w:lineRule="auto" w:line="240"/>
+        <w:ind w:hanging="283" w:start="1418"/>
+        <w:jc w:val="both"/>
+        <w:rPr>
+          <w:rFonts w:ascii="Times New Roman" w:hAnsi="Times New Roman" w:eastAsia="Times New Roman" w:cs="Calibri"/>
+          <w:b w:val="false"/>
+          <w:bCs w:val="false"/>
+          <w:kern w:val="0"/>
+          <w:sz w:val="20"/>
+          <w:szCs w:val="20"/>
+          <w:lang w:eastAsia="es-ES"/>
+          <w14:ligatures w14:val="none"/>
+        </w:rPr>
+      </w:pPr>
+      <w:r>
+        <w:rPr>
+          <w:rFonts w:eastAsia="Times New Roman" w:cs="Calibri" w:ascii="Times New Roman" w:hAnsi="Times New Roman"/>
+          <w:b w:val="false"/>
+          <w:bCs w:val="false"/>
+          <w:kern w:val="0"/>
+          <w:sz w:val="20"/>
+          <w:szCs w:val="20"/>
+          <w:lang w:eastAsia="es-ES"/>
+          <w14:ligatures w14:val="none"/>
+        </w:rPr>
+        <w:t>Madurez tecnológica, estandarización (lenguaje SQL) y soporte masivo.</w:t>
+      </w:r>
+    </w:p>
+    <w:p>
+      <w:pPr>
+        <w:pStyle w:val="BodyText"/>
+        <w:numPr>
+          <w:ilvl w:val="1"/>
+          <w:numId w:val="10"/>
+        </w:numPr>
+        <w:tabs>
+          <w:tab w:val="clear" w:pos="708"/>
+          <w:tab w:val="left" w:pos="0" w:leader="none"/>
+        </w:tabs>
+        <w:spacing w:lineRule="auto" w:line="240"/>
+        <w:ind w:hanging="283" w:start="1418"/>
+        <w:jc w:val="both"/>
+        <w:rPr>
+          <w:rFonts w:ascii="Times New Roman" w:hAnsi="Times New Roman" w:eastAsia="Times New Roman" w:cs="Calibri"/>
+          <w:b w:val="false"/>
+          <w:bCs w:val="false"/>
+          <w:kern w:val="0"/>
+          <w:sz w:val="20"/>
+          <w:szCs w:val="20"/>
+          <w:lang w:eastAsia="es-ES"/>
+          <w14:ligatures w14:val="none"/>
+        </w:rPr>
+      </w:pPr>
+      <w:r>
+        <w:rPr>
+          <w:rFonts w:eastAsia="Times New Roman" w:cs="Calibri" w:ascii="Times New Roman" w:hAnsi="Times New Roman"/>
+          <w:b w:val="false"/>
+          <w:bCs w:val="false"/>
+          <w:kern w:val="0"/>
+          <w:sz w:val="20"/>
+          <w:szCs w:val="20"/>
+          <w:lang w:eastAsia="es-ES"/>
+          <w14:ligatures w14:val="none"/>
+        </w:rPr>
+        <w:t>Garantía estricta de consistencia mediante propiedades ACID.</w:t>
+      </w:r>
+    </w:p>
+    <w:p>
+      <w:pPr>
+        <w:pStyle w:val="BodyText"/>
+        <w:numPr>
+          <w:ilvl w:val="1"/>
+          <w:numId w:val="10"/>
+        </w:numPr>
+        <w:tabs>
+          <w:tab w:val="clear" w:pos="708"/>
+          <w:tab w:val="left" w:pos="0" w:leader="none"/>
+        </w:tabs>
+        <w:spacing w:lineRule="auto" w:line="240"/>
+        <w:ind w:hanging="283" w:start="1418"/>
+        <w:jc w:val="both"/>
+        <w:rPr>
+          <w:rFonts w:ascii="Times New Roman" w:hAnsi="Times New Roman" w:eastAsia="Times New Roman" w:cs="Calibri"/>
+          <w:b w:val="false"/>
+          <w:bCs w:val="false"/>
+          <w:kern w:val="0"/>
+          <w:sz w:val="20"/>
+          <w:szCs w:val="20"/>
+          <w:lang w:eastAsia="es-ES"/>
+          <w14:ligatures w14:val="none"/>
+        </w:rPr>
+      </w:pPr>
+      <w:r>
+        <w:rPr>
+          <w:rFonts w:eastAsia="Times New Roman" w:cs="Calibri" w:ascii="Times New Roman" w:hAnsi="Times New Roman"/>
+          <w:b w:val="false"/>
+          <w:bCs w:val="false"/>
+          <w:kern w:val="0"/>
+          <w:sz w:val="20"/>
+          <w:szCs w:val="20"/>
+          <w:lang w:eastAsia="es-ES"/>
+          <w14:ligatures w14:val="none"/>
+        </w:rPr>
+        <w:t>Modelo formal contrastado que minimiza duplicidades gracias a la normalización.</w:t>
+      </w:r>
+    </w:p>
+    <w:p>
+      <w:pPr>
+        <w:pStyle w:val="BodyText"/>
+        <w:numPr>
+          <w:ilvl w:val="0"/>
+          <w:numId w:val="10"/>
+        </w:numPr>
+        <w:tabs>
+          <w:tab w:val="clear" w:pos="708"/>
+          <w:tab w:val="left" w:pos="0" w:leader="none"/>
+        </w:tabs>
+        <w:spacing w:lineRule="auto" w:line="240"/>
+        <w:ind w:hanging="283" w:start="709"/>
+        <w:jc w:val="both"/>
+        <w:rPr>
+          <w:rFonts w:ascii="Times New Roman" w:hAnsi="Times New Roman" w:eastAsia="Times New Roman" w:cs="Calibri"/>
+          <w:b w:val="false"/>
+          <w:bCs w:val="false"/>
+          <w:kern w:val="0"/>
+          <w:sz w:val="20"/>
+          <w:szCs w:val="20"/>
+          <w:lang w:eastAsia="es-ES"/>
+          <w14:ligatures w14:val="none"/>
+        </w:rPr>
+      </w:pPr>
+      <w:r>
+        <w:rPr>
+          <w:rFonts w:eastAsia="Times New Roman" w:cs="Calibri" w:ascii="Times New Roman" w:hAnsi="Times New Roman"/>
+          <w:b w:val="false"/>
+          <w:bCs w:val="false"/>
+          <w:kern w:val="0"/>
+          <w:sz w:val="20"/>
+          <w:szCs w:val="20"/>
+          <w:lang w:eastAsia="es-ES"/>
+          <w14:ligatures w14:val="none"/>
+        </w:rPr>
+        <w:t>Inconvenientes:</w:t>
+      </w:r>
+    </w:p>
+    <w:p>
+      <w:pPr>
+        <w:pStyle w:val="BodyText"/>
+        <w:numPr>
+          <w:ilvl w:val="1"/>
+          <w:numId w:val="10"/>
+        </w:numPr>
+        <w:tabs>
+          <w:tab w:val="clear" w:pos="708"/>
+          <w:tab w:val="left" w:pos="0" w:leader="none"/>
+        </w:tabs>
+        <w:spacing w:lineRule="auto" w:line="240"/>
+        <w:ind w:hanging="283" w:start="1418"/>
+        <w:jc w:val="both"/>
+        <w:rPr>
+          <w:rFonts w:ascii="Times New Roman" w:hAnsi="Times New Roman" w:eastAsia="Times New Roman" w:cs="Calibri"/>
+          <w:b w:val="false"/>
+          <w:bCs w:val="false"/>
+          <w:kern w:val="0"/>
+          <w:sz w:val="20"/>
+          <w:szCs w:val="20"/>
+          <w:lang w:eastAsia="es-ES"/>
+          <w14:ligatures w14:val="none"/>
+        </w:rPr>
+      </w:pPr>
+      <w:r>
+        <w:rPr>
+          <w:rFonts w:eastAsia="Times New Roman" w:cs="Calibri" w:ascii="Times New Roman" w:hAnsi="Times New Roman"/>
+          <w:b w:val="false"/>
+          <w:bCs w:val="false"/>
+          <w:kern w:val="0"/>
+          <w:sz w:val="20"/>
+          <w:szCs w:val="20"/>
+          <w:lang w:eastAsia="es-ES"/>
+          <w14:ligatures w14:val="none"/>
+        </w:rPr>
+        <w:t>Desajuste de impedancia objeto-relacional: Fricción técnica al mapear objetos del lenguaje de programación a tablas y filas relacionales.</w:t>
+      </w:r>
+    </w:p>
+    <w:p>
+      <w:pPr>
+        <w:pStyle w:val="BodyText"/>
+        <w:numPr>
+          <w:ilvl w:val="1"/>
+          <w:numId w:val="10"/>
+        </w:numPr>
+        <w:tabs>
+          <w:tab w:val="clear" w:pos="708"/>
+          <w:tab w:val="left" w:pos="0" w:leader="none"/>
+        </w:tabs>
+        <w:spacing w:lineRule="auto" w:line="240"/>
+        <w:ind w:hanging="283" w:start="1418"/>
+        <w:jc w:val="both"/>
+        <w:rPr>
+          <w:rFonts w:ascii="Times New Roman" w:hAnsi="Times New Roman" w:eastAsia="Times New Roman" w:cs="Calibri"/>
+          <w:b w:val="false"/>
+          <w:bCs w:val="false"/>
+          <w:kern w:val="0"/>
+          <w:sz w:val="20"/>
+          <w:szCs w:val="20"/>
+          <w:lang w:eastAsia="es-ES"/>
+          <w14:ligatures w14:val="none"/>
+        </w:rPr>
+      </w:pPr>
+      <w:r>
+        <w:rPr>
+          <w:rFonts w:eastAsia="Times New Roman" w:cs="Calibri" w:ascii="Times New Roman" w:hAnsi="Times New Roman"/>
+          <w:b w:val="false"/>
+          <w:bCs w:val="false"/>
+          <w:kern w:val="0"/>
+          <w:sz w:val="20"/>
+          <w:szCs w:val="20"/>
+          <w:lang w:eastAsia="es-ES"/>
+          <w14:ligatures w14:val="none"/>
+        </w:rPr>
+        <w:t>Dificultad para escalar horizontalmente (sharding complejo frente a la escalabilidad vertical habitual).</w:t>
+      </w:r>
+    </w:p>
+    <w:p>
+      <w:pPr>
+        <w:pStyle w:val="BodyText"/>
+        <w:numPr>
+          <w:ilvl w:val="1"/>
+          <w:numId w:val="10"/>
+        </w:numPr>
+        <w:tabs>
+          <w:tab w:val="clear" w:pos="708"/>
+          <w:tab w:val="left" w:pos="0" w:leader="none"/>
+        </w:tabs>
+        <w:spacing w:lineRule="auto" w:line="240"/>
+        <w:ind w:hanging="283" w:start="1418"/>
+        <w:jc w:val="both"/>
+        <w:rPr>
+          <w:rFonts w:ascii="Times New Roman" w:hAnsi="Times New Roman" w:eastAsia="Times New Roman" w:cs="Calibri"/>
+          <w:b w:val="false"/>
+          <w:bCs w:val="false"/>
+          <w:kern w:val="0"/>
+          <w:sz w:val="20"/>
+          <w:szCs w:val="20"/>
+          <w:lang w:eastAsia="es-ES"/>
+          <w14:ligatures w14:val="none"/>
+        </w:rPr>
+      </w:pPr>
+      <w:r>
+        <w:rPr>
+          <w:rFonts w:eastAsia="Times New Roman" w:cs="Calibri" w:ascii="Times New Roman" w:hAnsi="Times New Roman"/>
+          <w:b w:val="false"/>
+          <w:bCs w:val="false"/>
+          <w:kern w:val="0"/>
+          <w:sz w:val="20"/>
+          <w:szCs w:val="20"/>
+          <w:lang w:eastAsia="es-ES"/>
+          <w14:ligatures w14:val="none"/>
+        </w:rPr>
+        <w:t>Estructura rígida: los cambios en esquemas grandes requieren migraciones costosas.</w:t>
+      </w:r>
+    </w:p>
+    <w:p>
+      <w:pPr>
+        <w:pStyle w:val="BodyText"/>
+        <w:numPr>
+          <w:ilvl w:val="0"/>
+          <w:numId w:val="0"/>
+        </w:numPr>
+        <w:spacing w:lineRule="auto" w:line="240"/>
+        <w:ind w:hanging="0" w:start="0"/>
+        <w:jc w:val="both"/>
+        <w:rPr>
+          <w:rFonts w:ascii="Times New Roman" w:hAnsi="Times New Roman" w:eastAsia="Times New Roman" w:cs="Calibri"/>
+          <w:b w:val="false"/>
+          <w:bCs w:val="false"/>
+          <w:kern w:val="0"/>
+          <w:sz w:val="20"/>
+          <w:szCs w:val="20"/>
+          <w:lang w:eastAsia="es-ES"/>
+          <w14:ligatures w14:val="none"/>
+        </w:rPr>
+      </w:pPr>
+      <w:r>
+        <w:rPr>
+          <w:rFonts w:eastAsia="Times New Roman" w:cs="Calibri" w:ascii="Times New Roman" w:hAnsi="Times New Roman"/>
+          <w:b w:val="false"/>
+          <w:bCs w:val="false"/>
+          <w:kern w:val="0"/>
+          <w:sz w:val="20"/>
+          <w:szCs w:val="20"/>
+          <w:lang w:eastAsia="es-ES"/>
+          <w14:ligatures w14:val="none"/>
+        </w:rPr>
+      </w:r>
+    </w:p>
+    <w:p>
+      <w:pPr>
+        <w:pStyle w:val="BodyText"/>
+        <w:spacing w:lineRule="auto" w:line="240"/>
+        <w:jc w:val="both"/>
+        <w:rPr>
+          <w:rFonts w:ascii="Times New Roman" w:hAnsi="Times New Roman" w:eastAsia="Times New Roman" w:cs="Calibri"/>
+          <w:b/>
+          <w:bCs/>
+          <w:kern w:val="0"/>
+          <w:sz w:val="24"/>
+          <w:szCs w:val="24"/>
+          <w:lang w:eastAsia="es-ES"/>
+          <w14:ligatures w14:val="none"/>
+        </w:rPr>
+      </w:pPr>
+      <w:r>
+        <w:rPr>
+          <w:rFonts w:eastAsia="Times New Roman" w:cs="Calibri" w:ascii="Times New Roman" w:hAnsi="Times New Roman"/>
+          <w:b/>
+          <w:bCs/>
+          <w:kern w:val="0"/>
+          <w:sz w:val="24"/>
+          <w:szCs w:val="24"/>
+          <w:lang w:eastAsia="es-ES"/>
+          <w14:ligatures w14:val="none"/>
+        </w:rPr>
+        <w:t xml:space="preserve">7. </w:t>
+      </w:r>
+      <w:r>
+        <w:rPr>
+          <w:rFonts w:eastAsia="Times New Roman" w:cs="Calibri" w:ascii="Times New Roman" w:hAnsi="Times New Roman"/>
+          <w:b/>
+          <w:bCs/>
+          <w:kern w:val="0"/>
+          <w:sz w:val="24"/>
+          <w:szCs w:val="24"/>
+          <w:lang w:eastAsia="es-ES"/>
+          <w14:ligatures w14:val="none"/>
+        </w:rPr>
+        <w:t>¿Por qué surgen las Bases de Datos Orientadas a Objetos (BDOO)?</w:t>
+      </w:r>
+    </w:p>
+    <w:p>
+      <w:pPr>
+        <w:pStyle w:val="BodyText"/>
+        <w:spacing w:lineRule="auto" w:line="240"/>
+        <w:jc w:val="both"/>
+        <w:rPr>
+          <w:rFonts w:ascii="Times New Roman" w:hAnsi="Times New Roman" w:eastAsia="Times New Roman" w:cs="Calibri"/>
+          <w:b w:val="false"/>
+          <w:bCs w:val="false"/>
+          <w:kern w:val="0"/>
+          <w:sz w:val="20"/>
+          <w:szCs w:val="20"/>
+          <w:lang w:eastAsia="es-ES"/>
+          <w14:ligatures w14:val="none"/>
+        </w:rPr>
+      </w:pPr>
+      <w:r>
+        <w:rPr>
+          <w:rFonts w:eastAsia="Times New Roman" w:cs="Calibri" w:ascii="Times New Roman" w:hAnsi="Times New Roman"/>
+          <w:b w:val="false"/>
+          <w:bCs w:val="false"/>
+          <w:kern w:val="0"/>
+          <w:sz w:val="20"/>
+          <w:szCs w:val="20"/>
+          <w:lang w:eastAsia="es-ES"/>
+          <w14:ligatures w14:val="none"/>
+        </w:rPr>
+        <w:t xml:space="preserve">Surgen a finales de los años 80 por el auge de la Programación Orientada a Objetos (POO) (C++, Smalltalk, Java) y la necesidad de gestionar datos con estructuras complejas (sistemas CAD/CAM, GIS, gráficos 3D). Las BDR obligaban a descomponer objetos complejos en multitud de tablas vinculadas mediante </w:t>
+      </w:r>
+      <w:r>
+        <w:rPr>
+          <w:rFonts w:eastAsia="Times New Roman" w:cs="Calibri" w:ascii="Times New Roman" w:hAnsi="Times New Roman"/>
+          <w:b w:val="false"/>
+          <w:bCs w:val="false"/>
+          <w:i/>
+          <w:kern w:val="0"/>
+          <w:sz w:val="20"/>
+          <w:szCs w:val="20"/>
+          <w:lang w:eastAsia="es-ES"/>
+          <w14:ligatures w14:val="none"/>
+        </w:rPr>
+        <w:t>joins</w:t>
+      </w:r>
+      <w:r>
+        <w:rPr>
+          <w:rFonts w:eastAsia="Times New Roman" w:cs="Calibri" w:ascii="Times New Roman" w:hAnsi="Times New Roman"/>
+          <w:b w:val="false"/>
+          <w:bCs w:val="false"/>
+          <w:kern w:val="0"/>
+          <w:sz w:val="20"/>
+          <w:szCs w:val="20"/>
+          <w:lang w:eastAsia="es-ES"/>
+          <w14:ligatures w14:val="none"/>
+        </w:rPr>
+        <w:t>, lo que degradaba el rendimiento y obligaba a escribir complejas capas intermedias de traducción para persistir y reconstruir el estado de las clases.</w:t>
+      </w:r>
+    </w:p>
+    <w:p>
+      <w:pPr>
+        <w:pStyle w:val="BodyText"/>
+        <w:spacing w:lineRule="auto" w:line="240"/>
+        <w:jc w:val="both"/>
+        <w:rPr>
+          <w:rFonts w:ascii="Times New Roman" w:hAnsi="Times New Roman" w:eastAsia="Times New Roman" w:cs="Calibri"/>
+          <w:b w:val="false"/>
+          <w:bCs w:val="false"/>
+          <w:kern w:val="0"/>
+          <w:sz w:val="20"/>
+          <w:szCs w:val="20"/>
+          <w:lang w:eastAsia="es-ES"/>
+          <w14:ligatures w14:val="none"/>
+        </w:rPr>
+      </w:pPr>
+      <w:r>
+        <w:rPr>
+          <w:rFonts w:eastAsia="Times New Roman" w:cs="Calibri" w:ascii="Times New Roman" w:hAnsi="Times New Roman"/>
+          <w:b w:val="false"/>
+          <w:bCs w:val="false"/>
+          <w:kern w:val="0"/>
+          <w:sz w:val="20"/>
+          <w:szCs w:val="20"/>
+          <w:lang w:eastAsia="es-ES"/>
+          <w14:ligatures w14:val="none"/>
+        </w:rPr>
+      </w:r>
+    </w:p>
+    <w:p>
+      <w:pPr>
+        <w:pStyle w:val="BodyText"/>
+        <w:spacing w:lineRule="auto" w:line="240"/>
+        <w:jc w:val="both"/>
+        <w:rPr>
+          <w:rFonts w:ascii="Times New Roman" w:hAnsi="Times New Roman" w:eastAsia="Times New Roman" w:cs="Calibri"/>
+          <w:b w:val="false"/>
+          <w:bCs w:val="false"/>
+          <w:kern w:val="0"/>
+          <w:sz w:val="20"/>
+          <w:szCs w:val="20"/>
+          <w:lang w:eastAsia="es-ES"/>
+          <w14:ligatures w14:val="none"/>
+        </w:rPr>
+      </w:pPr>
+      <w:r>
+        <w:rPr>
+          <w:rFonts w:eastAsia="Times New Roman" w:cs="Calibri" w:ascii="Times New Roman" w:hAnsi="Times New Roman"/>
+          <w:b w:val="false"/>
+          <w:bCs w:val="false"/>
+          <w:kern w:val="0"/>
+          <w:sz w:val="20"/>
+          <w:szCs w:val="20"/>
+          <w:lang w:eastAsia="es-ES"/>
+          <w14:ligatures w14:val="none"/>
+        </w:rPr>
+      </w:r>
+    </w:p>
+    <w:p>
+      <w:pPr>
+        <w:pStyle w:val="ListParagraph"/>
+        <w:spacing w:lineRule="auto" w:line="240" w:before="0" w:after="0"/>
+        <w:ind w:hanging="0" w:start="0"/>
+        <w:contextualSpacing/>
+        <w:jc w:val="both"/>
+        <w:rPr>
+          <w:rFonts w:ascii="Calibri" w:hAnsi="Calibri" w:eastAsia="Times New Roman" w:cs="Calibri"/>
+          <w:b/>
+          <w:bCs/>
+          <w:kern w:val="0"/>
+          <w:sz w:val="24"/>
+          <w:szCs w:val="24"/>
+          <w:lang w:eastAsia="es-ES"/>
+          <w14:ligatures w14:val="none"/>
+        </w:rPr>
+      </w:pPr>
+      <w:r>
+        <w:rPr>
           <w:rFonts w:eastAsia="Times New Roman" w:cs="Calibri" w:ascii="Calibri" w:hAnsi="Calibri"/>
           <w:b/>
           <w:bCs/>
@@ -974,7 +3020,1224 @@
           <w:lang w:eastAsia="es-ES"/>
           <w14:ligatures w14:val="none"/>
         </w:rPr>
-        <w:t>Entrega un único documento pdf con tus respuestas.</w:t>
+        <w:t xml:space="preserve">8. </w:t>
+      </w:r>
+      <w:r>
+        <w:rPr>
+          <w:rFonts w:eastAsia="Times New Roman" w:cs="Calibri" w:ascii="Calibri" w:hAnsi="Calibri"/>
+          <w:b/>
+          <w:bCs/>
+          <w:kern w:val="0"/>
+          <w:sz w:val="24"/>
+          <w:szCs w:val="24"/>
+          <w:lang w:eastAsia="es-ES"/>
+          <w14:ligatures w14:val="none"/>
+        </w:rPr>
+        <w:t xml:space="preserve">Comparativa: BDOO frente a BDR </w:t>
+      </w:r>
+    </w:p>
+    <w:p>
+      <w:pPr>
+        <w:pStyle w:val="ListParagraph"/>
+        <w:spacing w:lineRule="auto" w:line="240" w:before="0" w:after="0"/>
+        <w:ind w:hanging="0" w:start="0"/>
+        <w:contextualSpacing/>
+        <w:jc w:val="both"/>
+        <w:rPr>
+          <w:rFonts w:ascii="Calibri" w:hAnsi="Calibri" w:eastAsia="Times New Roman" w:cs="Calibri"/>
+          <w:b/>
+          <w:bCs/>
+          <w:kern w:val="0"/>
+          <w:sz w:val="24"/>
+          <w:szCs w:val="24"/>
+          <w:lang w:eastAsia="es-ES"/>
+          <w14:ligatures w14:val="none"/>
+        </w:rPr>
+      </w:pPr>
+      <w:r>
+        <w:rPr>
+          <w:rFonts w:eastAsia="Times New Roman" w:cs="Calibri" w:ascii="Calibri" w:hAnsi="Calibri"/>
+          <w:b/>
+          <w:bCs/>
+          <w:kern w:val="0"/>
+          <w:sz w:val="24"/>
+          <w:szCs w:val="24"/>
+          <w:lang w:eastAsia="es-ES"/>
+          <w14:ligatures w14:val="none"/>
+        </w:rPr>
+      </w:r>
+    </w:p>
+    <w:tbl>
+      <w:tblPr>
+        <w:tblW w:w="5000" w:type="pct"/>
+        <w:jc w:val="start"/>
+        <w:tblInd w:w="-5" w:type="dxa"/>
+        <w:tblLayout w:type="fixed"/>
+        <w:tblCellMar>
+          <w:top w:w="58" w:type="dxa"/>
+          <w:start w:w="58" w:type="dxa"/>
+          <w:bottom w:w="58" w:type="dxa"/>
+          <w:end w:w="58" w:type="dxa"/>
+        </w:tblCellMar>
+      </w:tblPr>
+      <w:tblGrid>
+        <w:gridCol w:w="2834"/>
+        <w:gridCol w:w="2835"/>
+        <w:gridCol w:w="2835"/>
+      </w:tblGrid>
+      <w:tr>
+        <w:trPr/>
+        <w:tc>
+          <w:tcPr>
+            <w:tcW w:w="2834" w:type="dxa"/>
+            <w:tcBorders>
+              <w:top w:val="single" w:sz="4" w:space="0" w:color="000000"/>
+              <w:start w:val="single" w:sz="4" w:space="0" w:color="000000"/>
+              <w:bottom w:val="single" w:sz="4" w:space="0" w:color="000000"/>
+              <w:end w:val="single" w:sz="4" w:space="0" w:color="000000"/>
+            </w:tcBorders>
+          </w:tcPr>
+          <w:p>
+            <w:pPr>
+              <w:pStyle w:val="Contenidodelatabla"/>
+              <w:spacing w:before="0" w:after="160"/>
+              <w:jc w:val="center"/>
+              <w:rPr>
+                <w:rFonts w:ascii="Times New Roman" w:hAnsi="Times New Roman"/>
+                <w:b/>
+                <w:bCs/>
+                <w:sz w:val="24"/>
+                <w:szCs w:val="24"/>
+              </w:rPr>
+            </w:pPr>
+            <w:r>
+              <w:rPr>
+                <w:rFonts w:ascii="Times New Roman" w:hAnsi="Times New Roman"/>
+                <w:b/>
+                <w:bCs/>
+                <w:sz w:val="24"/>
+                <w:szCs w:val="24"/>
+              </w:rPr>
+              <w:t xml:space="preserve">Característica </w:t>
+            </w:r>
+          </w:p>
+        </w:tc>
+        <w:tc>
+          <w:tcPr>
+            <w:tcW w:w="2835" w:type="dxa"/>
+            <w:tcBorders>
+              <w:top w:val="single" w:sz="4" w:space="0" w:color="000000"/>
+              <w:start w:val="single" w:sz="4" w:space="0" w:color="000000"/>
+              <w:bottom w:val="single" w:sz="4" w:space="0" w:color="000000"/>
+              <w:end w:val="single" w:sz="4" w:space="0" w:color="000000"/>
+            </w:tcBorders>
+          </w:tcPr>
+          <w:p>
+            <w:pPr>
+              <w:pStyle w:val="Contenidodelatabla"/>
+              <w:spacing w:before="0" w:after="160"/>
+              <w:jc w:val="center"/>
+              <w:rPr>
+                <w:rFonts w:ascii="Times New Roman" w:hAnsi="Times New Roman"/>
+                <w:b/>
+                <w:bCs/>
+                <w:sz w:val="24"/>
+                <w:szCs w:val="24"/>
+              </w:rPr>
+            </w:pPr>
+            <w:r>
+              <w:rPr>
+                <w:rFonts w:ascii="Times New Roman" w:hAnsi="Times New Roman"/>
+                <w:b/>
+                <w:bCs/>
+                <w:sz w:val="24"/>
+                <w:szCs w:val="24"/>
+              </w:rPr>
+              <w:t xml:space="preserve">Base de Datos Orientada a Objetos (BDOO)  </w:t>
+            </w:r>
+          </w:p>
+        </w:tc>
+        <w:tc>
+          <w:tcPr>
+            <w:tcW w:w="2835" w:type="dxa"/>
+            <w:tcBorders>
+              <w:top w:val="single" w:sz="4" w:space="0" w:color="000000"/>
+              <w:start w:val="single" w:sz="4" w:space="0" w:color="000000"/>
+              <w:bottom w:val="single" w:sz="4" w:space="0" w:color="000000"/>
+              <w:end w:val="single" w:sz="4" w:space="0" w:color="000000"/>
+            </w:tcBorders>
+          </w:tcPr>
+          <w:p>
+            <w:pPr>
+              <w:pStyle w:val="Contenidodelatabla"/>
+              <w:spacing w:before="0" w:after="160"/>
+              <w:jc w:val="center"/>
+              <w:rPr>
+                <w:rFonts w:ascii="Times New Roman" w:hAnsi="Times New Roman"/>
+                <w:b/>
+                <w:bCs/>
+                <w:sz w:val="24"/>
+                <w:szCs w:val="24"/>
+              </w:rPr>
+            </w:pPr>
+            <w:r>
+              <w:rPr>
+                <w:rFonts w:ascii="Times New Roman" w:hAnsi="Times New Roman"/>
+                <w:b/>
+                <w:bCs/>
+                <w:sz w:val="24"/>
+                <w:szCs w:val="24"/>
+              </w:rPr>
+              <w:t xml:space="preserve">Base de Datos Relacional (BDR) </w:t>
+            </w:r>
+          </w:p>
+        </w:tc>
+      </w:tr>
+      <w:tr>
+        <w:trPr/>
+        <w:tc>
+          <w:tcPr>
+            <w:tcW w:w="2834" w:type="dxa"/>
+            <w:tcBorders>
+              <w:top w:val="single" w:sz="4" w:space="0" w:color="000000"/>
+              <w:start w:val="single" w:sz="4" w:space="0" w:color="000000"/>
+              <w:bottom w:val="single" w:sz="4" w:space="0" w:color="000000"/>
+              <w:end w:val="single" w:sz="4" w:space="0" w:color="000000"/>
+            </w:tcBorders>
+          </w:tcPr>
+          <w:p>
+            <w:pPr>
+              <w:pStyle w:val="Contenidodelatabla"/>
+              <w:spacing w:before="0" w:after="160"/>
+              <w:rPr>
+                <w:rFonts w:ascii="Times New Roman" w:hAnsi="Times New Roman"/>
+                <w:b/>
+                <w:bCs/>
+                <w:sz w:val="24"/>
+                <w:szCs w:val="24"/>
+              </w:rPr>
+            </w:pPr>
+            <w:r>
+              <w:rPr>
+                <w:rFonts w:ascii="Times New Roman" w:hAnsi="Times New Roman"/>
+                <w:b/>
+                <w:bCs/>
+                <w:sz w:val="24"/>
+                <w:szCs w:val="24"/>
+              </w:rPr>
+              <w:t xml:space="preserve">Mapeo de clases </w:t>
+            </w:r>
+          </w:p>
+        </w:tc>
+        <w:tc>
+          <w:tcPr>
+            <w:tcW w:w="2835" w:type="dxa"/>
+            <w:tcBorders>
+              <w:top w:val="single" w:sz="4" w:space="0" w:color="000000"/>
+              <w:start w:val="single" w:sz="4" w:space="0" w:color="000000"/>
+              <w:bottom w:val="single" w:sz="4" w:space="0" w:color="000000"/>
+              <w:end w:val="single" w:sz="4" w:space="0" w:color="000000"/>
+            </w:tcBorders>
+          </w:tcPr>
+          <w:p>
+            <w:pPr>
+              <w:pStyle w:val="Contenidodelatabla"/>
+              <w:spacing w:before="0" w:after="160"/>
+              <w:rPr>
+                <w:rFonts w:ascii="Times New Roman" w:hAnsi="Times New Roman"/>
+                <w:sz w:val="20"/>
+                <w:szCs w:val="20"/>
+              </w:rPr>
+            </w:pPr>
+            <w:r>
+              <w:rPr>
+                <w:rFonts w:ascii="Times New Roman" w:hAnsi="Times New Roman"/>
+                <w:sz w:val="20"/>
+                <w:szCs w:val="20"/>
+              </w:rPr>
+              <w:t xml:space="preserve">Directo; persiste objetos sin traducción ni pérdida de tipos. </w:t>
+            </w:r>
+          </w:p>
+        </w:tc>
+        <w:tc>
+          <w:tcPr>
+            <w:tcW w:w="2835" w:type="dxa"/>
+            <w:tcBorders>
+              <w:top w:val="single" w:sz="4" w:space="0" w:color="000000"/>
+              <w:start w:val="single" w:sz="4" w:space="0" w:color="000000"/>
+              <w:bottom w:val="single" w:sz="4" w:space="0" w:color="000000"/>
+              <w:end w:val="single" w:sz="4" w:space="0" w:color="000000"/>
+            </w:tcBorders>
+          </w:tcPr>
+          <w:p>
+            <w:pPr>
+              <w:pStyle w:val="Contenidodelatabla"/>
+              <w:spacing w:before="0" w:after="160"/>
+              <w:rPr>
+                <w:rFonts w:ascii="Times New Roman" w:hAnsi="Times New Roman"/>
+                <w:sz w:val="20"/>
+                <w:szCs w:val="20"/>
+              </w:rPr>
+            </w:pPr>
+            <w:r>
+              <w:rPr>
+                <w:rFonts w:ascii="Times New Roman" w:hAnsi="Times New Roman"/>
+                <w:sz w:val="20"/>
+                <w:szCs w:val="20"/>
+              </w:rPr>
+              <w:t xml:space="preserve">Requiere capas de mapeo (ORM) o código SQL manual. </w:t>
+            </w:r>
+          </w:p>
+        </w:tc>
+      </w:tr>
+      <w:tr>
+        <w:trPr/>
+        <w:tc>
+          <w:tcPr>
+            <w:tcW w:w="2834" w:type="dxa"/>
+            <w:tcBorders>
+              <w:top w:val="single" w:sz="4" w:space="0" w:color="000000"/>
+              <w:start w:val="single" w:sz="4" w:space="0" w:color="000000"/>
+              <w:bottom w:val="single" w:sz="4" w:space="0" w:color="000000"/>
+              <w:end w:val="single" w:sz="4" w:space="0" w:color="000000"/>
+            </w:tcBorders>
+          </w:tcPr>
+          <w:p>
+            <w:pPr>
+              <w:pStyle w:val="Contenidodelatabla"/>
+              <w:spacing w:before="0" w:after="160"/>
+              <w:rPr>
+                <w:rFonts w:ascii="Times New Roman" w:hAnsi="Times New Roman"/>
+                <w:b/>
+                <w:bCs/>
+                <w:sz w:val="24"/>
+                <w:szCs w:val="24"/>
+              </w:rPr>
+            </w:pPr>
+            <w:r>
+              <w:rPr>
+                <w:rFonts w:ascii="Times New Roman" w:hAnsi="Times New Roman"/>
+                <w:b/>
+                <w:bCs/>
+                <w:sz w:val="24"/>
+                <w:szCs w:val="24"/>
+              </w:rPr>
+              <w:t xml:space="preserve">Modelado de datos </w:t>
+            </w:r>
+          </w:p>
+        </w:tc>
+        <w:tc>
+          <w:tcPr>
+            <w:tcW w:w="2835" w:type="dxa"/>
+            <w:tcBorders>
+              <w:top w:val="single" w:sz="4" w:space="0" w:color="000000"/>
+              <w:start w:val="single" w:sz="4" w:space="0" w:color="000000"/>
+              <w:bottom w:val="single" w:sz="4" w:space="0" w:color="000000"/>
+              <w:end w:val="single" w:sz="4" w:space="0" w:color="000000"/>
+            </w:tcBorders>
+          </w:tcPr>
+          <w:p>
+            <w:pPr>
+              <w:pStyle w:val="Contenidodelatabla"/>
+              <w:spacing w:before="0" w:after="160"/>
+              <w:rPr>
+                <w:rFonts w:ascii="Times New Roman" w:hAnsi="Times New Roman"/>
+                <w:sz w:val="20"/>
+                <w:szCs w:val="20"/>
+              </w:rPr>
+            </w:pPr>
+            <w:r>
+              <w:rPr>
+                <w:rFonts w:ascii="Times New Roman" w:hAnsi="Times New Roman"/>
+                <w:sz w:val="20"/>
+                <w:szCs w:val="20"/>
+              </w:rPr>
+              <w:t xml:space="preserve">Soporta de forma nativa herencia, polimorfismo y encapsulación. </w:t>
+            </w:r>
+          </w:p>
+        </w:tc>
+        <w:tc>
+          <w:tcPr>
+            <w:tcW w:w="2835" w:type="dxa"/>
+            <w:tcBorders>
+              <w:top w:val="single" w:sz="4" w:space="0" w:color="000000"/>
+              <w:start w:val="single" w:sz="4" w:space="0" w:color="000000"/>
+              <w:bottom w:val="single" w:sz="4" w:space="0" w:color="000000"/>
+              <w:end w:val="single" w:sz="4" w:space="0" w:color="000000"/>
+            </w:tcBorders>
+          </w:tcPr>
+          <w:p>
+            <w:pPr>
+              <w:pStyle w:val="Contenidodelatabla"/>
+              <w:spacing w:before="0" w:after="160"/>
+              <w:rPr>
+                <w:rFonts w:ascii="Times New Roman" w:hAnsi="Times New Roman"/>
+                <w:sz w:val="20"/>
+                <w:szCs w:val="20"/>
+              </w:rPr>
+            </w:pPr>
+            <w:r>
+              <w:rPr>
+                <w:rFonts w:ascii="Times New Roman" w:hAnsi="Times New Roman"/>
+                <w:sz w:val="20"/>
+                <w:szCs w:val="20"/>
+              </w:rPr>
+              <w:t xml:space="preserve">Tablas, columnas, claves primarias y foráneas; no soporta herencia nativa directa. </w:t>
+            </w:r>
+          </w:p>
+        </w:tc>
+      </w:tr>
+      <w:tr>
+        <w:trPr/>
+        <w:tc>
+          <w:tcPr>
+            <w:tcW w:w="2834" w:type="dxa"/>
+            <w:tcBorders>
+              <w:top w:val="single" w:sz="4" w:space="0" w:color="000000"/>
+              <w:start w:val="single" w:sz="4" w:space="0" w:color="000000"/>
+              <w:bottom w:val="single" w:sz="4" w:space="0" w:color="000000"/>
+              <w:end w:val="single" w:sz="4" w:space="0" w:color="000000"/>
+            </w:tcBorders>
+          </w:tcPr>
+          <w:p>
+            <w:pPr>
+              <w:pStyle w:val="Contenidodelatabla"/>
+              <w:spacing w:before="0" w:after="160"/>
+              <w:rPr>
+                <w:rFonts w:ascii="Times New Roman" w:hAnsi="Times New Roman"/>
+                <w:b/>
+                <w:bCs/>
+                <w:sz w:val="24"/>
+                <w:szCs w:val="24"/>
+              </w:rPr>
+            </w:pPr>
+            <w:r>
+              <w:rPr>
+                <w:rFonts w:ascii="Times New Roman" w:hAnsi="Times New Roman"/>
+                <w:b/>
+                <w:bCs/>
+                <w:sz w:val="24"/>
+                <w:szCs w:val="24"/>
+              </w:rPr>
+              <w:t xml:space="preserve">Rendimiento en grafos/complejidad </w:t>
+            </w:r>
+          </w:p>
+        </w:tc>
+        <w:tc>
+          <w:tcPr>
+            <w:tcW w:w="2835" w:type="dxa"/>
+            <w:tcBorders>
+              <w:top w:val="single" w:sz="4" w:space="0" w:color="000000"/>
+              <w:start w:val="single" w:sz="4" w:space="0" w:color="000000"/>
+              <w:bottom w:val="single" w:sz="4" w:space="0" w:color="000000"/>
+              <w:end w:val="single" w:sz="4" w:space="0" w:color="000000"/>
+            </w:tcBorders>
+          </w:tcPr>
+          <w:p>
+            <w:pPr>
+              <w:pStyle w:val="Contenidodelatabla"/>
+              <w:spacing w:before="0" w:after="160"/>
+              <w:rPr>
+                <w:rFonts w:ascii="Times New Roman" w:hAnsi="Times New Roman"/>
+                <w:sz w:val="20"/>
+                <w:szCs w:val="20"/>
+              </w:rPr>
+            </w:pPr>
+            <w:r>
+              <w:rPr>
+                <w:rFonts w:ascii="Times New Roman" w:hAnsi="Times New Roman"/>
+                <w:sz w:val="20"/>
+                <w:szCs w:val="20"/>
+              </w:rPr>
+              <w:t xml:space="preserve">Muy rápido al navegar por punteros directos entre objetos complejos. </w:t>
+            </w:r>
+          </w:p>
+        </w:tc>
+        <w:tc>
+          <w:tcPr>
+            <w:tcW w:w="2835" w:type="dxa"/>
+            <w:tcBorders>
+              <w:top w:val="single" w:sz="4" w:space="0" w:color="000000"/>
+              <w:start w:val="single" w:sz="4" w:space="0" w:color="000000"/>
+              <w:bottom w:val="single" w:sz="4" w:space="0" w:color="000000"/>
+              <w:end w:val="single" w:sz="4" w:space="0" w:color="000000"/>
+            </w:tcBorders>
+          </w:tcPr>
+          <w:p>
+            <w:pPr>
+              <w:pStyle w:val="Contenidodelatabla"/>
+              <w:spacing w:before="0" w:after="160"/>
+              <w:rPr>
+                <w:rFonts w:ascii="Times New Roman" w:hAnsi="Times New Roman"/>
+                <w:sz w:val="20"/>
+                <w:szCs w:val="20"/>
+              </w:rPr>
+            </w:pPr>
+            <w:r>
+              <w:rPr>
+                <w:rFonts w:ascii="Times New Roman" w:hAnsi="Times New Roman"/>
+                <w:sz w:val="20"/>
+                <w:szCs w:val="20"/>
+              </w:rPr>
+              <w:t>Se degrada si se requieren múltiples operaciones de unión (</w:t>
+            </w:r>
+            <w:r>
+              <w:rPr>
+                <w:rFonts w:ascii="Times New Roman" w:hAnsi="Times New Roman"/>
+                <w:i/>
+                <w:sz w:val="20"/>
+                <w:szCs w:val="20"/>
+              </w:rPr>
+              <w:t>joins</w:t>
+            </w:r>
+            <w:r>
+              <w:rPr>
+                <w:rFonts w:ascii="Times New Roman" w:hAnsi="Times New Roman"/>
+                <w:sz w:val="20"/>
+                <w:szCs w:val="20"/>
+              </w:rPr>
+              <w:t xml:space="preserve">) sucesivas. </w:t>
+            </w:r>
+          </w:p>
+        </w:tc>
+      </w:tr>
+      <w:tr>
+        <w:trPr/>
+        <w:tc>
+          <w:tcPr>
+            <w:tcW w:w="2834" w:type="dxa"/>
+            <w:tcBorders>
+              <w:top w:val="single" w:sz="4" w:space="0" w:color="000000"/>
+              <w:start w:val="single" w:sz="4" w:space="0" w:color="000000"/>
+              <w:bottom w:val="single" w:sz="4" w:space="0" w:color="000000"/>
+              <w:end w:val="single" w:sz="4" w:space="0" w:color="000000"/>
+            </w:tcBorders>
+          </w:tcPr>
+          <w:p>
+            <w:pPr>
+              <w:pStyle w:val="Contenidodelatabla"/>
+              <w:spacing w:before="0" w:after="160"/>
+              <w:rPr>
+                <w:rFonts w:ascii="Times New Roman" w:hAnsi="Times New Roman"/>
+                <w:b/>
+                <w:bCs/>
+                <w:sz w:val="24"/>
+                <w:szCs w:val="24"/>
+              </w:rPr>
+            </w:pPr>
+            <w:r>
+              <w:rPr>
+                <w:rFonts w:ascii="Times New Roman" w:hAnsi="Times New Roman"/>
+                <w:b/>
+                <w:bCs/>
+                <w:sz w:val="24"/>
+                <w:szCs w:val="24"/>
+              </w:rPr>
+              <w:t xml:space="preserve">Estandarización </w:t>
+            </w:r>
+          </w:p>
+        </w:tc>
+        <w:tc>
+          <w:tcPr>
+            <w:tcW w:w="2835" w:type="dxa"/>
+            <w:tcBorders>
+              <w:top w:val="single" w:sz="4" w:space="0" w:color="000000"/>
+              <w:start w:val="single" w:sz="4" w:space="0" w:color="000000"/>
+              <w:bottom w:val="single" w:sz="4" w:space="0" w:color="000000"/>
+              <w:end w:val="single" w:sz="4" w:space="0" w:color="000000"/>
+            </w:tcBorders>
+          </w:tcPr>
+          <w:p>
+            <w:pPr>
+              <w:pStyle w:val="Contenidodelatabla"/>
+              <w:spacing w:before="0" w:after="160"/>
+              <w:rPr>
+                <w:rFonts w:ascii="Times New Roman" w:hAnsi="Times New Roman"/>
+                <w:sz w:val="20"/>
+                <w:szCs w:val="20"/>
+              </w:rPr>
+            </w:pPr>
+            <w:r>
+              <w:rPr>
+                <w:rFonts w:ascii="Times New Roman" w:hAnsi="Times New Roman"/>
+                <w:sz w:val="20"/>
+                <w:szCs w:val="20"/>
+              </w:rPr>
+              <w:t xml:space="preserve">Baja (intentos como ODMG tuvieron adopción limitada). </w:t>
+            </w:r>
+          </w:p>
+        </w:tc>
+        <w:tc>
+          <w:tcPr>
+            <w:tcW w:w="2835" w:type="dxa"/>
+            <w:tcBorders>
+              <w:top w:val="single" w:sz="4" w:space="0" w:color="000000"/>
+              <w:start w:val="single" w:sz="4" w:space="0" w:color="000000"/>
+              <w:bottom w:val="single" w:sz="4" w:space="0" w:color="000000"/>
+              <w:end w:val="single" w:sz="4" w:space="0" w:color="000000"/>
+            </w:tcBorders>
+          </w:tcPr>
+          <w:p>
+            <w:pPr>
+              <w:pStyle w:val="Contenidodelatabla"/>
+              <w:spacing w:before="0" w:after="160"/>
+              <w:rPr>
+                <w:rFonts w:ascii="Times New Roman" w:hAnsi="Times New Roman"/>
+                <w:sz w:val="20"/>
+                <w:szCs w:val="20"/>
+              </w:rPr>
+            </w:pPr>
+            <w:r>
+              <w:rPr>
+                <w:rFonts w:ascii="Times New Roman" w:hAnsi="Times New Roman"/>
+                <w:sz w:val="20"/>
+                <w:szCs w:val="20"/>
+              </w:rPr>
+              <w:t xml:space="preserve">Muy alta; estándar SQL universal con variantes menores. </w:t>
+            </w:r>
+          </w:p>
+        </w:tc>
+      </w:tr>
+      <w:tr>
+        <w:trPr/>
+        <w:tc>
+          <w:tcPr>
+            <w:tcW w:w="2834" w:type="dxa"/>
+            <w:tcBorders>
+              <w:top w:val="single" w:sz="4" w:space="0" w:color="000000"/>
+              <w:start w:val="single" w:sz="4" w:space="0" w:color="000000"/>
+              <w:bottom w:val="single" w:sz="4" w:space="0" w:color="000000"/>
+              <w:end w:val="single" w:sz="4" w:space="0" w:color="000000"/>
+            </w:tcBorders>
+          </w:tcPr>
+          <w:p>
+            <w:pPr>
+              <w:pStyle w:val="Contenidodelatabla"/>
+              <w:spacing w:before="0" w:after="160"/>
+              <w:rPr>
+                <w:rFonts w:ascii="Times New Roman" w:hAnsi="Times New Roman"/>
+                <w:b/>
+                <w:bCs/>
+                <w:sz w:val="24"/>
+                <w:szCs w:val="24"/>
+              </w:rPr>
+            </w:pPr>
+            <w:r>
+              <w:rPr>
+                <w:rFonts w:ascii="Times New Roman" w:hAnsi="Times New Roman"/>
+                <w:b/>
+                <w:bCs/>
+                <w:sz w:val="24"/>
+                <w:szCs w:val="24"/>
+              </w:rPr>
+              <w:t xml:space="preserve">Consultas ad-hoc </w:t>
+            </w:r>
+          </w:p>
+        </w:tc>
+        <w:tc>
+          <w:tcPr>
+            <w:tcW w:w="2835" w:type="dxa"/>
+            <w:tcBorders>
+              <w:top w:val="single" w:sz="4" w:space="0" w:color="000000"/>
+              <w:start w:val="single" w:sz="4" w:space="0" w:color="000000"/>
+              <w:bottom w:val="single" w:sz="4" w:space="0" w:color="000000"/>
+              <w:end w:val="single" w:sz="4" w:space="0" w:color="000000"/>
+            </w:tcBorders>
+          </w:tcPr>
+          <w:p>
+            <w:pPr>
+              <w:pStyle w:val="Contenidodelatabla"/>
+              <w:spacing w:before="0" w:after="160"/>
+              <w:rPr>
+                <w:rFonts w:ascii="Times New Roman" w:hAnsi="Times New Roman"/>
+                <w:sz w:val="20"/>
+                <w:szCs w:val="20"/>
+              </w:rPr>
+            </w:pPr>
+            <w:r>
+              <w:rPr>
+                <w:rFonts w:ascii="Times New Roman" w:hAnsi="Times New Roman"/>
+                <w:sz w:val="20"/>
+                <w:szCs w:val="20"/>
+              </w:rPr>
+              <w:t xml:space="preserve">Complejas de formular; interfaces menos directas para analítica general. </w:t>
+            </w:r>
+          </w:p>
+        </w:tc>
+        <w:tc>
+          <w:tcPr>
+            <w:tcW w:w="2835" w:type="dxa"/>
+            <w:tcBorders>
+              <w:top w:val="single" w:sz="4" w:space="0" w:color="000000"/>
+              <w:start w:val="single" w:sz="4" w:space="0" w:color="000000"/>
+              <w:bottom w:val="single" w:sz="4" w:space="0" w:color="000000"/>
+              <w:end w:val="single" w:sz="4" w:space="0" w:color="000000"/>
+            </w:tcBorders>
+          </w:tcPr>
+          <w:p>
+            <w:pPr>
+              <w:pStyle w:val="Contenidodelatabla"/>
+              <w:spacing w:before="0" w:after="160"/>
+              <w:rPr>
+                <w:rFonts w:ascii="Times New Roman" w:hAnsi="Times New Roman"/>
+                <w:sz w:val="20"/>
+                <w:szCs w:val="20"/>
+              </w:rPr>
+            </w:pPr>
+            <w:r>
+              <w:rPr>
+                <w:rFonts w:ascii="Times New Roman" w:hAnsi="Times New Roman"/>
+                <w:sz w:val="20"/>
+                <w:szCs w:val="20"/>
+              </w:rPr>
+              <w:t xml:space="preserve">Altamente eficientes y flexibles mediante sentencias declarativas SQL. </w:t>
+            </w:r>
+          </w:p>
+        </w:tc>
+      </w:tr>
+      <w:tr>
+        <w:trPr/>
+        <w:tc>
+          <w:tcPr>
+            <w:tcW w:w="2834" w:type="dxa"/>
+            <w:tcBorders>
+              <w:top w:val="single" w:sz="4" w:space="0" w:color="000000"/>
+              <w:start w:val="single" w:sz="4" w:space="0" w:color="000000"/>
+              <w:bottom w:val="single" w:sz="4" w:space="0" w:color="000000"/>
+              <w:end w:val="single" w:sz="4" w:space="0" w:color="000000"/>
+            </w:tcBorders>
+          </w:tcPr>
+          <w:p>
+            <w:pPr>
+              <w:pStyle w:val="Contenidodelatabla"/>
+              <w:spacing w:before="0" w:after="160"/>
+              <w:rPr>
+                <w:rFonts w:ascii="Times New Roman" w:hAnsi="Times New Roman"/>
+                <w:b/>
+                <w:bCs/>
+                <w:sz w:val="24"/>
+                <w:szCs w:val="24"/>
+              </w:rPr>
+            </w:pPr>
+            <w:r>
+              <w:rPr>
+                <w:rFonts w:ascii="Times New Roman" w:hAnsi="Times New Roman"/>
+                <w:b/>
+                <w:bCs/>
+                <w:sz w:val="24"/>
+                <w:szCs w:val="24"/>
+              </w:rPr>
+              <w:t xml:space="preserve">Mercado y soporte </w:t>
+            </w:r>
+          </w:p>
+        </w:tc>
+        <w:tc>
+          <w:tcPr>
+            <w:tcW w:w="2835" w:type="dxa"/>
+            <w:tcBorders>
+              <w:top w:val="single" w:sz="4" w:space="0" w:color="000000"/>
+              <w:start w:val="single" w:sz="4" w:space="0" w:color="000000"/>
+              <w:bottom w:val="single" w:sz="4" w:space="0" w:color="000000"/>
+              <w:end w:val="single" w:sz="4" w:space="0" w:color="000000"/>
+            </w:tcBorders>
+          </w:tcPr>
+          <w:p>
+            <w:pPr>
+              <w:pStyle w:val="Contenidodelatabla"/>
+              <w:spacing w:before="0" w:after="160"/>
+              <w:rPr>
+                <w:rFonts w:ascii="Times New Roman" w:hAnsi="Times New Roman"/>
+                <w:sz w:val="20"/>
+                <w:szCs w:val="20"/>
+              </w:rPr>
+            </w:pPr>
+            <w:r>
+              <w:rPr>
+                <w:rFonts w:ascii="Times New Roman" w:hAnsi="Times New Roman"/>
+                <w:sz w:val="20"/>
+                <w:szCs w:val="20"/>
+              </w:rPr>
+              <w:t xml:space="preserve">Nicho específico; menor ecosistema de herramientas y administradores. </w:t>
+            </w:r>
+          </w:p>
+        </w:tc>
+        <w:tc>
+          <w:tcPr>
+            <w:tcW w:w="2835" w:type="dxa"/>
+            <w:tcBorders>
+              <w:top w:val="single" w:sz="4" w:space="0" w:color="000000"/>
+              <w:start w:val="single" w:sz="4" w:space="0" w:color="000000"/>
+              <w:bottom w:val="single" w:sz="4" w:space="0" w:color="000000"/>
+              <w:end w:val="single" w:sz="4" w:space="0" w:color="000000"/>
+            </w:tcBorders>
+          </w:tcPr>
+          <w:p>
+            <w:pPr>
+              <w:pStyle w:val="Contenidodelatabla"/>
+              <w:spacing w:before="0" w:after="160"/>
+              <w:rPr>
+                <w:rFonts w:ascii="Times New Roman" w:hAnsi="Times New Roman"/>
+                <w:sz w:val="20"/>
+                <w:szCs w:val="20"/>
+              </w:rPr>
+            </w:pPr>
+            <w:r>
+              <w:rPr>
+                <w:rFonts w:ascii="Times New Roman" w:hAnsi="Times New Roman"/>
+                <w:sz w:val="20"/>
+                <w:szCs w:val="20"/>
+              </w:rPr>
+              <w:t xml:space="preserve">Estándar de la industria, ecosistema masivo y herramientas de monitorización avanzadas. </w:t>
+            </w:r>
+          </w:p>
+        </w:tc>
+      </w:tr>
+    </w:tbl>
+    <w:p>
+      <w:pPr>
+        <w:pStyle w:val="ListParagraph"/>
+        <w:spacing w:lineRule="auto" w:line="240" w:before="0" w:after="0"/>
+        <w:ind w:hanging="0" w:start="0"/>
+        <w:contextualSpacing/>
+        <w:jc w:val="both"/>
+        <w:rPr>
+          <w:rFonts w:ascii="Calibri" w:hAnsi="Calibri" w:eastAsia="Times New Roman" w:cs="Calibri"/>
+          <w:b/>
+          <w:bCs/>
+          <w:kern w:val="0"/>
+          <w:sz w:val="24"/>
+          <w:szCs w:val="24"/>
+          <w:lang w:eastAsia="es-ES"/>
+          <w14:ligatures w14:val="none"/>
+        </w:rPr>
+      </w:pPr>
+      <w:r>
+        <w:rPr>
+          <w:rFonts w:eastAsia="Times New Roman" w:cs="Calibri" w:ascii="Calibri" w:hAnsi="Calibri"/>
+          <w:b/>
+          <w:bCs/>
+          <w:kern w:val="0"/>
+          <w:sz w:val="24"/>
+          <w:szCs w:val="24"/>
+          <w:lang w:eastAsia="es-ES"/>
+          <w14:ligatures w14:val="none"/>
+        </w:rPr>
+      </w:r>
+    </w:p>
+    <w:p>
+      <w:pPr>
+        <w:pStyle w:val="BodyText"/>
+        <w:spacing w:lineRule="auto" w:line="240" w:before="0" w:after="0"/>
+        <w:ind w:hanging="0" w:start="0"/>
+        <w:contextualSpacing/>
+        <w:jc w:val="both"/>
+        <w:rPr>
+          <w:rFonts w:ascii="Times New Roman" w:hAnsi="Times New Roman" w:eastAsia="Times New Roman" w:cs="Calibri"/>
+          <w:b/>
+          <w:bCs/>
+          <w:kern w:val="0"/>
+          <w:sz w:val="24"/>
+          <w:szCs w:val="24"/>
+          <w:lang w:eastAsia="es-ES"/>
+          <w14:ligatures w14:val="none"/>
+        </w:rPr>
+      </w:pPr>
+      <w:r>
+        <w:rPr>
+          <w:rFonts w:eastAsia="Times New Roman" w:cs="Calibri" w:ascii="Times New Roman" w:hAnsi="Times New Roman"/>
+          <w:b/>
+          <w:bCs/>
+          <w:kern w:val="0"/>
+          <w:sz w:val="24"/>
+          <w:szCs w:val="24"/>
+          <w:lang w:eastAsia="es-ES"/>
+          <w14:ligatures w14:val="none"/>
+        </w:rPr>
+        <w:t xml:space="preserve">9. </w:t>
+      </w:r>
+      <w:r>
+        <w:rPr>
+          <w:rFonts w:eastAsia="Times New Roman" w:cs="Calibri" w:ascii="Times New Roman" w:hAnsi="Times New Roman"/>
+          <w:b/>
+          <w:bCs/>
+          <w:kern w:val="0"/>
+          <w:sz w:val="24"/>
+          <w:szCs w:val="24"/>
+          <w:lang w:eastAsia="es-ES"/>
+          <w14:ligatures w14:val="none"/>
+        </w:rPr>
+        <w:t>¿Qué son las Bases de Datos Objeto-Relacionales (BDOR)?</w:t>
+      </w:r>
+    </w:p>
+    <w:p>
+      <w:pPr>
+        <w:pStyle w:val="BodyText"/>
+        <w:spacing w:lineRule="auto" w:line="240"/>
+        <w:jc w:val="both"/>
+        <w:rPr>
+          <w:rFonts w:ascii="Times New Roman" w:hAnsi="Times New Roman" w:eastAsia="Times New Roman" w:cs="Calibri"/>
+          <w:b w:val="false"/>
+          <w:bCs w:val="false"/>
+          <w:kern w:val="0"/>
+          <w:sz w:val="20"/>
+          <w:szCs w:val="20"/>
+          <w:lang w:eastAsia="es-ES"/>
+          <w14:ligatures w14:val="none"/>
+        </w:rPr>
+      </w:pPr>
+      <w:r>
+        <w:rPr>
+          <w:rFonts w:eastAsia="Times New Roman" w:cs="Calibri" w:ascii="Times New Roman" w:hAnsi="Times New Roman"/>
+          <w:b w:val="false"/>
+          <w:bCs w:val="false"/>
+          <w:kern w:val="0"/>
+          <w:sz w:val="20"/>
+          <w:szCs w:val="20"/>
+          <w:lang w:eastAsia="es-ES"/>
+          <w14:ligatures w14:val="none"/>
+        </w:rPr>
+        <w:t>Son una evolución de los sistemas relacionales tradicionales (SGBD) que extienden el modelo relacional incorporando características propias del paradigma orientado a objetos. Permiten seguir utilizando tablas, claves y SQL, pero añadiendo la capacidad de definir tipos de datos de usuario complejos (UDTs), herencia de tablas o tipos, métodos y referencias directas (ejemplos claros son PostgreSQL o las extensiones de Oracle).</w:t>
+      </w:r>
+    </w:p>
+    <w:p>
+      <w:pPr>
+        <w:pStyle w:val="BodyText"/>
+        <w:spacing w:lineRule="auto" w:line="240" w:before="0" w:after="0"/>
+        <w:ind w:hanging="0" w:start="0"/>
+        <w:contextualSpacing/>
+        <w:jc w:val="both"/>
+        <w:rPr>
+          <w:rFonts w:ascii="Times New Roman" w:hAnsi="Times New Roman" w:eastAsia="Times New Roman" w:cs="Calibri"/>
+          <w:b/>
+          <w:bCs/>
+          <w:kern w:val="0"/>
+          <w:sz w:val="24"/>
+          <w:szCs w:val="24"/>
+          <w:lang w:eastAsia="es-ES"/>
+          <w14:ligatures w14:val="none"/>
+        </w:rPr>
+      </w:pPr>
+      <w:r>
+        <w:rPr>
+          <w:rFonts w:eastAsia="Times New Roman" w:cs="Calibri" w:ascii="Times New Roman" w:hAnsi="Times New Roman"/>
+          <w:b/>
+          <w:bCs/>
+          <w:kern w:val="0"/>
+          <w:sz w:val="24"/>
+          <w:szCs w:val="24"/>
+          <w:lang w:eastAsia="es-ES"/>
+          <w14:ligatures w14:val="none"/>
+        </w:rPr>
+        <w:t xml:space="preserve">10. </w:t>
+      </w:r>
+      <w:r>
+        <w:rPr>
+          <w:rFonts w:eastAsia="Times New Roman" w:cs="Calibri" w:ascii="Times New Roman" w:hAnsi="Times New Roman"/>
+          <w:b/>
+          <w:bCs/>
+          <w:kern w:val="0"/>
+          <w:sz w:val="24"/>
+          <w:szCs w:val="24"/>
+          <w:lang w:eastAsia="es-ES"/>
+          <w14:ligatures w14:val="none"/>
+        </w:rPr>
+        <w:t>Aportaciones de las BDOR respecto a las BDR tradicionales</w:t>
+      </w:r>
+    </w:p>
+    <w:p>
+      <w:pPr>
+        <w:pStyle w:val="BodyText"/>
+        <w:numPr>
+          <w:ilvl w:val="0"/>
+          <w:numId w:val="11"/>
+        </w:numPr>
+        <w:tabs>
+          <w:tab w:val="clear" w:pos="708"/>
+          <w:tab w:val="left" w:pos="0" w:leader="none"/>
+        </w:tabs>
+        <w:spacing w:lineRule="auto" w:line="240"/>
+        <w:ind w:hanging="283" w:start="709"/>
+        <w:jc w:val="both"/>
+        <w:rPr>
+          <w:rFonts w:ascii="Times New Roman" w:hAnsi="Times New Roman" w:eastAsia="Times New Roman" w:cs="Calibri"/>
+          <w:b w:val="false"/>
+          <w:bCs w:val="false"/>
+          <w:kern w:val="0"/>
+          <w:sz w:val="20"/>
+          <w:szCs w:val="20"/>
+          <w:lang w:eastAsia="es-ES"/>
+          <w14:ligatures w14:val="none"/>
+        </w:rPr>
+      </w:pPr>
+      <w:r>
+        <w:rPr>
+          <w:rFonts w:eastAsia="Times New Roman" w:cs="Calibri" w:ascii="Times New Roman" w:hAnsi="Times New Roman"/>
+          <w:b w:val="false"/>
+          <w:bCs w:val="false"/>
+          <w:kern w:val="0"/>
+          <w:sz w:val="20"/>
+          <w:szCs w:val="20"/>
+          <w:lang w:eastAsia="es-ES"/>
+          <w14:ligatures w14:val="none"/>
+        </w:rPr>
+        <w:t>Tipos de datos definidos por el usuario (UDTs): Permite crear estructuras complejas (vectores, direcciones completas, geometrías espaciales) tratadas como tipos nativos dentro de una columna.</w:t>
+      </w:r>
+    </w:p>
+    <w:p>
+      <w:pPr>
+        <w:pStyle w:val="BodyText"/>
+        <w:numPr>
+          <w:ilvl w:val="0"/>
+          <w:numId w:val="11"/>
+        </w:numPr>
+        <w:tabs>
+          <w:tab w:val="clear" w:pos="708"/>
+          <w:tab w:val="left" w:pos="0" w:leader="none"/>
+        </w:tabs>
+        <w:spacing w:lineRule="auto" w:line="240"/>
+        <w:ind w:hanging="283" w:start="709"/>
+        <w:jc w:val="both"/>
+        <w:rPr>
+          <w:rFonts w:ascii="Times New Roman" w:hAnsi="Times New Roman" w:eastAsia="Times New Roman" w:cs="Calibri"/>
+          <w:b w:val="false"/>
+          <w:bCs w:val="false"/>
+          <w:kern w:val="0"/>
+          <w:sz w:val="20"/>
+          <w:szCs w:val="20"/>
+          <w:lang w:eastAsia="es-ES"/>
+          <w14:ligatures w14:val="none"/>
+        </w:rPr>
+      </w:pPr>
+      <w:r>
+        <w:rPr>
+          <w:rFonts w:eastAsia="Times New Roman" w:cs="Calibri" w:ascii="Times New Roman" w:hAnsi="Times New Roman"/>
+          <w:b w:val="false"/>
+          <w:bCs w:val="false"/>
+          <w:kern w:val="0"/>
+          <w:sz w:val="20"/>
+          <w:szCs w:val="20"/>
+          <w:lang w:eastAsia="es-ES"/>
+          <w14:ligatures w14:val="none"/>
+        </w:rPr>
+        <w:t>Soporte de herencia: Posibilidad de crear subtipos que heredan atributos de tipos padre, e incluso tablas que heredan de otras tablas.</w:t>
+      </w:r>
+    </w:p>
+    <w:p>
+      <w:pPr>
+        <w:pStyle w:val="BodyText"/>
+        <w:numPr>
+          <w:ilvl w:val="0"/>
+          <w:numId w:val="11"/>
+        </w:numPr>
+        <w:tabs>
+          <w:tab w:val="clear" w:pos="708"/>
+          <w:tab w:val="left" w:pos="0" w:leader="none"/>
+        </w:tabs>
+        <w:spacing w:lineRule="auto" w:line="240"/>
+        <w:ind w:hanging="283" w:start="709"/>
+        <w:jc w:val="both"/>
+        <w:rPr>
+          <w:rFonts w:ascii="Times New Roman" w:hAnsi="Times New Roman" w:eastAsia="Times New Roman" w:cs="Calibri"/>
+          <w:b w:val="false"/>
+          <w:bCs w:val="false"/>
+          <w:kern w:val="0"/>
+          <w:sz w:val="20"/>
+          <w:szCs w:val="20"/>
+          <w:lang w:eastAsia="es-ES"/>
+          <w14:ligatures w14:val="none"/>
+        </w:rPr>
+      </w:pPr>
+      <w:r>
+        <w:rPr>
+          <w:rFonts w:eastAsia="Times New Roman" w:cs="Calibri" w:ascii="Times New Roman" w:hAnsi="Times New Roman"/>
+          <w:b w:val="false"/>
+          <w:bCs w:val="false"/>
+          <w:kern w:val="0"/>
+          <w:sz w:val="20"/>
+          <w:szCs w:val="20"/>
+          <w:lang w:eastAsia="es-ES"/>
+          <w14:ligatures w14:val="none"/>
+        </w:rPr>
+        <w:t>Encapsulación y métodos: Capacidad de asociar funciones y procedimientos directamente a los tipos de datos en la base de datos.</w:t>
+      </w:r>
+    </w:p>
+    <w:p>
+      <w:pPr>
+        <w:pStyle w:val="BodyText"/>
+        <w:numPr>
+          <w:ilvl w:val="0"/>
+          <w:numId w:val="11"/>
+        </w:numPr>
+        <w:tabs>
+          <w:tab w:val="clear" w:pos="708"/>
+          <w:tab w:val="left" w:pos="0" w:leader="none"/>
+        </w:tabs>
+        <w:spacing w:lineRule="auto" w:line="240"/>
+        <w:ind w:hanging="283" w:start="709"/>
+        <w:jc w:val="both"/>
+        <w:rPr>
+          <w:rFonts w:ascii="Times New Roman" w:hAnsi="Times New Roman" w:eastAsia="Times New Roman" w:cs="Calibri"/>
+          <w:b w:val="false"/>
+          <w:bCs w:val="false"/>
+          <w:kern w:val="0"/>
+          <w:sz w:val="20"/>
+          <w:szCs w:val="20"/>
+          <w:lang w:eastAsia="es-ES"/>
+          <w14:ligatures w14:val="none"/>
+        </w:rPr>
+      </w:pPr>
+      <w:r>
+        <w:rPr>
+          <w:rFonts w:eastAsia="Times New Roman" w:cs="Calibri" w:ascii="Times New Roman" w:hAnsi="Times New Roman"/>
+          <w:b w:val="false"/>
+          <w:bCs w:val="false"/>
+          <w:kern w:val="0"/>
+          <w:sz w:val="20"/>
+          <w:szCs w:val="20"/>
+          <w:lang w:eastAsia="es-ES"/>
+          <w14:ligatures w14:val="none"/>
+        </w:rPr>
+        <w:t>Manejo de identificadores de objeto (OIDs): Referencias directas entre tuplas sin depender exclusivamente de claves primarias artificiales.</w:t>
+      </w:r>
+    </w:p>
+    <w:p>
+      <w:pPr>
+        <w:pStyle w:val="BodyText"/>
+        <w:numPr>
+          <w:ilvl w:val="0"/>
+          <w:numId w:val="11"/>
+        </w:numPr>
+        <w:tabs>
+          <w:tab w:val="clear" w:pos="708"/>
+          <w:tab w:val="left" w:pos="0" w:leader="none"/>
+        </w:tabs>
+        <w:spacing w:lineRule="auto" w:line="240"/>
+        <w:ind w:hanging="283" w:start="709"/>
+        <w:jc w:val="both"/>
+        <w:rPr>
+          <w:rFonts w:ascii="Times New Roman" w:hAnsi="Times New Roman" w:eastAsia="Times New Roman" w:cs="Calibri"/>
+          <w:b w:val="false"/>
+          <w:bCs w:val="false"/>
+          <w:kern w:val="0"/>
+          <w:sz w:val="20"/>
+          <w:szCs w:val="20"/>
+          <w:lang w:eastAsia="es-ES"/>
+          <w14:ligatures w14:val="none"/>
+        </w:rPr>
+      </w:pPr>
+      <w:r>
+        <w:rPr>
+          <w:rFonts w:eastAsia="Times New Roman" w:cs="Calibri" w:ascii="Times New Roman" w:hAnsi="Times New Roman"/>
+          <w:b w:val="false"/>
+          <w:bCs w:val="false"/>
+          <w:kern w:val="0"/>
+          <w:sz w:val="20"/>
+          <w:szCs w:val="20"/>
+          <w:lang w:eastAsia="es-ES"/>
+          <w14:ligatures w14:val="none"/>
+        </w:rPr>
+        <w:t>Compatibilidad retroactiva: Mantienen la infraestructura SQL existente, el motor transaccional robusto y las herramientas de reporting de las BDR sin obligar a una migración disruptiva a modelos no estándar.</w:t>
+      </w:r>
+    </w:p>
+    <w:p>
+      <w:pPr>
+        <w:pStyle w:val="ListParagraph"/>
+        <w:spacing w:lineRule="auto" w:line="240" w:before="0" w:after="0"/>
+        <w:ind w:hanging="0" w:start="0"/>
+        <w:contextualSpacing/>
+        <w:jc w:val="both"/>
+        <w:rPr>
+          <w:rFonts w:ascii="Times New Roman" w:hAnsi="Times New Roman" w:eastAsia="Times New Roman" w:cs="Calibri"/>
+          <w:b/>
+          <w:bCs/>
+          <w:kern w:val="0"/>
+          <w:sz w:val="24"/>
+          <w:szCs w:val="24"/>
+          <w:lang w:eastAsia="es-ES"/>
+          <w14:ligatures w14:val="none"/>
+        </w:rPr>
+      </w:pPr>
+      <w:r>
+        <w:rPr>
+          <w:rFonts w:eastAsia="Times New Roman" w:cs="Calibri" w:ascii="Times New Roman" w:hAnsi="Times New Roman"/>
+          <w:b/>
+          <w:bCs/>
+          <w:kern w:val="0"/>
+          <w:sz w:val="24"/>
+          <w:szCs w:val="24"/>
+          <w:lang w:eastAsia="es-ES"/>
+          <w14:ligatures w14:val="none"/>
+        </w:rPr>
+      </w:r>
+    </w:p>
+    <w:p>
+      <w:pPr>
+        <w:pStyle w:val="ListParagraph"/>
+        <w:numPr>
+          <w:ilvl w:val="0"/>
+          <w:numId w:val="0"/>
+        </w:numPr>
+        <w:spacing w:lineRule="auto" w:line="240" w:before="0" w:after="0"/>
+        <w:ind w:hanging="0" w:start="360"/>
+        <w:contextualSpacing/>
+        <w:jc w:val="both"/>
+        <w:rPr>
+          <w:rFonts w:ascii="Calibri" w:hAnsi="Calibri" w:eastAsia="Times New Roman" w:cs="Calibri"/>
+          <w:b/>
+          <w:bCs/>
+          <w:kern w:val="0"/>
+          <w:sz w:val="24"/>
+          <w:szCs w:val="24"/>
+          <w:lang w:eastAsia="es-ES"/>
+          <w14:ligatures w14:val="none"/>
+        </w:rPr>
+      </w:pPr>
+      <w:r>
+        <w:rPr>
+          <w:rFonts w:eastAsia="Times New Roman" w:cs="Calibri" w:ascii="Calibri" w:hAnsi="Calibri"/>
+          <w:b/>
+          <w:bCs/>
+          <w:kern w:val="0"/>
+          <w:sz w:val="24"/>
+          <w:szCs w:val="24"/>
+          <w:lang w:eastAsia="es-ES"/>
+          <w14:ligatures w14:val="none"/>
+        </w:rPr>
+      </w:r>
+    </w:p>
+    <w:p>
+      <w:pPr>
+        <w:pStyle w:val="ListParagraph"/>
+        <w:numPr>
+          <w:ilvl w:val="0"/>
+          <w:numId w:val="0"/>
+        </w:numPr>
+        <w:spacing w:lineRule="auto" w:line="240" w:before="0" w:after="0"/>
+        <w:ind w:hanging="0" w:start="357"/>
+        <w:contextualSpacing/>
+        <w:jc w:val="both"/>
+        <w:rPr>
+          <w:rFonts w:ascii="Calibri" w:hAnsi="Calibri" w:eastAsia="Times New Roman" w:cs="Calibri"/>
+          <w:b/>
+          <w:bCs/>
+          <w:kern w:val="0"/>
+          <w:sz w:val="24"/>
+          <w:szCs w:val="24"/>
+          <w:lang w:eastAsia="es-ES"/>
+          <w14:ligatures w14:val="none"/>
+        </w:rPr>
+      </w:pPr>
+      <w:r>
+        <w:rPr>
+          <w:rFonts w:eastAsia="Times New Roman" w:cs="Calibri" w:ascii="Calibri" w:hAnsi="Calibri"/>
+          <w:b/>
+          <w:bCs/>
+          <w:kern w:val="0"/>
+          <w:sz w:val="24"/>
+          <w:szCs w:val="24"/>
+          <w:lang w:eastAsia="es-ES"/>
+          <w14:ligatures w14:val="none"/>
+        </w:rPr>
       </w:r>
     </w:p>
     <w:sectPr>
@@ -1019,7 +4282,7 @@
       <mc:AlternateContent>
         <mc:Choice Requires="wps">
           <w:drawing>
-            <wp:anchor distT="45720" distB="52070" distL="113665" distR="118745" simplePos="0" relativeHeight="2" behindDoc="1" locked="0" layoutInCell="0" allowOverlap="1" wp14:anchorId="02B70E54">
+            <wp:anchor distT="45720" distB="52070" distL="113665" distR="118745" simplePos="0" relativeHeight="8" behindDoc="1" locked="0" layoutInCell="0" allowOverlap="1" wp14:anchorId="02B70E54">
               <wp:simplePos x="0" y="0"/>
               <wp:positionH relativeFrom="column">
                 <wp:posOffset>3974465</wp:posOffset>
@@ -1069,6 +4332,7 @@
                           <w:r>
                             <w:rPr>
                               <w:rFonts w:cs="Calibri" w:ascii="Calibri" w:hAnsi="Calibri"/>
+                              <w:color w:val="000000"/>
                               <w:sz w:val="28"/>
                               <w:szCs w:val="28"/>
                             </w:rPr>
@@ -1079,6 +4343,7 @@
                               <w:rFonts w:cs="Calibri" w:ascii="Calibri" w:hAnsi="Calibri"/>
                               <w:b/>
                               <w:bCs/>
+                              <w:color w:val="000000"/>
                               <w:sz w:val="28"/>
                               <w:szCs w:val="28"/>
                             </w:rPr>
@@ -1103,7 +4368,7 @@
           <w:pict>
             <v:rect id="shape_0" fillcolor="white" stroked="f" o:allowincell="f" style="position:absolute;margin-left:312.95pt;margin-top:-15.75pt;width:175.15pt;height:24.15pt;mso-wrap-style:square;v-text-anchor:top" wp14:anchorId="02B70E54">
               <v:fill o:detectmouseclick="t" type="solid" color2="black"/>
-              <v:stroke color="#3465a4" weight="9360" joinstyle="miter" endcap="flat"/>
+              <v:stroke color="#3465a4" weight="9360" joinstyle="round" endcap="flat"/>
               <v:textbox>
                 <w:txbxContent>
                   <w:p>
@@ -1117,6 +4382,7 @@
                     <w:r>
                       <w:rPr>
                         <w:rFonts w:cs="Calibri" w:ascii="Calibri" w:hAnsi="Calibri"/>
+                        <w:color w:val="000000"/>
                         <w:sz w:val="28"/>
                         <w:szCs w:val="28"/>
                       </w:rPr>
@@ -1127,6 +4393,7 @@
                         <w:rFonts w:cs="Calibri" w:ascii="Calibri" w:hAnsi="Calibri"/>
                         <w:b/>
                         <w:bCs/>
+                        <w:color w:val="000000"/>
                         <w:sz w:val="28"/>
                         <w:szCs w:val="28"/>
                       </w:rPr>
@@ -1141,7 +4408,7 @@
         </mc:Fallback>
       </mc:AlternateContent>
       <w:drawing>
-        <wp:anchor distT="0" distB="0" distL="114300" distR="114300" simplePos="0" relativeHeight="4" behindDoc="1" locked="0" layoutInCell="0" allowOverlap="1">
+        <wp:anchor distT="0" distB="0" distL="114300" distR="114300" simplePos="0" relativeHeight="14" behindDoc="1" locked="0" layoutInCell="0" allowOverlap="1">
           <wp:simplePos x="0" y="0"/>
           <wp:positionH relativeFrom="column">
             <wp:posOffset>-734695</wp:posOffset>
@@ -1203,7 +4470,7 @@
       <mc:AlternateContent>
         <mc:Choice Requires="wps">
           <w:drawing>
-            <wp:anchor distT="45720" distB="52070" distL="113665" distR="118745" simplePos="0" relativeHeight="2" behindDoc="1" locked="0" layoutInCell="0" allowOverlap="1" wp14:anchorId="02B70E54">
+            <wp:anchor distT="45720" distB="52070" distL="113665" distR="118745" simplePos="0" relativeHeight="8" behindDoc="1" locked="0" layoutInCell="0" allowOverlap="1" wp14:anchorId="02B70E54">
               <wp:simplePos x="0" y="0"/>
               <wp:positionH relativeFrom="column">
                 <wp:posOffset>3974465</wp:posOffset>
@@ -1253,6 +4520,7 @@
                           <w:r>
                             <w:rPr>
                               <w:rFonts w:cs="Calibri" w:ascii="Calibri" w:hAnsi="Calibri"/>
+                              <w:color w:val="000000"/>
                               <w:sz w:val="28"/>
                               <w:szCs w:val="28"/>
                             </w:rPr>
@@ -1263,6 +4531,7 @@
                               <w:rFonts w:cs="Calibri" w:ascii="Calibri" w:hAnsi="Calibri"/>
                               <w:b/>
                               <w:bCs/>
+                              <w:color w:val="000000"/>
                               <w:sz w:val="28"/>
                               <w:szCs w:val="28"/>
                             </w:rPr>
@@ -1287,7 +4556,7 @@
           <w:pict>
             <v:rect id="shape_0" fillcolor="white" stroked="f" o:allowincell="f" style="position:absolute;margin-left:312.95pt;margin-top:-15.75pt;width:175.15pt;height:24.15pt;mso-wrap-style:square;v-text-anchor:top" wp14:anchorId="02B70E54">
               <v:fill o:detectmouseclick="t" type="solid" color2="black"/>
-              <v:stroke color="#3465a4" weight="9360" joinstyle="miter" endcap="flat"/>
+              <v:stroke color="#3465a4" weight="9360" joinstyle="round" endcap="flat"/>
               <v:textbox>
                 <w:txbxContent>
                   <w:p>
@@ -1301,6 +4570,7 @@
                     <w:r>
                       <w:rPr>
                         <w:rFonts w:cs="Calibri" w:ascii="Calibri" w:hAnsi="Calibri"/>
+                        <w:color w:val="000000"/>
                         <w:sz w:val="28"/>
                         <w:szCs w:val="28"/>
                       </w:rPr>
@@ -1311,6 +4581,7 @@
                         <w:rFonts w:cs="Calibri" w:ascii="Calibri" w:hAnsi="Calibri"/>
                         <w:b/>
                         <w:bCs/>
+                        <w:color w:val="000000"/>
                         <w:sz w:val="28"/>
                         <w:szCs w:val="28"/>
                       </w:rPr>
@@ -1325,7 +4596,7 @@
         </mc:Fallback>
       </mc:AlternateContent>
       <w:drawing>
-        <wp:anchor distT="0" distB="0" distL="114300" distR="114300" simplePos="0" relativeHeight="4" behindDoc="1" locked="0" layoutInCell="0" allowOverlap="1">
+        <wp:anchor distT="0" distB="0" distL="114300" distR="114300" simplePos="0" relativeHeight="14" behindDoc="1" locked="0" layoutInCell="0" allowOverlap="1">
           <wp:simplePos x="0" y="0"/>
           <wp:positionH relativeFrom="column">
             <wp:posOffset>-734695</wp:posOffset>
@@ -1381,7 +4652,7 @@
     <w:lvl w:ilvl="0">
       <w:start w:val="1"/>
       <w:numFmt w:val="decimal"/>
-      <w:lvlText w:val="%1."/>
+      <w:lvlText w:val="%1)"/>
       <w:lvlJc w:val="start"/>
       <w:pPr>
         <w:tabs>
@@ -1890,6 +5161,965 @@
     </w:lvl>
   </w:abstractNum>
   <w:abstractNum w:abstractNumId="5">
+    <w:lvl w:ilvl="0">
+      <w:start w:val="1"/>
+      <w:numFmt w:val="bullet"/>
+      <w:lvlText w:val=""/>
+      <w:lvlJc w:val="start"/>
+      <w:pPr>
+        <w:tabs>
+          <w:tab w:val="num" w:pos="709"/>
+        </w:tabs>
+        <w:ind w:start="709" w:hanging="283"/>
+      </w:pPr>
+      <w:rPr>
+        <w:rFonts w:ascii="Symbol" w:hAnsi="Symbol" w:cs="Symbol" w:hint="default"/>
+      </w:rPr>
+    </w:lvl>
+    <w:lvl w:ilvl="1">
+      <w:start w:val="1"/>
+      <w:numFmt w:val="bullet"/>
+      <w:lvlText w:val=""/>
+      <w:lvlJc w:val="start"/>
+      <w:pPr>
+        <w:tabs>
+          <w:tab w:val="num" w:pos="1418"/>
+        </w:tabs>
+        <w:ind w:start="1418" w:hanging="283"/>
+      </w:pPr>
+      <w:rPr>
+        <w:rFonts w:ascii="Symbol" w:hAnsi="Symbol" w:cs="Symbol" w:hint="default"/>
+      </w:rPr>
+    </w:lvl>
+    <w:lvl w:ilvl="2">
+      <w:start w:val="1"/>
+      <w:numFmt w:val="bullet"/>
+      <w:lvlText w:val=""/>
+      <w:lvlJc w:val="start"/>
+      <w:pPr>
+        <w:tabs>
+          <w:tab w:val="num" w:pos="2127"/>
+        </w:tabs>
+        <w:ind w:start="2127" w:hanging="283"/>
+      </w:pPr>
+      <w:rPr>
+        <w:rFonts w:ascii="Symbol" w:hAnsi="Symbol" w:cs="Symbol" w:hint="default"/>
+      </w:rPr>
+    </w:lvl>
+    <w:lvl w:ilvl="3">
+      <w:start w:val="1"/>
+      <w:numFmt w:val="bullet"/>
+      <w:lvlText w:val=""/>
+      <w:lvlJc w:val="start"/>
+      <w:pPr>
+        <w:tabs>
+          <w:tab w:val="num" w:pos="2836"/>
+        </w:tabs>
+        <w:ind w:start="2836" w:hanging="283"/>
+      </w:pPr>
+      <w:rPr>
+        <w:rFonts w:ascii="Symbol" w:hAnsi="Symbol" w:cs="Symbol" w:hint="default"/>
+      </w:rPr>
+    </w:lvl>
+    <w:lvl w:ilvl="4">
+      <w:start w:val="1"/>
+      <w:numFmt w:val="bullet"/>
+      <w:lvlText w:val=""/>
+      <w:lvlJc w:val="start"/>
+      <w:pPr>
+        <w:tabs>
+          <w:tab w:val="num" w:pos="3545"/>
+        </w:tabs>
+        <w:ind w:start="3545" w:hanging="283"/>
+      </w:pPr>
+      <w:rPr>
+        <w:rFonts w:ascii="Symbol" w:hAnsi="Symbol" w:cs="Symbol" w:hint="default"/>
+      </w:rPr>
+    </w:lvl>
+    <w:lvl w:ilvl="5">
+      <w:start w:val="1"/>
+      <w:numFmt w:val="bullet"/>
+      <w:lvlText w:val=""/>
+      <w:lvlJc w:val="start"/>
+      <w:pPr>
+        <w:tabs>
+          <w:tab w:val="num" w:pos="4254"/>
+        </w:tabs>
+        <w:ind w:start="4254" w:hanging="283"/>
+      </w:pPr>
+      <w:rPr>
+        <w:rFonts w:ascii="Symbol" w:hAnsi="Symbol" w:cs="Symbol" w:hint="default"/>
+      </w:rPr>
+    </w:lvl>
+    <w:lvl w:ilvl="6">
+      <w:start w:val="1"/>
+      <w:numFmt w:val="bullet"/>
+      <w:lvlText w:val=""/>
+      <w:lvlJc w:val="start"/>
+      <w:pPr>
+        <w:tabs>
+          <w:tab w:val="num" w:pos="4963"/>
+        </w:tabs>
+        <w:ind w:start="4963" w:hanging="283"/>
+      </w:pPr>
+      <w:rPr>
+        <w:rFonts w:ascii="Symbol" w:hAnsi="Symbol" w:cs="Symbol" w:hint="default"/>
+      </w:rPr>
+    </w:lvl>
+    <w:lvl w:ilvl="7">
+      <w:start w:val="1"/>
+      <w:numFmt w:val="bullet"/>
+      <w:lvlText w:val=""/>
+      <w:lvlJc w:val="start"/>
+      <w:pPr>
+        <w:tabs>
+          <w:tab w:val="num" w:pos="5672"/>
+        </w:tabs>
+        <w:ind w:start="5672" w:hanging="283"/>
+      </w:pPr>
+      <w:rPr>
+        <w:rFonts w:ascii="Symbol" w:hAnsi="Symbol" w:cs="Symbol" w:hint="default"/>
+      </w:rPr>
+    </w:lvl>
+    <w:lvl w:ilvl="8">
+      <w:start w:val="1"/>
+      <w:numFmt w:val="bullet"/>
+      <w:lvlText w:val=""/>
+      <w:lvlJc w:val="start"/>
+      <w:pPr>
+        <w:tabs>
+          <w:tab w:val="num" w:pos="6381"/>
+        </w:tabs>
+        <w:ind w:start="6381" w:hanging="283"/>
+      </w:pPr>
+      <w:rPr>
+        <w:rFonts w:ascii="Symbol" w:hAnsi="Symbol" w:cs="Symbol" w:hint="default"/>
+      </w:rPr>
+    </w:lvl>
+  </w:abstractNum>
+  <w:abstractNum w:abstractNumId="6">
+    <w:lvl w:ilvl="0">
+      <w:start w:val="1"/>
+      <w:numFmt w:val="bullet"/>
+      <w:lvlText w:val=""/>
+      <w:lvlJc w:val="start"/>
+      <w:pPr>
+        <w:tabs>
+          <w:tab w:val="num" w:pos="709"/>
+        </w:tabs>
+        <w:ind w:start="709" w:hanging="283"/>
+      </w:pPr>
+      <w:rPr>
+        <w:rFonts w:ascii="Symbol" w:hAnsi="Symbol" w:cs="Symbol" w:hint="default"/>
+      </w:rPr>
+    </w:lvl>
+    <w:lvl w:ilvl="1">
+      <w:start w:val="1"/>
+      <w:numFmt w:val="bullet"/>
+      <w:lvlText w:val=""/>
+      <w:lvlJc w:val="start"/>
+      <w:pPr>
+        <w:tabs>
+          <w:tab w:val="num" w:pos="1418"/>
+        </w:tabs>
+        <w:ind w:start="1418" w:hanging="283"/>
+      </w:pPr>
+      <w:rPr>
+        <w:rFonts w:ascii="Symbol" w:hAnsi="Symbol" w:cs="Symbol" w:hint="default"/>
+      </w:rPr>
+    </w:lvl>
+    <w:lvl w:ilvl="2">
+      <w:start w:val="1"/>
+      <w:numFmt w:val="bullet"/>
+      <w:lvlText w:val=""/>
+      <w:lvlJc w:val="start"/>
+      <w:pPr>
+        <w:tabs>
+          <w:tab w:val="num" w:pos="2127"/>
+        </w:tabs>
+        <w:ind w:start="2127" w:hanging="283"/>
+      </w:pPr>
+      <w:rPr>
+        <w:rFonts w:ascii="Symbol" w:hAnsi="Symbol" w:cs="Symbol" w:hint="default"/>
+      </w:rPr>
+    </w:lvl>
+    <w:lvl w:ilvl="3">
+      <w:start w:val="1"/>
+      <w:numFmt w:val="bullet"/>
+      <w:lvlText w:val=""/>
+      <w:lvlJc w:val="start"/>
+      <w:pPr>
+        <w:tabs>
+          <w:tab w:val="num" w:pos="2836"/>
+        </w:tabs>
+        <w:ind w:start="2836" w:hanging="283"/>
+      </w:pPr>
+      <w:rPr>
+        <w:rFonts w:ascii="Symbol" w:hAnsi="Symbol" w:cs="Symbol" w:hint="default"/>
+      </w:rPr>
+    </w:lvl>
+    <w:lvl w:ilvl="4">
+      <w:start w:val="1"/>
+      <w:numFmt w:val="bullet"/>
+      <w:lvlText w:val=""/>
+      <w:lvlJc w:val="start"/>
+      <w:pPr>
+        <w:tabs>
+          <w:tab w:val="num" w:pos="3545"/>
+        </w:tabs>
+        <w:ind w:start="3545" w:hanging="283"/>
+      </w:pPr>
+      <w:rPr>
+        <w:rFonts w:ascii="Symbol" w:hAnsi="Symbol" w:cs="Symbol" w:hint="default"/>
+      </w:rPr>
+    </w:lvl>
+    <w:lvl w:ilvl="5">
+      <w:start w:val="1"/>
+      <w:numFmt w:val="bullet"/>
+      <w:lvlText w:val=""/>
+      <w:lvlJc w:val="start"/>
+      <w:pPr>
+        <w:tabs>
+          <w:tab w:val="num" w:pos="4254"/>
+        </w:tabs>
+        <w:ind w:start="4254" w:hanging="283"/>
+      </w:pPr>
+      <w:rPr>
+        <w:rFonts w:ascii="Symbol" w:hAnsi="Symbol" w:cs="Symbol" w:hint="default"/>
+      </w:rPr>
+    </w:lvl>
+    <w:lvl w:ilvl="6">
+      <w:start w:val="1"/>
+      <w:numFmt w:val="bullet"/>
+      <w:lvlText w:val=""/>
+      <w:lvlJc w:val="start"/>
+      <w:pPr>
+        <w:tabs>
+          <w:tab w:val="num" w:pos="4963"/>
+        </w:tabs>
+        <w:ind w:start="4963" w:hanging="283"/>
+      </w:pPr>
+      <w:rPr>
+        <w:rFonts w:ascii="Symbol" w:hAnsi="Symbol" w:cs="Symbol" w:hint="default"/>
+      </w:rPr>
+    </w:lvl>
+    <w:lvl w:ilvl="7">
+      <w:start w:val="1"/>
+      <w:numFmt w:val="bullet"/>
+      <w:lvlText w:val=""/>
+      <w:lvlJc w:val="start"/>
+      <w:pPr>
+        <w:tabs>
+          <w:tab w:val="num" w:pos="5672"/>
+        </w:tabs>
+        <w:ind w:start="5672" w:hanging="283"/>
+      </w:pPr>
+      <w:rPr>
+        <w:rFonts w:ascii="Symbol" w:hAnsi="Symbol" w:cs="Symbol" w:hint="default"/>
+      </w:rPr>
+    </w:lvl>
+    <w:lvl w:ilvl="8">
+      <w:start w:val="1"/>
+      <w:numFmt w:val="bullet"/>
+      <w:lvlText w:val=""/>
+      <w:lvlJc w:val="start"/>
+      <w:pPr>
+        <w:tabs>
+          <w:tab w:val="num" w:pos="6381"/>
+        </w:tabs>
+        <w:ind w:start="6381" w:hanging="283"/>
+      </w:pPr>
+      <w:rPr>
+        <w:rFonts w:ascii="Symbol" w:hAnsi="Symbol" w:cs="Symbol" w:hint="default"/>
+      </w:rPr>
+    </w:lvl>
+  </w:abstractNum>
+  <w:abstractNum w:abstractNumId="7">
+    <w:lvl w:ilvl="0">
+      <w:start w:val="1"/>
+      <w:numFmt w:val="bullet"/>
+      <w:lvlText w:val=""/>
+      <w:lvlJc w:val="start"/>
+      <w:pPr>
+        <w:tabs>
+          <w:tab w:val="num" w:pos="709"/>
+        </w:tabs>
+        <w:ind w:start="709" w:hanging="283"/>
+      </w:pPr>
+      <w:rPr>
+        <w:rFonts w:ascii="Symbol" w:hAnsi="Symbol" w:cs="Symbol" w:hint="default"/>
+      </w:rPr>
+    </w:lvl>
+    <w:lvl w:ilvl="1">
+      <w:start w:val="1"/>
+      <w:numFmt w:val="bullet"/>
+      <w:lvlText w:val=""/>
+      <w:lvlJc w:val="start"/>
+      <w:pPr>
+        <w:tabs>
+          <w:tab w:val="num" w:pos="1418"/>
+        </w:tabs>
+        <w:ind w:start="1418" w:hanging="283"/>
+      </w:pPr>
+      <w:rPr>
+        <w:rFonts w:ascii="Symbol" w:hAnsi="Symbol" w:cs="Symbol" w:hint="default"/>
+      </w:rPr>
+    </w:lvl>
+    <w:lvl w:ilvl="2">
+      <w:start w:val="1"/>
+      <w:numFmt w:val="bullet"/>
+      <w:lvlText w:val=""/>
+      <w:lvlJc w:val="start"/>
+      <w:pPr>
+        <w:tabs>
+          <w:tab w:val="num" w:pos="2127"/>
+        </w:tabs>
+        <w:ind w:start="2127" w:hanging="283"/>
+      </w:pPr>
+      <w:rPr>
+        <w:rFonts w:ascii="Symbol" w:hAnsi="Symbol" w:cs="Symbol" w:hint="default"/>
+      </w:rPr>
+    </w:lvl>
+    <w:lvl w:ilvl="3">
+      <w:start w:val="1"/>
+      <w:numFmt w:val="bullet"/>
+      <w:lvlText w:val=""/>
+      <w:lvlJc w:val="start"/>
+      <w:pPr>
+        <w:tabs>
+          <w:tab w:val="num" w:pos="2836"/>
+        </w:tabs>
+        <w:ind w:start="2836" w:hanging="283"/>
+      </w:pPr>
+      <w:rPr>
+        <w:rFonts w:ascii="Symbol" w:hAnsi="Symbol" w:cs="Symbol" w:hint="default"/>
+      </w:rPr>
+    </w:lvl>
+    <w:lvl w:ilvl="4">
+      <w:start w:val="1"/>
+      <w:numFmt w:val="bullet"/>
+      <w:lvlText w:val=""/>
+      <w:lvlJc w:val="start"/>
+      <w:pPr>
+        <w:tabs>
+          <w:tab w:val="num" w:pos="3545"/>
+        </w:tabs>
+        <w:ind w:start="3545" w:hanging="283"/>
+      </w:pPr>
+      <w:rPr>
+        <w:rFonts w:ascii="Symbol" w:hAnsi="Symbol" w:cs="Symbol" w:hint="default"/>
+      </w:rPr>
+    </w:lvl>
+    <w:lvl w:ilvl="5">
+      <w:start w:val="1"/>
+      <w:numFmt w:val="bullet"/>
+      <w:lvlText w:val=""/>
+      <w:lvlJc w:val="start"/>
+      <w:pPr>
+        <w:tabs>
+          <w:tab w:val="num" w:pos="4254"/>
+        </w:tabs>
+        <w:ind w:start="4254" w:hanging="283"/>
+      </w:pPr>
+      <w:rPr>
+        <w:rFonts w:ascii="Symbol" w:hAnsi="Symbol" w:cs="Symbol" w:hint="default"/>
+      </w:rPr>
+    </w:lvl>
+    <w:lvl w:ilvl="6">
+      <w:start w:val="1"/>
+      <w:numFmt w:val="bullet"/>
+      <w:lvlText w:val=""/>
+      <w:lvlJc w:val="start"/>
+      <w:pPr>
+        <w:tabs>
+          <w:tab w:val="num" w:pos="4963"/>
+        </w:tabs>
+        <w:ind w:start="4963" w:hanging="283"/>
+      </w:pPr>
+      <w:rPr>
+        <w:rFonts w:ascii="Symbol" w:hAnsi="Symbol" w:cs="Symbol" w:hint="default"/>
+      </w:rPr>
+    </w:lvl>
+    <w:lvl w:ilvl="7">
+      <w:start w:val="1"/>
+      <w:numFmt w:val="bullet"/>
+      <w:lvlText w:val=""/>
+      <w:lvlJc w:val="start"/>
+      <w:pPr>
+        <w:tabs>
+          <w:tab w:val="num" w:pos="5672"/>
+        </w:tabs>
+        <w:ind w:start="5672" w:hanging="283"/>
+      </w:pPr>
+      <w:rPr>
+        <w:rFonts w:ascii="Symbol" w:hAnsi="Symbol" w:cs="Symbol" w:hint="default"/>
+      </w:rPr>
+    </w:lvl>
+    <w:lvl w:ilvl="8">
+      <w:start w:val="1"/>
+      <w:numFmt w:val="bullet"/>
+      <w:lvlText w:val=""/>
+      <w:lvlJc w:val="start"/>
+      <w:pPr>
+        <w:tabs>
+          <w:tab w:val="num" w:pos="6381"/>
+        </w:tabs>
+        <w:ind w:start="6381" w:hanging="283"/>
+      </w:pPr>
+      <w:rPr>
+        <w:rFonts w:ascii="Symbol" w:hAnsi="Symbol" w:cs="Symbol" w:hint="default"/>
+      </w:rPr>
+    </w:lvl>
+  </w:abstractNum>
+  <w:abstractNum w:abstractNumId="8">
+    <w:lvl w:ilvl="0">
+      <w:start w:val="1"/>
+      <w:numFmt w:val="bullet"/>
+      <w:lvlText w:val=""/>
+      <w:lvlJc w:val="start"/>
+      <w:pPr>
+        <w:tabs>
+          <w:tab w:val="num" w:pos="709"/>
+        </w:tabs>
+        <w:ind w:start="709" w:hanging="283"/>
+      </w:pPr>
+      <w:rPr>
+        <w:rFonts w:ascii="Symbol" w:hAnsi="Symbol" w:cs="Symbol" w:hint="default"/>
+      </w:rPr>
+    </w:lvl>
+    <w:lvl w:ilvl="1">
+      <w:start w:val="1"/>
+      <w:numFmt w:val="bullet"/>
+      <w:lvlText w:val=""/>
+      <w:lvlJc w:val="start"/>
+      <w:pPr>
+        <w:tabs>
+          <w:tab w:val="num" w:pos="1418"/>
+        </w:tabs>
+        <w:ind w:start="1418" w:hanging="283"/>
+      </w:pPr>
+      <w:rPr>
+        <w:rFonts w:ascii="Symbol" w:hAnsi="Symbol" w:cs="Symbol" w:hint="default"/>
+      </w:rPr>
+    </w:lvl>
+    <w:lvl w:ilvl="2">
+      <w:start w:val="1"/>
+      <w:numFmt w:val="bullet"/>
+      <w:lvlText w:val=""/>
+      <w:lvlJc w:val="start"/>
+      <w:pPr>
+        <w:tabs>
+          <w:tab w:val="num" w:pos="2127"/>
+        </w:tabs>
+        <w:ind w:start="2127" w:hanging="283"/>
+      </w:pPr>
+      <w:rPr>
+        <w:rFonts w:ascii="Symbol" w:hAnsi="Symbol" w:cs="Symbol" w:hint="default"/>
+      </w:rPr>
+    </w:lvl>
+    <w:lvl w:ilvl="3">
+      <w:start w:val="1"/>
+      <w:numFmt w:val="bullet"/>
+      <w:lvlText w:val=""/>
+      <w:lvlJc w:val="start"/>
+      <w:pPr>
+        <w:tabs>
+          <w:tab w:val="num" w:pos="2836"/>
+        </w:tabs>
+        <w:ind w:start="2836" w:hanging="283"/>
+      </w:pPr>
+      <w:rPr>
+        <w:rFonts w:ascii="Symbol" w:hAnsi="Symbol" w:cs="Symbol" w:hint="default"/>
+      </w:rPr>
+    </w:lvl>
+    <w:lvl w:ilvl="4">
+      <w:start w:val="1"/>
+      <w:numFmt w:val="bullet"/>
+      <w:lvlText w:val=""/>
+      <w:lvlJc w:val="start"/>
+      <w:pPr>
+        <w:tabs>
+          <w:tab w:val="num" w:pos="3545"/>
+        </w:tabs>
+        <w:ind w:start="3545" w:hanging="283"/>
+      </w:pPr>
+      <w:rPr>
+        <w:rFonts w:ascii="Symbol" w:hAnsi="Symbol" w:cs="Symbol" w:hint="default"/>
+      </w:rPr>
+    </w:lvl>
+    <w:lvl w:ilvl="5">
+      <w:start w:val="1"/>
+      <w:numFmt w:val="bullet"/>
+      <w:lvlText w:val=""/>
+      <w:lvlJc w:val="start"/>
+      <w:pPr>
+        <w:tabs>
+          <w:tab w:val="num" w:pos="4254"/>
+        </w:tabs>
+        <w:ind w:start="4254" w:hanging="283"/>
+      </w:pPr>
+      <w:rPr>
+        <w:rFonts w:ascii="Symbol" w:hAnsi="Symbol" w:cs="Symbol" w:hint="default"/>
+      </w:rPr>
+    </w:lvl>
+    <w:lvl w:ilvl="6">
+      <w:start w:val="1"/>
+      <w:numFmt w:val="bullet"/>
+      <w:lvlText w:val=""/>
+      <w:lvlJc w:val="start"/>
+      <w:pPr>
+        <w:tabs>
+          <w:tab w:val="num" w:pos="4963"/>
+        </w:tabs>
+        <w:ind w:start="4963" w:hanging="283"/>
+      </w:pPr>
+      <w:rPr>
+        <w:rFonts w:ascii="Symbol" w:hAnsi="Symbol" w:cs="Symbol" w:hint="default"/>
+      </w:rPr>
+    </w:lvl>
+    <w:lvl w:ilvl="7">
+      <w:start w:val="1"/>
+      <w:numFmt w:val="bullet"/>
+      <w:lvlText w:val=""/>
+      <w:lvlJc w:val="start"/>
+      <w:pPr>
+        <w:tabs>
+          <w:tab w:val="num" w:pos="5672"/>
+        </w:tabs>
+        <w:ind w:start="5672" w:hanging="283"/>
+      </w:pPr>
+      <w:rPr>
+        <w:rFonts w:ascii="Symbol" w:hAnsi="Symbol" w:cs="Symbol" w:hint="default"/>
+      </w:rPr>
+    </w:lvl>
+    <w:lvl w:ilvl="8">
+      <w:start w:val="1"/>
+      <w:numFmt w:val="bullet"/>
+      <w:lvlText w:val=""/>
+      <w:lvlJc w:val="start"/>
+      <w:pPr>
+        <w:tabs>
+          <w:tab w:val="num" w:pos="6381"/>
+        </w:tabs>
+        <w:ind w:start="6381" w:hanging="283"/>
+      </w:pPr>
+      <w:rPr>
+        <w:rFonts w:ascii="Symbol" w:hAnsi="Symbol" w:cs="Symbol" w:hint="default"/>
+      </w:rPr>
+    </w:lvl>
+  </w:abstractNum>
+  <w:abstractNum w:abstractNumId="9">
+    <w:lvl w:ilvl="0">
+      <w:start w:val="1"/>
+      <w:numFmt w:val="bullet"/>
+      <w:lvlText w:val=""/>
+      <w:lvlJc w:val="start"/>
+      <w:pPr>
+        <w:tabs>
+          <w:tab w:val="num" w:pos="709"/>
+        </w:tabs>
+        <w:ind w:start="709" w:hanging="283"/>
+      </w:pPr>
+      <w:rPr>
+        <w:rFonts w:ascii="Symbol" w:hAnsi="Symbol" w:cs="Symbol" w:hint="default"/>
+      </w:rPr>
+    </w:lvl>
+    <w:lvl w:ilvl="1">
+      <w:start w:val="1"/>
+      <w:numFmt w:val="bullet"/>
+      <w:lvlText w:val=""/>
+      <w:lvlJc w:val="start"/>
+      <w:pPr>
+        <w:tabs>
+          <w:tab w:val="num" w:pos="1418"/>
+        </w:tabs>
+        <w:ind w:start="1418" w:hanging="283"/>
+      </w:pPr>
+      <w:rPr>
+        <w:rFonts w:ascii="Symbol" w:hAnsi="Symbol" w:cs="Symbol" w:hint="default"/>
+      </w:rPr>
+    </w:lvl>
+    <w:lvl w:ilvl="2">
+      <w:start w:val="1"/>
+      <w:numFmt w:val="bullet"/>
+      <w:lvlText w:val=""/>
+      <w:lvlJc w:val="start"/>
+      <w:pPr>
+        <w:tabs>
+          <w:tab w:val="num" w:pos="2127"/>
+        </w:tabs>
+        <w:ind w:start="2127" w:hanging="283"/>
+      </w:pPr>
+      <w:rPr>
+        <w:rFonts w:ascii="Symbol" w:hAnsi="Symbol" w:cs="Symbol" w:hint="default"/>
+      </w:rPr>
+    </w:lvl>
+    <w:lvl w:ilvl="3">
+      <w:start w:val="1"/>
+      <w:numFmt w:val="bullet"/>
+      <w:lvlText w:val=""/>
+      <w:lvlJc w:val="start"/>
+      <w:pPr>
+        <w:tabs>
+          <w:tab w:val="num" w:pos="2836"/>
+        </w:tabs>
+        <w:ind w:start="2836" w:hanging="283"/>
+      </w:pPr>
+      <w:rPr>
+        <w:rFonts w:ascii="Symbol" w:hAnsi="Symbol" w:cs="Symbol" w:hint="default"/>
+      </w:rPr>
+    </w:lvl>
+    <w:lvl w:ilvl="4">
+      <w:start w:val="1"/>
+      <w:numFmt w:val="bullet"/>
+      <w:lvlText w:val=""/>
+      <w:lvlJc w:val="start"/>
+      <w:pPr>
+        <w:tabs>
+          <w:tab w:val="num" w:pos="3545"/>
+        </w:tabs>
+        <w:ind w:start="3545" w:hanging="283"/>
+      </w:pPr>
+      <w:rPr>
+        <w:rFonts w:ascii="Symbol" w:hAnsi="Symbol" w:cs="Symbol" w:hint="default"/>
+      </w:rPr>
+    </w:lvl>
+    <w:lvl w:ilvl="5">
+      <w:start w:val="1"/>
+      <w:numFmt w:val="bullet"/>
+      <w:lvlText w:val=""/>
+      <w:lvlJc w:val="start"/>
+      <w:pPr>
+        <w:tabs>
+          <w:tab w:val="num" w:pos="4254"/>
+        </w:tabs>
+        <w:ind w:start="4254" w:hanging="283"/>
+      </w:pPr>
+      <w:rPr>
+        <w:rFonts w:ascii="Symbol" w:hAnsi="Symbol" w:cs="Symbol" w:hint="default"/>
+      </w:rPr>
+    </w:lvl>
+    <w:lvl w:ilvl="6">
+      <w:start w:val="1"/>
+      <w:numFmt w:val="bullet"/>
+      <w:lvlText w:val=""/>
+      <w:lvlJc w:val="start"/>
+      <w:pPr>
+        <w:tabs>
+          <w:tab w:val="num" w:pos="4963"/>
+        </w:tabs>
+        <w:ind w:start="4963" w:hanging="283"/>
+      </w:pPr>
+      <w:rPr>
+        <w:rFonts w:ascii="Symbol" w:hAnsi="Symbol" w:cs="Symbol" w:hint="default"/>
+      </w:rPr>
+    </w:lvl>
+    <w:lvl w:ilvl="7">
+      <w:start w:val="1"/>
+      <w:numFmt w:val="bullet"/>
+      <w:lvlText w:val=""/>
+      <w:lvlJc w:val="start"/>
+      <w:pPr>
+        <w:tabs>
+          <w:tab w:val="num" w:pos="5672"/>
+        </w:tabs>
+        <w:ind w:start="5672" w:hanging="283"/>
+      </w:pPr>
+      <w:rPr>
+        <w:rFonts w:ascii="Symbol" w:hAnsi="Symbol" w:cs="Symbol" w:hint="default"/>
+      </w:rPr>
+    </w:lvl>
+    <w:lvl w:ilvl="8">
+      <w:start w:val="1"/>
+      <w:numFmt w:val="bullet"/>
+      <w:lvlText w:val=""/>
+      <w:lvlJc w:val="start"/>
+      <w:pPr>
+        <w:tabs>
+          <w:tab w:val="num" w:pos="6381"/>
+        </w:tabs>
+        <w:ind w:start="6381" w:hanging="283"/>
+      </w:pPr>
+      <w:rPr>
+        <w:rFonts w:ascii="Symbol" w:hAnsi="Symbol" w:cs="Symbol" w:hint="default"/>
+      </w:rPr>
+    </w:lvl>
+  </w:abstractNum>
+  <w:abstractNum w:abstractNumId="10">
+    <w:lvl w:ilvl="0">
+      <w:start w:val="1"/>
+      <w:numFmt w:val="bullet"/>
+      <w:lvlText w:val=""/>
+      <w:lvlJc w:val="start"/>
+      <w:pPr>
+        <w:tabs>
+          <w:tab w:val="num" w:pos="709"/>
+        </w:tabs>
+        <w:ind w:start="709" w:hanging="283"/>
+      </w:pPr>
+      <w:rPr>
+        <w:rFonts w:ascii="Symbol" w:hAnsi="Symbol" w:cs="Symbol" w:hint="default"/>
+      </w:rPr>
+    </w:lvl>
+    <w:lvl w:ilvl="1">
+      <w:start w:val="1"/>
+      <w:numFmt w:val="bullet"/>
+      <w:lvlText w:val=""/>
+      <w:lvlJc w:val="start"/>
+      <w:pPr>
+        <w:tabs>
+          <w:tab w:val="num" w:pos="1418"/>
+        </w:tabs>
+        <w:ind w:start="1418" w:hanging="283"/>
+      </w:pPr>
+      <w:rPr>
+        <w:rFonts w:ascii="Symbol" w:hAnsi="Symbol" w:cs="Symbol" w:hint="default"/>
+      </w:rPr>
+    </w:lvl>
+    <w:lvl w:ilvl="2">
+      <w:start w:val="1"/>
+      <w:numFmt w:val="bullet"/>
+      <w:lvlText w:val=""/>
+      <w:lvlJc w:val="start"/>
+      <w:pPr>
+        <w:tabs>
+          <w:tab w:val="num" w:pos="2127"/>
+        </w:tabs>
+        <w:ind w:start="2127" w:hanging="283"/>
+      </w:pPr>
+      <w:rPr>
+        <w:rFonts w:ascii="Symbol" w:hAnsi="Symbol" w:cs="Symbol" w:hint="default"/>
+      </w:rPr>
+    </w:lvl>
+    <w:lvl w:ilvl="3">
+      <w:start w:val="1"/>
+      <w:numFmt w:val="bullet"/>
+      <w:lvlText w:val=""/>
+      <w:lvlJc w:val="start"/>
+      <w:pPr>
+        <w:tabs>
+          <w:tab w:val="num" w:pos="2836"/>
+        </w:tabs>
+        <w:ind w:start="2836" w:hanging="283"/>
+      </w:pPr>
+      <w:rPr>
+        <w:rFonts w:ascii="Symbol" w:hAnsi="Symbol" w:cs="Symbol" w:hint="default"/>
+      </w:rPr>
+    </w:lvl>
+    <w:lvl w:ilvl="4">
+      <w:start w:val="1"/>
+      <w:numFmt w:val="bullet"/>
+      <w:lvlText w:val=""/>
+      <w:lvlJc w:val="start"/>
+      <w:pPr>
+        <w:tabs>
+          <w:tab w:val="num" w:pos="3545"/>
+        </w:tabs>
+        <w:ind w:start="3545" w:hanging="283"/>
+      </w:pPr>
+      <w:rPr>
+        <w:rFonts w:ascii="Symbol" w:hAnsi="Symbol" w:cs="Symbol" w:hint="default"/>
+      </w:rPr>
+    </w:lvl>
+    <w:lvl w:ilvl="5">
+      <w:start w:val="1"/>
+      <w:numFmt w:val="bullet"/>
+      <w:lvlText w:val=""/>
+      <w:lvlJc w:val="start"/>
+      <w:pPr>
+        <w:tabs>
+          <w:tab w:val="num" w:pos="4254"/>
+        </w:tabs>
+        <w:ind w:start="4254" w:hanging="283"/>
+      </w:pPr>
+      <w:rPr>
+        <w:rFonts w:ascii="Symbol" w:hAnsi="Symbol" w:cs="Symbol" w:hint="default"/>
+      </w:rPr>
+    </w:lvl>
+    <w:lvl w:ilvl="6">
+      <w:start w:val="1"/>
+      <w:numFmt w:val="bullet"/>
+      <w:lvlText w:val=""/>
+      <w:lvlJc w:val="start"/>
+      <w:pPr>
+        <w:tabs>
+          <w:tab w:val="num" w:pos="4963"/>
+        </w:tabs>
+        <w:ind w:start="4963" w:hanging="283"/>
+      </w:pPr>
+      <w:rPr>
+        <w:rFonts w:ascii="Symbol" w:hAnsi="Symbol" w:cs="Symbol" w:hint="default"/>
+      </w:rPr>
+    </w:lvl>
+    <w:lvl w:ilvl="7">
+      <w:start w:val="1"/>
+      <w:numFmt w:val="bullet"/>
+      <w:lvlText w:val=""/>
+      <w:lvlJc w:val="start"/>
+      <w:pPr>
+        <w:tabs>
+          <w:tab w:val="num" w:pos="5672"/>
+        </w:tabs>
+        <w:ind w:start="5672" w:hanging="283"/>
+      </w:pPr>
+      <w:rPr>
+        <w:rFonts w:ascii="Symbol" w:hAnsi="Symbol" w:cs="Symbol" w:hint="default"/>
+      </w:rPr>
+    </w:lvl>
+    <w:lvl w:ilvl="8">
+      <w:start w:val="1"/>
+      <w:numFmt w:val="bullet"/>
+      <w:lvlText w:val=""/>
+      <w:lvlJc w:val="start"/>
+      <w:pPr>
+        <w:tabs>
+          <w:tab w:val="num" w:pos="6381"/>
+        </w:tabs>
+        <w:ind w:start="6381" w:hanging="283"/>
+      </w:pPr>
+      <w:rPr>
+        <w:rFonts w:ascii="Symbol" w:hAnsi="Symbol" w:cs="Symbol" w:hint="default"/>
+      </w:rPr>
+    </w:lvl>
+  </w:abstractNum>
+  <w:abstractNum w:abstractNumId="11">
+    <w:lvl w:ilvl="0">
+      <w:start w:val="1"/>
+      <w:numFmt w:val="bullet"/>
+      <w:lvlText w:val=""/>
+      <w:lvlJc w:val="start"/>
+      <w:pPr>
+        <w:tabs>
+          <w:tab w:val="num" w:pos="709"/>
+        </w:tabs>
+        <w:ind w:start="709" w:hanging="283"/>
+      </w:pPr>
+      <w:rPr>
+        <w:rFonts w:ascii="Symbol" w:hAnsi="Symbol" w:cs="Symbol" w:hint="default"/>
+      </w:rPr>
+    </w:lvl>
+    <w:lvl w:ilvl="1">
+      <w:start w:val="1"/>
+      <w:numFmt w:val="bullet"/>
+      <w:lvlText w:val=""/>
+      <w:lvlJc w:val="start"/>
+      <w:pPr>
+        <w:tabs>
+          <w:tab w:val="num" w:pos="1418"/>
+        </w:tabs>
+        <w:ind w:start="1418" w:hanging="283"/>
+      </w:pPr>
+      <w:rPr>
+        <w:rFonts w:ascii="Symbol" w:hAnsi="Symbol" w:cs="Symbol" w:hint="default"/>
+      </w:rPr>
+    </w:lvl>
+    <w:lvl w:ilvl="2">
+      <w:start w:val="1"/>
+      <w:numFmt w:val="bullet"/>
+      <w:lvlText w:val=""/>
+      <w:lvlJc w:val="start"/>
+      <w:pPr>
+        <w:tabs>
+          <w:tab w:val="num" w:pos="2127"/>
+        </w:tabs>
+        <w:ind w:start="2127" w:hanging="283"/>
+      </w:pPr>
+      <w:rPr>
+        <w:rFonts w:ascii="Symbol" w:hAnsi="Symbol" w:cs="Symbol" w:hint="default"/>
+      </w:rPr>
+    </w:lvl>
+    <w:lvl w:ilvl="3">
+      <w:start w:val="1"/>
+      <w:numFmt w:val="bullet"/>
+      <w:lvlText w:val=""/>
+      <w:lvlJc w:val="start"/>
+      <w:pPr>
+        <w:tabs>
+          <w:tab w:val="num" w:pos="2836"/>
+        </w:tabs>
+        <w:ind w:start="2836" w:hanging="283"/>
+      </w:pPr>
+      <w:rPr>
+        <w:rFonts w:ascii="Symbol" w:hAnsi="Symbol" w:cs="Symbol" w:hint="default"/>
+      </w:rPr>
+    </w:lvl>
+    <w:lvl w:ilvl="4">
+      <w:start w:val="1"/>
+      <w:numFmt w:val="bullet"/>
+      <w:lvlText w:val=""/>
+      <w:lvlJc w:val="start"/>
+      <w:pPr>
+        <w:tabs>
+          <w:tab w:val="num" w:pos="3545"/>
+        </w:tabs>
+        <w:ind w:start="3545" w:hanging="283"/>
+      </w:pPr>
+      <w:rPr>
+        <w:rFonts w:ascii="Symbol" w:hAnsi="Symbol" w:cs="Symbol" w:hint="default"/>
+      </w:rPr>
+    </w:lvl>
+    <w:lvl w:ilvl="5">
+      <w:start w:val="1"/>
+      <w:numFmt w:val="bullet"/>
+      <w:lvlText w:val=""/>
+      <w:lvlJc w:val="start"/>
+      <w:pPr>
+        <w:tabs>
+          <w:tab w:val="num" w:pos="4254"/>
+        </w:tabs>
+        <w:ind w:start="4254" w:hanging="283"/>
+      </w:pPr>
+      <w:rPr>
+        <w:rFonts w:ascii="Symbol" w:hAnsi="Symbol" w:cs="Symbol" w:hint="default"/>
+      </w:rPr>
+    </w:lvl>
+    <w:lvl w:ilvl="6">
+      <w:start w:val="1"/>
+      <w:numFmt w:val="bullet"/>
+      <w:lvlText w:val=""/>
+      <w:lvlJc w:val="start"/>
+      <w:pPr>
+        <w:tabs>
+          <w:tab w:val="num" w:pos="4963"/>
+        </w:tabs>
+        <w:ind w:start="4963" w:hanging="283"/>
+      </w:pPr>
+      <w:rPr>
+        <w:rFonts w:ascii="Symbol" w:hAnsi="Symbol" w:cs="Symbol" w:hint="default"/>
+      </w:rPr>
+    </w:lvl>
+    <w:lvl w:ilvl="7">
+      <w:start w:val="1"/>
+      <w:numFmt w:val="bullet"/>
+      <w:lvlText w:val=""/>
+      <w:lvlJc w:val="start"/>
+      <w:pPr>
+        <w:tabs>
+          <w:tab w:val="num" w:pos="5672"/>
+        </w:tabs>
+        <w:ind w:start="5672" w:hanging="283"/>
+      </w:pPr>
+      <w:rPr>
+        <w:rFonts w:ascii="Symbol" w:hAnsi="Symbol" w:cs="Symbol" w:hint="default"/>
+      </w:rPr>
+    </w:lvl>
+    <w:lvl w:ilvl="8">
+      <w:start w:val="1"/>
+      <w:numFmt w:val="bullet"/>
+      <w:lvlText w:val=""/>
+      <w:lvlJc w:val="start"/>
+      <w:pPr>
+        <w:tabs>
+          <w:tab w:val="num" w:pos="6381"/>
+        </w:tabs>
+        <w:ind w:start="6381" w:hanging="283"/>
+      </w:pPr>
+      <w:rPr>
+        <w:rFonts w:ascii="Symbol" w:hAnsi="Symbol" w:cs="Symbol" w:hint="default"/>
+      </w:rPr>
+    </w:lvl>
+  </w:abstractNum>
+  <w:abstractNum w:abstractNumId="12">
     <w:lvl w:ilvl="0">
       <w:start w:val="1"/>
       <w:numFmt w:val="none"/>
@@ -2022,6 +6252,27 @@
   </w:num>
   <w:num w:numId="5">
     <w:abstractNumId w:val="5"/>
+  </w:num>
+  <w:num w:numId="6">
+    <w:abstractNumId w:val="6"/>
+  </w:num>
+  <w:num w:numId="7">
+    <w:abstractNumId w:val="7"/>
+  </w:num>
+  <w:num w:numId="8">
+    <w:abstractNumId w:val="8"/>
+  </w:num>
+  <w:num w:numId="9">
+    <w:abstractNumId w:val="9"/>
+  </w:num>
+  <w:num w:numId="10">
+    <w:abstractNumId w:val="10"/>
+  </w:num>
+  <w:num w:numId="11">
+    <w:abstractNumId w:val="11"/>
+  </w:num>
+  <w:num w:numId="12">
+    <w:abstractNumId w:val="12"/>
   </w:num>
 </w:numbering>
 </file>
@@ -2428,6 +6679,7 @@
     <w:qFormat/>
     <w:pPr>
       <w:widowControl/>
+      <w:suppressAutoHyphens w:val="true"/>
       <w:bidi w:val="0"/>
       <w:spacing w:lineRule="auto" w:line="259" w:before="0" w:after="160"/>
       <w:jc w:val="start"/>
@@ -2896,6 +7148,22 @@
       <w:szCs w:val="20"/>
     </w:rPr>
   </w:style>
+  <w:style w:type="character" w:styleId="Smbolosdenumeracin">
+    <w:name w:val="Símbolos de numeración"/>
+    <w:rPr/>
+  </w:style>
+  <w:style w:type="character" w:styleId="Bolos">
+    <w:name w:val="Bolos"/>
+    <w:rPr>
+      <w:rFonts w:ascii="OpenSymbol" w:hAnsi="OpenSymbol" w:eastAsia="OpenSymbol" w:cs="OpenSymbol"/>
+    </w:rPr>
+  </w:style>
+  <w:style w:type="character" w:styleId="Textooriginal">
+    <w:name w:val="Texto original"/>
+    <w:rPr>
+      <w:rFonts w:ascii="Liberation Mono" w:hAnsi="Liberation Mono" w:eastAsia="Liberation Mono" w:cs="Liberation Mono"/>
+    </w:rPr>
+  </w:style>
   <w:style w:type="paragraph" w:styleId="Ttulo">
     <w:name w:val="Título"/>
     <w:basedOn w:val="Normal"/>
@@ -2943,6 +7211,30 @@
   </w:style>
   <w:style w:type="paragraph" w:styleId="ndice">
     <w:name w:val="Índice"/>
+    <w:basedOn w:val="Normal"/>
+    <w:pPr>
+      <w:suppressLineNumbers/>
+    </w:pPr>
+    <w:rPr>
+      <w:rFonts w:cs="Arial"/>
+    </w:rPr>
+  </w:style>
+  <w:style w:type="paragraph" w:styleId="Ttulouser">
+    <w:name w:val="Título (user)"/>
+    <w:basedOn w:val="Normal"/>
+    <w:next w:val="BodyText"/>
+    <w:pPr>
+      <w:keepNext w:val="true"/>
+      <w:spacing w:before="240" w:after="120"/>
+    </w:pPr>
+    <w:rPr>
+      <w:rFonts w:ascii="Liberation Sans" w:hAnsi="Liberation Sans" w:eastAsia="Microsoft YaHei" w:cs="Arial"/>
+      <w:sz w:val="28"/>
+      <w:szCs w:val="28"/>
+    </w:rPr>
+  </w:style>
+  <w:style w:type="paragraph" w:styleId="ndiceuser">
+    <w:name w:val="Índice (user)"/>
     <w:basedOn w:val="Normal"/>
     <w:pPr>
       <w:suppressLineNumbers/>
@@ -3042,6 +7334,12 @@
       <w:color w:themeColor="accent1" w:themeShade="bf" w:val="0F4761"/>
     </w:rPr>
   </w:style>
+  <w:style w:type="paragraph" w:styleId="Cabeceraypieuser">
+    <w:name w:val="Cabecera y pie (user)"/>
+    <w:basedOn w:val="Normal"/>
+    <w:pPr/>
+    <w:rPr/>
+  </w:style>
   <w:style w:type="paragraph" w:styleId="Cabeceraypie">
     <w:name w:val="Cabecera y pie"/>
     <w:basedOn w:val="Normal"/>
@@ -3099,14 +7397,41 @@
       <w:szCs w:val="20"/>
     </w:rPr>
   </w:style>
+  <w:style w:type="paragraph" w:styleId="Contenidodelmarcouser">
+    <w:name w:val="Contenido del marco (user)"/>
+    <w:basedOn w:val="Normal"/>
+    <w:pPr/>
+    <w:rPr/>
+  </w:style>
   <w:style w:type="paragraph" w:styleId="Contenidodelmarco">
     <w:name w:val="Contenido del marco"/>
     <w:basedOn w:val="Normal"/>
     <w:pPr/>
     <w:rPr/>
   </w:style>
-  <w:style w:type="numbering" w:styleId="Ningunalista" w:default="1">
-    <w:name w:val="Ninguna lista"/>
+  <w:style w:type="paragraph" w:styleId="Contenidodelatabla">
+    <w:name w:val="Contenido de la tabla"/>
+    <w:basedOn w:val="Normal"/>
+    <w:pPr>
+      <w:widowControl w:val="false"/>
+      <w:suppressLineNumbers/>
+    </w:pPr>
+    <w:rPr/>
+  </w:style>
+  <w:style w:type="paragraph" w:styleId="Ttulodelatabla">
+    <w:name w:val="Título de la tabla"/>
+    <w:basedOn w:val="Contenidodelatabla"/>
+    <w:pPr>
+      <w:suppressLineNumbers/>
+      <w:jc w:val="center"/>
+    </w:pPr>
+    <w:rPr>
+      <w:b/>
+      <w:bCs/>
+    </w:rPr>
+  </w:style>
+  <w:style w:type="numbering" w:styleId="Ningunalistauser" w:default="1">
+    <w:name w:val="Ninguna lista (user)"/>
     <w:uiPriority w:val="99"/>
     <w:semiHidden/>
     <w:unhideWhenUsed/>

--- a/Acc_Datos/RA1_A1_AcesoDatos.docx
+++ b/Acc_Datos/RA1_A1_AcesoDatos.docx
@@ -1109,20 +1109,7 @@
           <w:lang w:eastAsia="es-ES"/>
           <w14:ligatures w14:val="none"/>
         </w:rPr>
-        <w:t xml:space="preserve">1. </w:t>
-      </w:r>
-      <w:r>
-        <w:rPr>
-          <w:rFonts w:eastAsia="Times New Roman" w:cs="Calibri" w:ascii="Times New Roman" w:hAnsi="Times New Roman"/>
-          <w:b/>
-          <w:bCs/>
-          <w:kern w:val="0"/>
-          <w:sz w:val="24"/>
-          <w:szCs w:val="24"/>
-          <w:lang w:eastAsia="es-ES"/>
-          <w14:ligatures w14:val="none"/>
-        </w:rPr>
-        <w:t>Estrategias de acceso a datos</w:t>
+        <w:t>1. Estrategias de acceso a datos</w:t>
       </w:r>
     </w:p>
     <w:p>
@@ -1347,20 +1334,7 @@
           <w:lang w:eastAsia="es-ES"/>
           <w14:ligatures w14:val="none"/>
         </w:rPr>
-        <w:t xml:space="preserve">2. </w:t>
-      </w:r>
-      <w:r>
-        <w:rPr>
-          <w:rFonts w:eastAsia="Times New Roman" w:cs="Calibri" w:ascii="Times New Roman" w:hAnsi="Times New Roman"/>
-          <w:b/>
-          <w:bCs/>
-          <w:kern w:val="0"/>
-          <w:sz w:val="24"/>
-          <w:szCs w:val="24"/>
-          <w:lang w:eastAsia="es-ES"/>
-          <w14:ligatures w14:val="none"/>
-        </w:rPr>
-        <w:t>Ventajas de las Bases de Datos frente a los ficheros</w:t>
+        <w:t>2. Ventajas de las Bases de Datos frente a los ficheros</w:t>
       </w:r>
     </w:p>
     <w:p>
@@ -1585,20 +1559,7 @@
           <w:lang w:eastAsia="es-ES"/>
           <w14:ligatures w14:val="none"/>
         </w:rPr>
-        <w:t xml:space="preserve">3. </w:t>
-      </w:r>
-      <w:r>
-        <w:rPr>
-          <w:rFonts w:eastAsia="Times New Roman" w:cs="Calibri" w:ascii="Times New Roman" w:hAnsi="Times New Roman"/>
-          <w:b/>
-          <w:bCs/>
-          <w:kern w:val="0"/>
-          <w:sz w:val="24"/>
-          <w:szCs w:val="24"/>
-          <w:lang w:eastAsia="es-ES"/>
-          <w14:ligatures w14:val="none"/>
-        </w:rPr>
-        <w:t>¿Existe un método de acceso a datos categóricamente superior?</w:t>
+        <w:t>3. ¿Existe un método de acceso a datos categóricamente superior?</w:t>
       </w:r>
     </w:p>
     <w:p>
@@ -1836,20 +1797,7 @@
           <w:lang w:eastAsia="es-ES"/>
           <w14:ligatures w14:val="none"/>
         </w:rPr>
-        <w:t xml:space="preserve">4. </w:t>
-      </w:r>
-      <w:r>
-        <w:rPr>
-          <w:rFonts w:eastAsia="Times New Roman" w:cs="Calibri" w:ascii="Times New Roman" w:hAnsi="Times New Roman"/>
-          <w:b/>
-          <w:bCs/>
-          <w:kern w:val="0"/>
-          <w:sz w:val="24"/>
-          <w:szCs w:val="24"/>
-          <w:lang w:eastAsia="es-ES"/>
-          <w14:ligatures w14:val="none"/>
-        </w:rPr>
-        <w:t>Desventajas del uso de ficheros para almacenar información</w:t>
+        <w:t>4. Desventajas del uso de ficheros para almacenar información</w:t>
       </w:r>
     </w:p>
     <w:p>
@@ -2140,20 +2088,7 @@
           <w:lang w:eastAsia="es-ES"/>
           <w14:ligatures w14:val="none"/>
         </w:rPr>
-        <w:t xml:space="preserve">5. </w:t>
-      </w:r>
-      <w:r>
-        <w:rPr>
-          <w:rFonts w:eastAsia="Times New Roman" w:cs="Calibri" w:ascii="Times New Roman" w:hAnsi="Times New Roman"/>
-          <w:b/>
-          <w:bCs/>
-          <w:kern w:val="0"/>
-          <w:sz w:val="24"/>
-          <w:szCs w:val="24"/>
-          <w:lang w:eastAsia="es-ES"/>
-          <w14:ligatures w14:val="none"/>
-        </w:rPr>
-        <w:t>Ficheros XML: definición y usos</w:t>
+        <w:t>5. Ficheros XML: definición y usos</w:t>
       </w:r>
     </w:p>
     <w:p>
@@ -2313,7 +2248,7 @@
       </w:r>
       <w:r>
         <w:rPr>
-          <w:rStyle w:val="Textooriginal"/>
+          <w:rStyle w:val="Textooriginaluser"/>
           <w:rFonts w:ascii="Times New Roman" w:hAnsi="Times New Roman"/>
           <w:b w:val="false"/>
           <w:bCs w:val="false"/>
@@ -2340,7 +2275,7 @@
       </w:r>
       <w:r>
         <w:rPr>
-          <w:rStyle w:val="Textooriginal"/>
+          <w:rStyle w:val="Textooriginaluser"/>
           <w:rFonts w:ascii="Times New Roman" w:hAnsi="Times New Roman"/>
           <w:b w:val="false"/>
           <w:bCs w:val="false"/>
@@ -2402,7 +2337,20 @@
           <w:lang w:eastAsia="es-ES"/>
           <w14:ligatures w14:val="none"/>
         </w:rPr>
-        <w:t>Estructuras de mensajería para servicios web tradicionales (protocolo SOAP).</w:t>
+        <w:t>Estructuras de mensajería para servicios web tradicionale</w:t>
+      </w:r>
+      <w:r>
+        <w:rPr>
+          <w:rFonts w:eastAsia="Times New Roman" w:cs="Calibri" w:ascii="Times New Roman" w:hAnsi="Times New Roman"/>
+          <w:b w:val="false"/>
+          <w:bCs w:val="false"/>
+          <w:kern w:val="0"/>
+          <w:sz w:val="20"/>
+          <w:szCs w:val="20"/>
+          <w:lang w:eastAsia="es-ES"/>
+          <w14:ligatures w14:val="none"/>
+        </w:rPr>
+        <w:t>s.</w:t>
       </w:r>
     </w:p>
     <w:p>
@@ -2471,20 +2419,7 @@
           <w:lang w:eastAsia="es-ES"/>
           <w14:ligatures w14:val="none"/>
         </w:rPr>
-        <w:t xml:space="preserve">6. </w:t>
-      </w:r>
-      <w:r>
-        <w:rPr>
-          <w:rFonts w:eastAsia="Times New Roman" w:cs="Calibri" w:ascii="Times New Roman" w:hAnsi="Times New Roman"/>
-          <w:b/>
-          <w:bCs/>
-          <w:kern w:val="0"/>
-          <w:sz w:val="24"/>
-          <w:szCs w:val="24"/>
-          <w:lang w:eastAsia="es-ES"/>
-          <w14:ligatures w14:val="none"/>
-        </w:rPr>
-        <w:t>Ventajas e inconvenientes de las Bases de Datos Relacionales (BDR)</w:t>
+        <w:t>6. Ventajas e inconvenientes de las Bases de Datos Relacionales (BDR)</w:t>
       </w:r>
     </w:p>
     <w:p>
@@ -2860,20 +2795,7 @@
           <w:lang w:eastAsia="es-ES"/>
           <w14:ligatures w14:val="none"/>
         </w:rPr>
-        <w:t xml:space="preserve">7. </w:t>
-      </w:r>
-      <w:r>
-        <w:rPr>
-          <w:rFonts w:eastAsia="Times New Roman" w:cs="Calibri" w:ascii="Times New Roman" w:hAnsi="Times New Roman"/>
-          <w:b/>
-          <w:bCs/>
-          <w:kern w:val="0"/>
-          <w:sz w:val="24"/>
-          <w:szCs w:val="24"/>
-          <w:lang w:eastAsia="es-ES"/>
-          <w14:ligatures w14:val="none"/>
-        </w:rPr>
-        <w:t>¿Por qué surgen las Bases de Datos Orientadas a Objetos (BDOO)?</w:t>
+        <w:t>7. ¿Por qué surgen las Bases de Datos Orientadas a Objetos (BDOO)?</w:t>
       </w:r>
     </w:p>
     <w:p>
@@ -3020,20 +2942,7 @@
           <w:lang w:eastAsia="es-ES"/>
           <w14:ligatures w14:val="none"/>
         </w:rPr>
-        <w:t xml:space="preserve">8. </w:t>
-      </w:r>
-      <w:r>
-        <w:rPr>
-          <w:rFonts w:eastAsia="Times New Roman" w:cs="Calibri" w:ascii="Calibri" w:hAnsi="Calibri"/>
-          <w:b/>
-          <w:bCs/>
-          <w:kern w:val="0"/>
-          <w:sz w:val="24"/>
-          <w:szCs w:val="24"/>
-          <w:lang w:eastAsia="es-ES"/>
-          <w14:ligatures w14:val="none"/>
-        </w:rPr>
-        <w:t xml:space="preserve">Comparativa: BDOO frente a BDR </w:t>
+        <w:t xml:space="preserve">8. Comparativa: BDOO frente a BDR </w:t>
       </w:r>
     </w:p>
     <w:p>
@@ -3099,7 +3008,7 @@
           </w:tcPr>
           <w:p>
             <w:pPr>
-              <w:pStyle w:val="Contenidodelatabla"/>
+              <w:pStyle w:val="Contenidodelatablauser"/>
               <w:spacing w:before="0" w:after="160"/>
               <w:jc w:val="center"/>
               <w:rPr>
@@ -3134,7 +3043,7 @@
           </w:tcPr>
           <w:p>
             <w:pPr>
-              <w:pStyle w:val="Contenidodelatabla"/>
+              <w:pStyle w:val="Contenidodelatablauser"/>
               <w:spacing w:before="0" w:after="160"/>
               <w:jc w:val="center"/>
               <w:rPr>
@@ -3169,7 +3078,7 @@
           </w:tcPr>
           <w:p>
             <w:pPr>
-              <w:pStyle w:val="Contenidodelatabla"/>
+              <w:pStyle w:val="Contenidodelatablauser"/>
               <w:spacing w:before="0" w:after="160"/>
               <w:jc w:val="center"/>
               <w:rPr>
@@ -3207,7 +3116,7 @@
           </w:tcPr>
           <w:p>
             <w:pPr>
-              <w:pStyle w:val="Contenidodelatabla"/>
+              <w:pStyle w:val="Contenidodelatablauser"/>
               <w:spacing w:before="0" w:after="160"/>
               <w:rPr>
                 <w:rFonts w:ascii="Times New Roman" w:hAnsi="Times New Roman"/>
@@ -3241,7 +3150,7 @@
           </w:tcPr>
           <w:p>
             <w:pPr>
-              <w:pStyle w:val="Contenidodelatabla"/>
+              <w:pStyle w:val="Contenidodelatablauser"/>
               <w:spacing w:before="0" w:after="160"/>
               <w:rPr>
                 <w:rFonts w:ascii="Times New Roman" w:hAnsi="Times New Roman"/>
@@ -3271,7 +3180,7 @@
           </w:tcPr>
           <w:p>
             <w:pPr>
-              <w:pStyle w:val="Contenidodelatabla"/>
+              <w:pStyle w:val="Contenidodelatablauser"/>
               <w:spacing w:before="0" w:after="160"/>
               <w:rPr>
                 <w:rFonts w:ascii="Times New Roman" w:hAnsi="Times New Roman"/>
@@ -3304,7 +3213,7 @@
           </w:tcPr>
           <w:p>
             <w:pPr>
-              <w:pStyle w:val="Contenidodelatabla"/>
+              <w:pStyle w:val="Contenidodelatablauser"/>
               <w:spacing w:before="0" w:after="160"/>
               <w:rPr>
                 <w:rFonts w:ascii="Times New Roman" w:hAnsi="Times New Roman"/>
@@ -3338,7 +3247,7 @@
           </w:tcPr>
           <w:p>
             <w:pPr>
-              <w:pStyle w:val="Contenidodelatabla"/>
+              <w:pStyle w:val="Contenidodelatablauser"/>
               <w:spacing w:before="0" w:after="160"/>
               <w:rPr>
                 <w:rFonts w:ascii="Times New Roman" w:hAnsi="Times New Roman"/>
@@ -3368,7 +3277,7 @@
           </w:tcPr>
           <w:p>
             <w:pPr>
-              <w:pStyle w:val="Contenidodelatabla"/>
+              <w:pStyle w:val="Contenidodelatablauser"/>
               <w:spacing w:before="0" w:after="160"/>
               <w:rPr>
                 <w:rFonts w:ascii="Times New Roman" w:hAnsi="Times New Roman"/>
@@ -3401,7 +3310,7 @@
           </w:tcPr>
           <w:p>
             <w:pPr>
-              <w:pStyle w:val="Contenidodelatabla"/>
+              <w:pStyle w:val="Contenidodelatablauser"/>
               <w:spacing w:before="0" w:after="160"/>
               <w:rPr>
                 <w:rFonts w:ascii="Times New Roman" w:hAnsi="Times New Roman"/>
@@ -3435,7 +3344,7 @@
           </w:tcPr>
           <w:p>
             <w:pPr>
-              <w:pStyle w:val="Contenidodelatabla"/>
+              <w:pStyle w:val="Contenidodelatablauser"/>
               <w:spacing w:before="0" w:after="160"/>
               <w:rPr>
                 <w:rFonts w:ascii="Times New Roman" w:hAnsi="Times New Roman"/>
@@ -3465,7 +3374,7 @@
           </w:tcPr>
           <w:p>
             <w:pPr>
-              <w:pStyle w:val="Contenidodelatabla"/>
+              <w:pStyle w:val="Contenidodelatablauser"/>
               <w:spacing w:before="0" w:after="160"/>
               <w:rPr>
                 <w:rFonts w:ascii="Times New Roman" w:hAnsi="Times New Roman"/>
@@ -3479,24 +3388,7 @@
                 <w:sz w:val="20"/>
                 <w:szCs w:val="20"/>
               </w:rPr>
-              <w:t>Se degrada si se requieren múltiples operaciones de unión (</w:t>
-            </w:r>
-            <w:r>
-              <w:rPr>
-                <w:rFonts w:ascii="Times New Roman" w:hAnsi="Times New Roman"/>
-                <w:i/>
-                <w:sz w:val="20"/>
-                <w:szCs w:val="20"/>
-              </w:rPr>
-              <w:t>joins</w:t>
-            </w:r>
-            <w:r>
-              <w:rPr>
-                <w:rFonts w:ascii="Times New Roman" w:hAnsi="Times New Roman"/>
-                <w:sz w:val="20"/>
-                <w:szCs w:val="20"/>
-              </w:rPr>
-              <w:t xml:space="preserve">) sucesivas. </w:t>
+              <w:t xml:space="preserve">Se degrada si se requieren múltiples operaciones de unión sucesivas. </w:t>
             </w:r>
           </w:p>
         </w:tc>
@@ -3515,7 +3407,7 @@
           </w:tcPr>
           <w:p>
             <w:pPr>
-              <w:pStyle w:val="Contenidodelatabla"/>
+              <w:pStyle w:val="Contenidodelatablauser"/>
               <w:spacing w:before="0" w:after="160"/>
               <w:rPr>
                 <w:rFonts w:ascii="Times New Roman" w:hAnsi="Times New Roman"/>
@@ -3549,7 +3441,7 @@
           </w:tcPr>
           <w:p>
             <w:pPr>
-              <w:pStyle w:val="Contenidodelatabla"/>
+              <w:pStyle w:val="Contenidodelatablauser"/>
               <w:spacing w:before="0" w:after="160"/>
               <w:rPr>
                 <w:rFonts w:ascii="Times New Roman" w:hAnsi="Times New Roman"/>
@@ -3563,7 +3455,7 @@
                 <w:sz w:val="20"/>
                 <w:szCs w:val="20"/>
               </w:rPr>
-              <w:t xml:space="preserve">Baja (intentos como ODMG tuvieron adopción limitada). </w:t>
+              <w:t>Baja.</w:t>
             </w:r>
           </w:p>
         </w:tc>
@@ -3579,7 +3471,7 @@
           </w:tcPr>
           <w:p>
             <w:pPr>
-              <w:pStyle w:val="Contenidodelatabla"/>
+              <w:pStyle w:val="Contenidodelatablauser"/>
               <w:spacing w:before="0" w:after="160"/>
               <w:rPr>
                 <w:rFonts w:ascii="Times New Roman" w:hAnsi="Times New Roman"/>
@@ -3612,7 +3504,7 @@
           </w:tcPr>
           <w:p>
             <w:pPr>
-              <w:pStyle w:val="Contenidodelatabla"/>
+              <w:pStyle w:val="Contenidodelatablauser"/>
               <w:spacing w:before="0" w:after="160"/>
               <w:rPr>
                 <w:rFonts w:ascii="Times New Roman" w:hAnsi="Times New Roman"/>
@@ -3646,7 +3538,7 @@
           </w:tcPr>
           <w:p>
             <w:pPr>
-              <w:pStyle w:val="Contenidodelatabla"/>
+              <w:pStyle w:val="Contenidodelatablauser"/>
               <w:spacing w:before="0" w:after="160"/>
               <w:rPr>
                 <w:rFonts w:ascii="Times New Roman" w:hAnsi="Times New Roman"/>
@@ -3676,7 +3568,7 @@
           </w:tcPr>
           <w:p>
             <w:pPr>
-              <w:pStyle w:val="Contenidodelatabla"/>
+              <w:pStyle w:val="Contenidodelatablauser"/>
               <w:spacing w:before="0" w:after="160"/>
               <w:rPr>
                 <w:rFonts w:ascii="Times New Roman" w:hAnsi="Times New Roman"/>
@@ -3709,7 +3601,7 @@
           </w:tcPr>
           <w:p>
             <w:pPr>
-              <w:pStyle w:val="Contenidodelatabla"/>
+              <w:pStyle w:val="Contenidodelatablauser"/>
               <w:spacing w:before="0" w:after="160"/>
               <w:rPr>
                 <w:rFonts w:ascii="Times New Roman" w:hAnsi="Times New Roman"/>
@@ -3743,7 +3635,7 @@
           </w:tcPr>
           <w:p>
             <w:pPr>
-              <w:pStyle w:val="Contenidodelatabla"/>
+              <w:pStyle w:val="Contenidodelatablauser"/>
               <w:spacing w:before="0" w:after="160"/>
               <w:rPr>
                 <w:rFonts w:ascii="Times New Roman" w:hAnsi="Times New Roman"/>
@@ -3773,7 +3665,7 @@
           </w:tcPr>
           <w:p>
             <w:pPr>
-              <w:pStyle w:val="Contenidodelatabla"/>
+              <w:pStyle w:val="Contenidodelatablauser"/>
               <w:spacing w:before="0" w:after="160"/>
               <w:rPr>
                 <w:rFonts w:ascii="Times New Roman" w:hAnsi="Times New Roman"/>
@@ -3853,20 +3745,7 @@
           <w:lang w:eastAsia="es-ES"/>
           <w14:ligatures w14:val="none"/>
         </w:rPr>
-        <w:t xml:space="preserve">9. </w:t>
-      </w:r>
-      <w:r>
-        <w:rPr>
-          <w:rFonts w:eastAsia="Times New Roman" w:cs="Calibri" w:ascii="Times New Roman" w:hAnsi="Times New Roman"/>
-          <w:b/>
-          <w:bCs/>
-          <w:kern w:val="0"/>
-          <w:sz w:val="24"/>
-          <w:szCs w:val="24"/>
-          <w:lang w:eastAsia="es-ES"/>
-          <w14:ligatures w14:val="none"/>
-        </w:rPr>
-        <w:t>¿Qué son las Bases de Datos Objeto-Relacionales (BDOR)?</w:t>
+        <w:t>9. ¿Qué son las Bases de Datos Objeto-Relacionales (BDOR)?</w:t>
       </w:r>
     </w:p>
     <w:p>
@@ -3896,7 +3775,7 @@
           <w:lang w:eastAsia="es-ES"/>
           <w14:ligatures w14:val="none"/>
         </w:rPr>
-        <w:t>Son una evolución de los sistemas relacionales tradicionales (SGBD) que extienden el modelo relacional incorporando características propias del paradigma orientado a objetos. Permiten seguir utilizando tablas, claves y SQL, pero añadiendo la capacidad de definir tipos de datos de usuario complejos (UDTs), herencia de tablas o tipos, métodos y referencias directas (ejemplos claros son PostgreSQL o las extensiones de Oracle).</w:t>
+        <w:t>Son una evolución de los sistemas relacionales tradicionales (SGBD) que extienden el modelo relacional incorporando características propias del paradigma orientado a objetos. Permiten seguir utilizando tablas, claves y SQL, pero añadiendo la capacidad de definir tipos de datos de usuario complejos (UDTs), herencia de tablas o tipos, métodos y referencias directas.</w:t>
       </w:r>
     </w:p>
     <w:p>
@@ -3928,20 +3807,7 @@
           <w:lang w:eastAsia="es-ES"/>
           <w14:ligatures w14:val="none"/>
         </w:rPr>
-        <w:t xml:space="preserve">10. </w:t>
-      </w:r>
-      <w:r>
-        <w:rPr>
-          <w:rFonts w:eastAsia="Times New Roman" w:cs="Calibri" w:ascii="Times New Roman" w:hAnsi="Times New Roman"/>
-          <w:b/>
-          <w:bCs/>
-          <w:kern w:val="0"/>
-          <w:sz w:val="24"/>
-          <w:szCs w:val="24"/>
-          <w:lang w:eastAsia="es-ES"/>
-          <w14:ligatures w14:val="none"/>
-        </w:rPr>
-        <w:t>Aportaciones de las BDOR respecto a las BDR tradicionales</w:t>
+        <w:t>10. Aportaciones de las BDOR respecto a las BDR tradicionales</w:t>
       </w:r>
     </w:p>
     <w:p>
@@ -7148,18 +7014,18 @@
       <w:szCs w:val="20"/>
     </w:rPr>
   </w:style>
-  <w:style w:type="character" w:styleId="Smbolosdenumeracin">
-    <w:name w:val="Símbolos de numeración"/>
+  <w:style w:type="character" w:styleId="Smbolosdenumeracinuser">
+    <w:name w:val="Símbolos de numeración (user)"/>
     <w:rPr/>
   </w:style>
-  <w:style w:type="character" w:styleId="Bolos">
-    <w:name w:val="Bolos"/>
+  <w:style w:type="character" w:styleId="Bolosuser">
+    <w:name w:val="Bolos (user)"/>
     <w:rPr>
       <w:rFonts w:ascii="OpenSymbol" w:hAnsi="OpenSymbol" w:eastAsia="OpenSymbol" w:cs="OpenSymbol"/>
     </w:rPr>
   </w:style>
-  <w:style w:type="character" w:styleId="Textooriginal">
-    <w:name w:val="Texto original"/>
+  <w:style w:type="character" w:styleId="Textooriginaluser">
+    <w:name w:val="Texto original (user)"/>
     <w:rPr>
       <w:rFonts w:ascii="Liberation Mono" w:hAnsi="Liberation Mono" w:eastAsia="Liberation Mono" w:cs="Liberation Mono"/>
     </w:rPr>
@@ -7334,14 +7200,14 @@
       <w:color w:themeColor="accent1" w:themeShade="bf" w:val="0F4761"/>
     </w:rPr>
   </w:style>
-  <w:style w:type="paragraph" w:styleId="Cabeceraypieuser">
-    <w:name w:val="Cabecera y pie (user)"/>
+  <w:style w:type="paragraph" w:styleId="Cabeceraypie">
+    <w:name w:val="Cabecera y pie"/>
     <w:basedOn w:val="Normal"/>
     <w:pPr/>
     <w:rPr/>
   </w:style>
-  <w:style w:type="paragraph" w:styleId="Cabeceraypie">
-    <w:name w:val="Cabecera y pie"/>
+  <w:style w:type="paragraph" w:styleId="Cabeceraypieuser">
+    <w:name w:val="Cabecera y pie (user)"/>
     <w:basedOn w:val="Normal"/>
     <w:pPr/>
     <w:rPr/>
@@ -7397,20 +7263,20 @@
       <w:szCs w:val="20"/>
     </w:rPr>
   </w:style>
+  <w:style w:type="paragraph" w:styleId="Contenidodelmarco">
+    <w:name w:val="Contenido del marco"/>
+    <w:basedOn w:val="Normal"/>
+    <w:pPr/>
+    <w:rPr/>
+  </w:style>
   <w:style w:type="paragraph" w:styleId="Contenidodelmarcouser">
     <w:name w:val="Contenido del marco (user)"/>
     <w:basedOn w:val="Normal"/>
     <w:pPr/>
     <w:rPr/>
   </w:style>
-  <w:style w:type="paragraph" w:styleId="Contenidodelmarco">
-    <w:name w:val="Contenido del marco"/>
-    <w:basedOn w:val="Normal"/>
-    <w:pPr/>
-    <w:rPr/>
-  </w:style>
-  <w:style w:type="paragraph" w:styleId="Contenidodelatabla">
-    <w:name w:val="Contenido de la tabla"/>
+  <w:style w:type="paragraph" w:styleId="Contenidodelatablauser">
+    <w:name w:val="Contenido de la tabla (user)"/>
     <w:basedOn w:val="Normal"/>
     <w:pPr>
       <w:widowControl w:val="false"/>
@@ -7418,9 +7284,9 @@
     </w:pPr>
     <w:rPr/>
   </w:style>
-  <w:style w:type="paragraph" w:styleId="Ttulodelatabla">
-    <w:name w:val="Título de la tabla"/>
-    <w:basedOn w:val="Contenidodelatabla"/>
+  <w:style w:type="paragraph" w:styleId="Ttulodelatablauser">
+    <w:name w:val="Título de la tabla (user)"/>
+    <w:basedOn w:val="Contenidodelatablauser"/>
     <w:pPr>
       <w:suppressLineNumbers/>
       <w:jc w:val="center"/>
@@ -7430,8 +7296,8 @@
       <w:bCs/>
     </w:rPr>
   </w:style>
-  <w:style w:type="numbering" w:styleId="Ningunalistauser" w:default="1">
-    <w:name w:val="Ninguna lista (user)"/>
+  <w:style w:type="numbering" w:styleId="Ningunalista" w:default="1">
+    <w:name w:val="Ninguna lista"/>
     <w:uiPriority w:val="99"/>
     <w:semiHidden/>
     <w:unhideWhenUsed/>
